--- a/대본/6부/11화_Entity.docx
+++ b/대본/6부/11화_Entity.docx
@@ -2368,13 +2368,13 @@
         </w:numPr>
       </w:pPr>
       <w:r>
-        <w:t xml:space="preserve">JAMES: Good. Also, I’ve booked the training centre. Manchester. Twelfth of June. Thirty nurses. Eight doctors.</w:t>
-      </w:r>
-      <w:r>
-        <w:t xml:space="preserve"> </w:t>
-      </w:r>
-      <w:r>
-        <w:t xml:space="preserve">제임스: 좋아요. 그리고 교육 센터 예약했어요. 맨체스터. 6월 12일. 간호사 30명. 의사 8명.</w:t>
+        <w:t xml:space="preserve">JAMES: Good. Also, I’ve booked the training centre. London. Twelfth of June. Thirty nurses. Eight doctors.</w:t>
+      </w:r>
+      <w:r>
+        <w:t xml:space="preserve"> </w:t>
+      </w:r>
+      <w:r>
+        <w:t xml:space="preserve">제임스: 좋아요. 그리고 교육 센터 예약했어요. 런던. 6월 12일. 간호사 30명. 의사 8명.</w:t>
       </w:r>
     </w:p>
     <w:p>

--- a/대본/6부/11화_Entity.docx
+++ b/대본/6부/11화_Entity.docx
@@ -2,7 +2,7 @@
 <file path=word/document.xml><?xml version="1.0" encoding="utf-8"?>
 <w:document xmlns:w="http://schemas.openxmlformats.org/wordprocessingml/2006/main" xmlns:m="http://schemas.openxmlformats.org/officeDocument/2006/math" xmlns:r="http://schemas.openxmlformats.org/officeDocument/2006/relationships" xmlns:o="urn:schemas-microsoft-com:office:office" xmlns:v="urn:schemas-microsoft-com:vml" xmlns:w10="urn:schemas-microsoft-com:office:word" xmlns:a="http://schemas.openxmlformats.org/drawingml/2006/main" xmlns:pic="http://schemas.openxmlformats.org/drawingml/2006/picture" xmlns:wp="http://schemas.openxmlformats.org/drawingml/2006/wordprocessingDrawing">
   <w:body>
-    <w:bookmarkStart w:id="31" w:name="ship-it-6부-11화"/>
+    <w:bookmarkStart w:id="32" w:name="ship-it-6부-11화"/>
     <w:p>
       <w:pPr>
         <w:pStyle w:val="Heading1"/>
@@ -65,7 +65,7 @@
         <w:t xml:space="preserve"> </w:t>
       </w:r>
       <w:r>
-        <w:t xml:space="preserve">- 규칙: 지문 없음. 전 화 100% 「화자명: 대사」. 1턴 20단어 이내.</w:t>
+        <w:t xml:space="preserve">- 규칙: 지문 없음. 전 화 100% 「화자명: 대사」. 1턴 20단어 이내 + 긴 턴 10~15회(30~60단어).</w:t>
       </w:r>
       <w:r>
         <w:t xml:space="preserve"> </w:t>
@@ -569,13 +569,13 @@
         </w:numPr>
       </w:pPr>
       <w:r>
-        <w:t xml:space="preserve">NOAH: Here’s the thing. CE arrives in about six weeks. We need to sell on day one.</w:t>
-      </w:r>
-      <w:r>
-        <w:t xml:space="preserve"> </w:t>
-      </w:r>
-      <w:r>
-        <w:t xml:space="preserve">노아: 요점은 이거예요. CE가 약 6주 후에 나와요. 첫날부터 팔아야 해요.</w:t>
+        <w:t xml:space="preserve">NOAH: Here’s the thing. CE arrives in about six weeks, and the moment it does, we need to sell on day one. James has a network of nurses waiting, and if the company isn’t ready, we lose the momentum we’ve spent months building.</w:t>
+      </w:r>
+      <w:r>
+        <w:t xml:space="preserve"> </w:t>
+      </w:r>
+      <w:r>
+        <w:t xml:space="preserve">노아: 요점은 이거예요. CE가 약 6주 후에 나오고, 나오는 순간 첫날부터 팔아야 해요. 제임스에겐 기다리는 간호사 네트워크가 있어요. 회사가 준비 안 돼 있으면, 몇 달 동안 쌓아 온 추진력을 잃어요.</w:t>
       </w:r>
     </w:p>
     <w:p>
@@ -647,13 +647,13 @@
         </w:numPr>
       </w:pPr>
       <w:r>
-        <w:t xml:space="preserve">GARETH: With a branch, a UK lawsuit reaches your US company directly. With a subsidiary, there’s a wall.</w:t>
-      </w:r>
-      <w:r>
-        <w:t xml:space="preserve"> </w:t>
-      </w:r>
-      <w:r>
-        <w:t xml:space="preserve">개러스: 지사면 영국 소송이 미국 회사에 바로 닿아요. 자회사면 벽이 있죠.</w:t>
+        <w:t xml:space="preserve">GARETH: With a branch, the UK business is legally the same company as yours, so a UK lawsuit reaches your US company directly. With a subsidiary, there’s a wall between them, which means a problem in London stays in London.</w:t>
+      </w:r>
+      <w:r>
+        <w:t xml:space="preserve"> </w:t>
+      </w:r>
+      <w:r>
+        <w:t xml:space="preserve">개러스: 지사면 영국 사업이 법적으로 당신네와 같은 회사라서, 영국 소송이 미국 회사에 바로 닿아요. 자회사면 둘 사이에 벽이 있어요. 그러니까 런던에서 생긴 문제는 런던에 머무는 거죠.</w:t>
       </w:r>
     </w:p>
     <w:p>
@@ -800,13 +800,13 @@
         </w:numPr>
       </w:pPr>
       <w:r>
-        <w:t xml:space="preserve">LAUREN: That’s what everyone says. Then two tax authorities disagree. The IRS and HMRC both want their share.</w:t>
-      </w:r>
-      <w:r>
-        <w:t xml:space="preserve"> </w:t>
-      </w:r>
-      <w:r>
-        <w:t xml:space="preserve">로런: 다들 그렇게 말해요. 그러다 두 세무 당국이 의견이 갈리죠. IRS와 HMRC 둘 다 자기 몫을 원해요.</w:t>
+        <w:t xml:space="preserve">LAUREN: That’s what everyone says, and it works right up until two tax authorities disagree. The IRS and HMRC both want their share of the same profit, and if each thinks the other took too much, you can end up paying tax twice.</w:t>
+      </w:r>
+      <w:r>
+        <w:t xml:space="preserve"> </w:t>
+      </w:r>
+      <w:r>
+        <w:t xml:space="preserve">로런: 다들 그렇게 말해요. 그리고 두 세무 당국이 의견이 갈리기 전까진 통하죠. IRS와 HMRC 둘 다 같은 이익에서 자기 몫을 원해요. 서로 상대가 너무 많이 가져갔다고 생각하면, 세금을 두 번 내게 될 수도 있어요.</w:t>
       </w:r>
     </w:p>
     <w:p>
@@ -1120,13 +1120,13 @@
         </w:numPr>
       </w:pPr>
       <w:r>
-        <w:t xml:space="preserve">LAUREN: You can document. You can’t choose. The function decides the profit. Not your preference.</w:t>
-      </w:r>
-      <w:r>
-        <w:t xml:space="preserve"> </w:t>
-      </w:r>
-      <w:r>
-        <w:t xml:space="preserve">로런: 문서화는 할 수 있어요. 고를 순 없어요. 기능이 이익을 정해요. 당신 선호가 아니라.</w:t>
+        <w:t xml:space="preserve">LAUREN: You can document. You can’t choose. The function decides the profit, not your preference. What each company actually does, and what risks it carries, determines where the profit belongs, and the documents simply prove that to anyone who asks.</w:t>
+      </w:r>
+      <w:r>
+        <w:t xml:space="preserve"> </w:t>
+      </w:r>
+      <w:r>
+        <w:t xml:space="preserve">로런: 문서화는 할 수 있어요. 고를 순 없어요. 기능이 이익을 정해요, 당신 선호가 아니라. 각 회사가 실제로 무슨 일을 하고 어떤 위험을 지는지가 이익이 어디 속하는지를 정하고, 서류는 묻는 사람에게 그걸 증명할 뿐이에요.</w:t>
       </w:r>
     </w:p>
     <w:p>
@@ -1154,13 +1154,13 @@
         </w:numPr>
       </w:pPr>
       <w:r>
-        <w:t xml:space="preserve">LAUREN: The US invents, makes, and owns the patents. Most profit belongs there. The UK sells. It earns a seller’s margin.</w:t>
-      </w:r>
-      <w:r>
-        <w:t xml:space="preserve"> </w:t>
-      </w:r>
-      <w:r>
-        <w:t xml:space="preserve">로런: 미국이 발명하고, 만들고, 특허를 가져요. 이익 대부분은 거기 속해요. 영국은 팔고. 판매자 마진을 벌죠.</w:t>
+        <w:t xml:space="preserve">LAUREN: The US invents, makes, and owns the patents, so it carries the real risk, and most of the profit belongs there. The UK sells, which is valuable, but it’s a lower-risk job, so it earns a seller’s margin. That keeps the numbers defensible.</w:t>
+      </w:r>
+      <w:r>
+        <w:t xml:space="preserve"> </w:t>
+      </w:r>
+      <w:r>
+        <w:t xml:space="preserve">로런: 미국이 발명하고, 만들고, 특허를 가져요. 그래서 진짜 위험을 지고, 이익 대부분은 거기 속해요. 영국은 팔죠. 가치 있는 일이지만 위험이 낮은 일이라, 판매자 마진을 벌어요. 그래야 숫자를 방어할 수 있어요.</w:t>
       </w:r>
     </w:p>
     <w:p>
@@ -1245,19 +1245,19 @@
         <w:t xml:space="preserve"> </w:t>
       </w:r>
       <w:r>
-        <w:t xml:space="preserve">“</w:t>
+        <w:t xml:space="preserve">‘</w:t>
       </w:r>
       <w:r>
         <w:t xml:space="preserve">limited-risk</w:t>
       </w:r>
       <w:r>
-        <w:t xml:space="preserve">”</w:t>
-      </w:r>
-      <w:r>
-        <w:t xml:space="preserve"> </w:t>
-      </w:r>
-      <w:r>
-        <w:t xml:space="preserve">company. Its margin goes negative. HMRC will ask questions.</w:t>
+        <w:t xml:space="preserve">’</w:t>
+      </w:r>
+      <w:r>
+        <w:t xml:space="preserve"> </w:t>
+      </w:r>
+      <w:r>
+        <w:t xml:space="preserve">company. The problem is that a distributor earning a small margin can’t absorb heavy training costs, so its margin goes negative, and a loss-making low-risk company is exactly what HMRC will ask questions about.</w:t>
       </w:r>
       <w:r>
         <w:t xml:space="preserve"> </w:t>
@@ -1269,19 +1269,19 @@
         <w:t xml:space="preserve"> </w:t>
       </w:r>
       <w:r>
-        <w:t xml:space="preserve">“</w:t>
+        <w:t xml:space="preserve">‘</w:t>
       </w:r>
       <w:r>
         <w:t xml:space="preserve">저위험</w:t>
       </w:r>
       <w:r>
-        <w:t xml:space="preserve">”</w:t>
-      </w:r>
-      <w:r>
-        <w:t xml:space="preserve"> </w:t>
-      </w:r>
-      <w:r>
-        <w:t xml:space="preserve">회사에 큰 비용이에요. 마진이 마이너스가 돼요. HMRC가 질문할 거예요.</w:t>
+        <w:t xml:space="preserve">’</w:t>
+      </w:r>
+      <w:r>
+        <w:t xml:space="preserve"> </w:t>
+      </w:r>
+      <w:r>
+        <w:t xml:space="preserve">회사에 큰 비용이에요. 문제는 작은 마진을 버는 유통사가 무거운 교육비를 감당할 수 없다는 거예요. 그래서 마진이 마이너스가 되고, 적자 나는 저위험 회사야말로 HMRC가 질문할 대상이에요.</w:t>
       </w:r>
     </w:p>
     <w:p>
@@ -1519,13 +1519,13 @@
         </w:numPr>
       </w:pPr>
       <w:r>
-        <w:t xml:space="preserve">PAUL: So our best customers pay twenty percent more than big chains. That’s a pricing problem.</w:t>
-      </w:r>
-      <w:r>
-        <w:t xml:space="preserve"> </w:t>
-      </w:r>
-      <w:r>
-        <w:t xml:space="preserve">폴: 그러니까 우리 최고 고객이 대형 체인보다 20% 더 낸다. 그건 가격 문제예요.</w:t>
+        <w:t xml:space="preserve">PAUL: So our best customers, the small independent nurses we actually want, pay twenty percent more than the big chains for exactly the same syringe. That’s not just a tax detail. That’s a pricing problem, and it could slow us down where James’s network is strongest.</w:t>
+      </w:r>
+      <w:r>
+        <w:t xml:space="preserve"> </w:t>
+      </w:r>
+      <w:r>
+        <w:t xml:space="preserve">폴: 그러니까 우리 최고 고객, 우리가 정말 원하는 소규모 독립 간호사들이 똑같은 주사기에 대형 체인보다 20% 더 낸다는 거죠. 그건 단순한 세금 문제가 아니에요. 가격 문제고, 제임스 네트워크가 가장 강한 곳에서 우리 발목을 잡을 수 있어요.</w:t>
       </w:r>
     </w:p>
     <w:p>
@@ -1689,13 +1689,13 @@
         </w:numPr>
       </w:pPr>
       <w:r>
-        <w:t xml:space="preserve">GARETH: Know-your-customer checks. They’ll want your shareholders. Your investors. Their investors. Possibly your grandmother.</w:t>
-      </w:r>
-      <w:r>
-        <w:t xml:space="preserve"> </w:t>
-      </w:r>
-      <w:r>
-        <w:t xml:space="preserve">개러스: 고객 확인 절차요. 주주를 보고 싶어 할 거예요. 투자자도. 그 투자자의 투자자도. 어쩌면 할머니까지.</w:t>
+        <w:t xml:space="preserve">GARETH: Know-your-customer checks. Banks have to prove they know who really owns the company, so with an American parent they’ll want your shareholders, your investors, and their investors. Every layer adds paperwork and questions. Possibly your grandmother.</w:t>
+      </w:r>
+      <w:r>
+        <w:t xml:space="preserve"> </w:t>
+      </w:r>
+      <w:r>
+        <w:t xml:space="preserve">개러스: 고객 확인 절차요. 은행은 회사의 실제 주인이 누군지 안다는 걸 증명해야 해요. 그래서 미국 모회사가 있으면 주주, 투자자, 그 투자자의 투자자까지 보려 할 거예요. 층마다 서류와 질문이 늘어나죠. 어쩌면 할머니까지.</w:t>
       </w:r>
     </w:p>
     <w:p>
@@ -1937,13 +1937,13 @@
         </w:numPr>
       </w:pPr>
       <w:r>
-        <w:t xml:space="preserve">MARCUS: Shipping from Austin takes five days. Customs, two more. If something breaks, clinics wait two weeks.</w:t>
-      </w:r>
-      <w:r>
-        <w:t xml:space="preserve"> </w:t>
-      </w:r>
-      <w:r>
-        <w:t xml:space="preserve">마커스: 오스틴에서 운송에 5일. 통관에 이틀 더. 뭔가 고장 나면 클리닉은 2주를 기다려요.</w:t>
+        <w:t xml:space="preserve">MARCUS: Because shipping from Austin takes five days, and customs takes two more. That’s a week on a good day. If something breaks, a shipment gets held, or a batch fails a temperature check, clinics wait two weeks, and they won’t wait twice.</w:t>
+      </w:r>
+      <w:r>
+        <w:t xml:space="preserve"> </w:t>
+      </w:r>
+      <w:r>
+        <w:t xml:space="preserve">마커스: 오스틴에서 운송에 5일, 통관에 이틀 더 걸리니까요. 운이 좋아도 일주일이에요. 뭔가 고장 나거나, 화물이 묶이거나, 한 배치가 온도 검사에서 떨어지면 클리닉은 2주를 기다려요. 그리고 두 번은 안 기다려 줘요.</w:t>
       </w:r>
     </w:p>
     <w:p>
@@ -2069,13 +2069,13 @@
         </w:numPr>
       </w:pPr>
       <w:r>
-        <w:t xml:space="preserve">PAUL: Revenue is in pounds. Costs are in dollars. Seorin, Meridian. If the pound drops ten percent, so does our margin.</w:t>
-      </w:r>
-      <w:r>
-        <w:t xml:space="preserve"> </w:t>
-      </w:r>
-      <w:r>
-        <w:t xml:space="preserve">폴: 매출은 파운드. 원가는 달러. 서린, 메리디언. 파운드가 10% 떨어지면 마진도 떨어져요.</w:t>
+        <w:t xml:space="preserve">PAUL: Revenue is in pounds, but costs are in dollars. Seorin, Meridian, all of it. So if the pound drops ten percent against the dollar, our margin drops with it, even if we sell exactly as many syringes as we planned.</w:t>
+      </w:r>
+      <w:r>
+        <w:t xml:space="preserve"> </w:t>
+      </w:r>
+      <w:r>
+        <w:t xml:space="preserve">폴: 매출은 파운드인데, 원가는 달러예요. 서린, 메리디언, 전부 다. 그래서 파운드가 달러 대비 10% 떨어지면, 계획한 만큼 주사기를 정확히 팔아도 마진이 같이 떨어져요.</w:t>
       </w:r>
     </w:p>
     <w:p>
@@ -2154,13 +2154,13 @@
         </w:numPr>
       </w:pPr>
       <w:r>
-        <w:t xml:space="preserve">PAUL: No. If we hedge a hundred percent and sales are slow, we owe pounds we don’t have.</w:t>
-      </w:r>
-      <w:r>
-        <w:t xml:space="preserve"> </w:t>
-      </w:r>
-      <w:r>
-        <w:t xml:space="preserve">폴: 안 돼요. 100% 헤지했는데 판매가 느리면, 없는 파운드를 갚아야 해요.</w:t>
+        <w:t xml:space="preserve">PAUL: No. A hedge is a commitment, not insurance. If we hedge a hundred percent and sales are slower than the forecast, we still owe the pounds we promised, which means buying pounds we don’t have at whatever the rate is then.</w:t>
+      </w:r>
+      <w:r>
+        <w:t xml:space="preserve"> </w:t>
+      </w:r>
+      <w:r>
+        <w:t xml:space="preserve">폴: 안 돼요. 헤지는 보험이 아니라 약속이에요. 100% 헤지했는데 판매가 예측보다 느리면, 약속한 파운드는 여전히 갚아야 해요. 그 말은 없는 파운드를 그때 환율이 얼마든 사야 한다는 거예요.</w:t>
       </w:r>
     </w:p>
     <w:p>
@@ -2324,13 +2324,13 @@
         </w:numPr>
       </w:pPr>
       <w:r>
-        <w:t xml:space="preserve">JAMES: The real yes. One worry, though. VAT. Most of my nurses aren’t registered.</w:t>
-      </w:r>
-      <w:r>
-        <w:t xml:space="preserve"> </w:t>
-      </w:r>
-      <w:r>
-        <w:t xml:space="preserve">제임스: 진짜 예스. 그런데 걱정 하나. 부가세. 내 간호사들 대부분이 등록이 안 돼 있어요.</w:t>
+        <w:t xml:space="preserve">JAMES: The real yes. One worry, though, and I’d rather raise it now than in June. VAT. Most of my nurses aren’t registered, so they’d be paying the full twenty percent on top, and for a one-room clinic that’s not a small difference.</w:t>
+      </w:r>
+      <w:r>
+        <w:t xml:space="preserve"> </w:t>
+      </w:r>
+      <w:r>
+        <w:t xml:space="preserve">제임스: 진짜 예스. 그런데 걱정 하나, 6월보다는 지금 꺼내는 게 낫겠어요. 부가세. 내 간호사들 대부분이 등록이 안 돼 있어서 20%를 고스란히 더 내게 돼요. 방 하나짜리 클리닉에겐 작은 차이가 아니죠.</w:t>
       </w:r>
     </w:p>
     <w:p>
@@ -2588,13 +2588,13 @@
         </w:numPr>
       </w:pPr>
       <w:r>
-        <w:t xml:space="preserve">MARCUS: We just built backups for boxes. For banks. For currency. Where’s your backup?</w:t>
-      </w:r>
-      <w:r>
-        <w:t xml:space="preserve"> </w:t>
-      </w:r>
-      <w:r>
-        <w:t xml:space="preserve">마커스: 방금 상자의 예비를 만들었어요. 은행의 예비도. 환율의 예비도. 당신의 예비는 어디 있어요?</w:t>
+        <w:t xml:space="preserve">MARCUS: We just spent a whole morning building backups. Backups for boxes, for the bank, for payroll, for currency. Every risk in this company has a plan B now, except the one person everything runs through. So where’s your backup?</w:t>
+      </w:r>
+      <w:r>
+        <w:t xml:space="preserve"> </w:t>
+      </w:r>
+      <w:r>
+        <w:t xml:space="preserve">마커스: 방금 오전 내내 예비책을 만들었어요. 상자의 예비, 은행의 예비, 급여의 예비, 환율의 예비. 이제 이 회사의 모든 위험에 플랜 B가 있어요. 모든 게 거쳐 가는 단 한 사람만 빼고요. 그래서, 당신의 예비는 어디 있어요?</w:t>
       </w:r>
     </w:p>
     <w:p>
@@ -2657,7 +2657,7 @@
     </w:p>
     <w:bookmarkEnd w:id="25"/>
     <w:bookmarkEnd w:id="26"/>
-    <w:bookmarkStart w:id="30" w:name="학습-부록"/>
+    <w:bookmarkStart w:id="31" w:name="학습-부록"/>
     <w:p>
       <w:pPr>
         <w:pStyle w:val="Heading2"/>
@@ -4049,8 +4049,334 @@
       </w:r>
     </w:p>
     <w:bookmarkEnd w:id="29"/>
+    <w:bookmarkStart w:id="30" w:name="긴-발화-분석"/>
+    <w:p>
+      <w:pPr>
+        <w:pStyle w:val="Heading3"/>
+      </w:pPr>
+      <w:r>
+        <w:t xml:space="preserve">④ 긴 발화 분석</w:t>
+      </w:r>
+    </w:p>
+    <w:p>
+      <w:pPr>
+        <w:pStyle w:val="BlockText"/>
+      </w:pPr>
+      <w:r>
+        <w:rPr>
+          <w:bCs/>
+          <w:b/>
+        </w:rPr>
+        <w:t xml:space="preserve">94턴 PAUL:</w:t>
+      </w:r>
+      <w:r>
+        <w:t xml:space="preserve"> </w:t>
+      </w:r>
+      <w:r>
+        <w:t xml:space="preserve">“</w:t>
+      </w:r>
+      <w:r>
+        <w:t xml:space="preserve">No. A hedge is a commitment, not insurance. If we hedge a hundred percent and sales are slower than the forecast, we still owe the pounds we promised, which means buying pounds we don’t have at whatever the rate is then.</w:t>
+      </w:r>
+      <w:r>
+        <w:t xml:space="preserve">”</w:t>
+      </w:r>
+    </w:p>
+    <w:tbl>
+      <w:tblPr>
+        <w:tblStyle w:val="Table"/>
+        <w:tblW w:type="pct" w:w="5000"/>
+        <w:tblLook w:firstRow="1" w:lastRow="0" w:firstColumn="0" w:lastColumn="0" w:noHBand="0" w:noVBand="0" w:val="0020"/>
+        <w:jc w:val="start"/>
+      </w:tblPr>
+      <w:tblGrid>
+        <w:gridCol w:w="2640"/>
+        <w:gridCol w:w="2640"/>
+        <w:gridCol w:w="2640"/>
+      </w:tblGrid>
+      <w:tr>
+        <w:trPr>
+          <w:tblHeader w:val="true"/>
+        </w:trPr>
+        <w:tc>
+          <w:tcPr/>
+          <w:p>
+            <w:pPr>
+              <w:pStyle w:val="Compact"/>
+              <w:jc w:val="left"/>
+            </w:pPr>
+            <w:r>
+              <w:t xml:space="preserve">구조</w:t>
+            </w:r>
+          </w:p>
+        </w:tc>
+        <w:tc>
+          <w:tcPr/>
+          <w:p>
+            <w:pPr>
+              <w:pStyle w:val="Compact"/>
+              <w:jc w:val="left"/>
+            </w:pPr>
+            <w:r>
+              <w:t xml:space="preserve">영어</w:t>
+            </w:r>
+          </w:p>
+        </w:tc>
+        <w:tc>
+          <w:tcPr/>
+          <w:p>
+            <w:pPr>
+              <w:pStyle w:val="Compact"/>
+              <w:jc w:val="left"/>
+            </w:pPr>
+            <w:r>
+              <w:t xml:space="preserve">기능</w:t>
+            </w:r>
+          </w:p>
+        </w:tc>
+      </w:tr>
+      <w:tr>
+        <w:tc>
+          <w:tcPr/>
+          <w:p>
+            <w:pPr>
+              <w:pStyle w:val="Compact"/>
+              <w:jc w:val="left"/>
+            </w:pPr>
+            <w:r>
+              <w:t xml:space="preserve">① 반대(한 단어)</w:t>
+            </w:r>
+          </w:p>
+        </w:tc>
+        <w:tc>
+          <w:tcPr/>
+          <w:p>
+            <w:pPr>
+              <w:pStyle w:val="Compact"/>
+              <w:jc w:val="left"/>
+            </w:pPr>
+            <w:r>
+              <w:t xml:space="preserve">No.</w:t>
+            </w:r>
+          </w:p>
+        </w:tc>
+        <w:tc>
+          <w:tcPr/>
+          <w:p>
+            <w:pPr>
+              <w:pStyle w:val="Compact"/>
+              <w:jc w:val="left"/>
+            </w:pPr>
+            <w:r>
+              <w:t xml:space="preserve">결론을 먼저, 짧고 분명하게</w:t>
+            </w:r>
+          </w:p>
+        </w:tc>
+      </w:tr>
+      <w:tr>
+        <w:tc>
+          <w:tcPr/>
+          <w:p>
+            <w:pPr>
+              <w:pStyle w:val="Compact"/>
+              <w:jc w:val="left"/>
+            </w:pPr>
+            <w:r>
+              <w:t xml:space="preserve">② 재정의(대비)</w:t>
+            </w:r>
+          </w:p>
+        </w:tc>
+        <w:tc>
+          <w:tcPr/>
+          <w:p>
+            <w:pPr>
+              <w:pStyle w:val="Compact"/>
+              <w:jc w:val="left"/>
+            </w:pPr>
+            <w:r>
+              <w:t xml:space="preserve">A hedge is a commitment, not insurance.</w:t>
+            </w:r>
+          </w:p>
+        </w:tc>
+        <w:tc>
+          <w:tcPr/>
+          <w:p>
+            <w:pPr>
+              <w:pStyle w:val="Compact"/>
+              <w:jc w:val="left"/>
+            </w:pPr>
+            <w:r>
+              <w:t xml:space="preserve">“</w:t>
+            </w:r>
+            <w:r>
+              <w:t xml:space="preserve">A가 아니라 B</w:t>
+            </w:r>
+            <w:r>
+              <w:t xml:space="preserve">”</w:t>
+            </w:r>
+            <w:r>
+              <w:t xml:space="preserve">로 상대의 오해를 바로잡기</w:t>
+            </w:r>
+          </w:p>
+        </w:tc>
+      </w:tr>
+      <w:tr>
+        <w:tc>
+          <w:tcPr/>
+          <w:p>
+            <w:pPr>
+              <w:pStyle w:val="Compact"/>
+              <w:jc w:val="left"/>
+            </w:pPr>
+            <w:r>
+              <w:t xml:space="preserve">③ 조건·결과</w:t>
+            </w:r>
+          </w:p>
+        </w:tc>
+        <w:tc>
+          <w:tcPr/>
+          <w:p>
+            <w:pPr>
+              <w:pStyle w:val="Compact"/>
+              <w:jc w:val="left"/>
+            </w:pPr>
+            <w:r>
+              <w:t xml:space="preserve">If we hedge a hundred percent and sales are slower than the forecast, we still owe the pounds we promised,</w:t>
+            </w:r>
+          </w:p>
+        </w:tc>
+        <w:tc>
+          <w:tcPr/>
+          <w:p>
+            <w:pPr>
+              <w:pStyle w:val="Compact"/>
+              <w:jc w:val="left"/>
+            </w:pPr>
+            <w:r>
+              <w:t xml:space="preserve">최악의 시나리오를 if절로 구체화</w:t>
+            </w:r>
+          </w:p>
+        </w:tc>
+      </w:tr>
+      <w:tr>
+        <w:tc>
+          <w:tcPr/>
+          <w:p>
+            <w:pPr>
+              <w:pStyle w:val="Compact"/>
+              <w:jc w:val="left"/>
+            </w:pPr>
+            <w:r>
+              <w:t xml:space="preserve">④ 결과 확장</w:t>
+            </w:r>
+          </w:p>
+        </w:tc>
+        <w:tc>
+          <w:tcPr/>
+          <w:p>
+            <w:pPr>
+              <w:pStyle w:val="Compact"/>
+              <w:jc w:val="left"/>
+            </w:pPr>
+            <w:r>
+              <w:t xml:space="preserve">which means buying pounds we don’t have at whatever the rate is then.</w:t>
+            </w:r>
+          </w:p>
+        </w:tc>
+        <w:tc>
+          <w:tcPr/>
+          <w:p>
+            <w:pPr>
+              <w:pStyle w:val="Compact"/>
+              <w:jc w:val="left"/>
+            </w:pPr>
+            <w:r>
+              <w:t xml:space="preserve">which means로 실제 비용을 연결</w:t>
+            </w:r>
+          </w:p>
+        </w:tc>
+      </w:tr>
+    </w:tbl>
+    <w:p>
+      <w:pPr>
+        <w:pStyle w:val="BodyText"/>
+      </w:pPr>
+      <w:r>
+        <w:rPr>
+          <w:bCs/>
+          <w:b/>
+        </w:rPr>
+        <w:t xml:space="preserve">활용 패턴:</w:t>
+      </w:r>
+      <w:r>
+        <w:t xml:space="preserve"> </w:t>
+      </w:r>
+      <w:r>
+        <w:t xml:space="preserve">반대 →</w:t>
+      </w:r>
+      <w:r>
+        <w:t xml:space="preserve"> </w:t>
+      </w:r>
+      <w:r>
+        <w:t xml:space="preserve">“</w:t>
+      </w:r>
+      <w:r>
+        <w:t xml:space="preserve">A, not B</w:t>
+      </w:r>
+      <w:r>
+        <w:t xml:space="preserve">”</w:t>
+      </w:r>
+      <w:r>
+        <w:t xml:space="preserve"> </w:t>
+      </w:r>
+      <w:r>
+        <w:t xml:space="preserve">재정의 → If… 최악의 경우 → which means… 결과</w:t>
+      </w:r>
+      <w:r>
+        <w:t xml:space="preserve"> </w:t>
+      </w:r>
+      <w:r>
+        <w:rPr>
+          <w:bCs/>
+          <w:b/>
+        </w:rPr>
+        <w:t xml:space="preserve">연결 표현:</w:t>
+      </w:r>
+      <w:r>
+        <w:t xml:space="preserve"> </w:t>
+      </w:r>
+      <w:r>
+        <w:t xml:space="preserve">A, not B(B가 아니라 A) · If…, we still…(~해도 여전히) · which means…(그 말은 ~라는 뜻)</w:t>
+      </w:r>
+      <w:r>
+        <w:t xml:space="preserve"> </w:t>
+      </w:r>
+      <w:r>
+        <w:rPr>
+          <w:bCs/>
+          <w:b/>
+        </w:rPr>
+        <w:t xml:space="preserve">연습:</w:t>
+      </w:r>
+      <w:r>
+        <w:t xml:space="preserve"> </w:t>
+      </w:r>
+      <w:r>
+        <w:t xml:space="preserve">“</w:t>
+      </w:r>
+      <w:r>
+        <w:t xml:space="preserve">예산을 전부 한 채널에 쓰자</w:t>
+      </w:r>
+      <w:r>
+        <w:t xml:space="preserve">”</w:t>
+      </w:r>
+      <w:r>
+        <w:t xml:space="preserve">는 상사의 제안에 같은 구조로 40단어 안팎으로 반대해 보기.</w:t>
+      </w:r>
+    </w:p>
     <w:bookmarkEnd w:id="30"/>
     <w:bookmarkEnd w:id="31"/>
+    <w:bookmarkEnd w:id="32"/>
     <w:sectPr/>
   </w:body>
 </w:document>

--- a/대본/6부/11화_Entity.docx
+++ b/대본/6부/11화_Entity.docx
@@ -2,7 +2,7 @@
 <file path=word/document.xml><?xml version="1.0" encoding="utf-8"?>
 <w:document xmlns:w="http://schemas.openxmlformats.org/wordprocessingml/2006/main" xmlns:m="http://schemas.openxmlformats.org/officeDocument/2006/math" xmlns:r="http://schemas.openxmlformats.org/officeDocument/2006/relationships" xmlns:o="urn:schemas-microsoft-com:office:office" xmlns:v="urn:schemas-microsoft-com:vml" xmlns:w10="urn:schemas-microsoft-com:office:word" xmlns:a="http://schemas.openxmlformats.org/drawingml/2006/main" xmlns:pic="http://schemas.openxmlformats.org/drawingml/2006/picture" xmlns:wp="http://schemas.openxmlformats.org/drawingml/2006/wordprocessingDrawing">
   <w:body>
-    <w:bookmarkStart w:id="32" w:name="ship-it-6부-11화"/>
+    <w:bookmarkStart w:id="38" w:name="ship-it-6부-11화"/>
     <w:p>
       <w:pPr>
         <w:pStyle w:val="Heading1"/>
@@ -342,257 +342,122 @@
     </w:p>
     <w:p>
       <w:pPr>
-        <w:numPr>
-          <w:ilvl w:val="0"/>
-          <w:numId w:val="1001"/>
-        </w:numPr>
+        <w:pStyle w:val="FirstParagraph"/>
       </w:pPr>
       <w:r>
         <w:t xml:space="preserve">GARETH: Afternoon, all. Gareth Evans, Harcourt and Lane, London. Welsh, not English. It matters to me.</w:t>
       </w:r>
-      <w:r>
-        <w:t xml:space="preserve"> </w:t>
-      </w:r>
-      <w:r>
-        <w:t xml:space="preserve">개러스: 안녕하세요, 여러분. 하코트 앤 레인 런던의 개러스 에번스. 잉글랜드인 말고 웨일스인. 저한텐 중요해요.</w:t>
-      </w:r>
-    </w:p>
-    <w:p>
-      <w:pPr>
-        <w:numPr>
-          <w:ilvl w:val="0"/>
-          <w:numId w:val="1001"/>
-        </w:numPr>
+    </w:p>
+    <w:p>
+      <w:pPr>
+        <w:pStyle w:val="BodyText"/>
       </w:pPr>
       <w:r>
         <w:t xml:space="preserve">LAUREN: Lauren Cho, New York office. International tax. I’m the one who makes your eyes glaze over.</w:t>
       </w:r>
-      <w:r>
-        <w:t xml:space="preserve"> </w:t>
-      </w:r>
-      <w:r>
-        <w:t xml:space="preserve">로런: 뉴욕 사무소 로런 조. 국제 조세. 여러분 눈을 멍하게 만드는 담당이에요.</w:t>
-      </w:r>
-    </w:p>
-    <w:p>
-      <w:pPr>
-        <w:numPr>
-          <w:ilvl w:val="0"/>
-          <w:numId w:val="1001"/>
-        </w:numPr>
+    </w:p>
+    <w:p>
+      <w:pPr>
+        <w:pStyle w:val="BodyText"/>
       </w:pPr>
       <w:r>
         <w:t xml:space="preserve">PAUL: Paul Novak, VP of Finance. I joined after the Series B. My question is always the same. What’s the number?</w:t>
       </w:r>
-      <w:r>
-        <w:t xml:space="preserve"> </w:t>
-      </w:r>
-      <w:r>
-        <w:t xml:space="preserve">폴: 재무 부사장 폴 노박. 시리즈 B 이후 합류했어요. 제 질문은 늘 같아요. 숫자가 뭐예요?</w:t>
-      </w:r>
-    </w:p>
-    <w:p>
-      <w:pPr>
-        <w:numPr>
-          <w:ilvl w:val="0"/>
-          <w:numId w:val="1001"/>
-        </w:numPr>
+    </w:p>
+    <w:p>
+      <w:pPr>
+        <w:pStyle w:val="BodyText"/>
       </w:pPr>
       <w:r>
         <w:t xml:space="preserve">MARCUS: Marcus Webb. Operations. I move boxes. Across oceans, apparently.</w:t>
       </w:r>
-      <w:r>
-        <w:t xml:space="preserve"> </w:t>
-      </w:r>
-      <w:r>
-        <w:t xml:space="preserve">마커스: 마커스 웹. 운영. 상자를 옮겨요. 이젠 바다 건너로도 그렇다네요.</w:t>
-      </w:r>
-    </w:p>
-    <w:p>
-      <w:pPr>
-        <w:numPr>
-          <w:ilvl w:val="0"/>
-          <w:numId w:val="1001"/>
-        </w:numPr>
+    </w:p>
+    <w:p>
+      <w:pPr>
+        <w:pStyle w:val="BodyText"/>
       </w:pPr>
       <w:r>
         <w:t xml:space="preserve">NOAH: Noah. CEO. Last week our new country manager signed an email for a company that doesn’t exist.</w:t>
       </w:r>
-      <w:r>
-        <w:t xml:space="preserve"> </w:t>
-      </w:r>
-      <w:r>
-        <w:t xml:space="preserve">노아: 노아. CEO. 지난주 새 지사장이 존재하지 않는 회사 이름으로 이메일에 서명했어요.</w:t>
-      </w:r>
-    </w:p>
-    <w:p>
-      <w:pPr>
-        <w:numPr>
-          <w:ilvl w:val="0"/>
-          <w:numId w:val="1001"/>
-        </w:numPr>
+    </w:p>
+    <w:p>
+      <w:pPr>
+        <w:pStyle w:val="BodyText"/>
       </w:pPr>
       <w:r>
         <w:t xml:space="preserve">GARETH: Then let’s make it exist. That’s the easy part. The hard part is everything after.</w:t>
       </w:r>
-      <w:r>
-        <w:t xml:space="preserve"> </w:t>
-      </w:r>
-      <w:r>
-        <w:t xml:space="preserve">개러스: 그럼 존재하게 만들죠. 그게 쉬운 부분이에요. 어려운 건 그 이후 전부고요.</w:t>
-      </w:r>
-    </w:p>
-    <w:p>
-      <w:pPr>
-        <w:numPr>
-          <w:ilvl w:val="0"/>
-          <w:numId w:val="1001"/>
-        </w:numPr>
+    </w:p>
+    <w:p>
+      <w:pPr>
+        <w:pStyle w:val="BodyText"/>
       </w:pPr>
       <w:r>
         <w:t xml:space="preserve">DIANE: Diane, legal. I sent them our structure chart, the contracts, and the CE timeline.</w:t>
       </w:r>
-      <w:r>
-        <w:t xml:space="preserve"> </w:t>
-      </w:r>
-      <w:r>
-        <w:t xml:space="preserve">다이앤: 다이앤, 법무. 우리 구조도, 계약서, CE 일정을 보냈어요.</w:t>
-      </w:r>
-    </w:p>
-    <w:p>
-      <w:pPr>
-        <w:numPr>
-          <w:ilvl w:val="0"/>
-          <w:numId w:val="1001"/>
-        </w:numPr>
+    </w:p>
+    <w:p>
+      <w:pPr>
+        <w:pStyle w:val="BodyText"/>
       </w:pPr>
       <w:r>
         <w:t xml:space="preserve">LAUREN: Thank you. We have five topics. Structure. Transfer pricing. VAT. Banking. Currency.</w:t>
       </w:r>
-      <w:r>
-        <w:t xml:space="preserve"> </w:t>
-      </w:r>
-      <w:r>
-        <w:t xml:space="preserve">로런: 고마워요. 주제는 다섯 개예요. 구조. 이전가격. 부가세. 은행. 환율.</w:t>
-      </w:r>
-    </w:p>
-    <w:p>
-      <w:pPr>
-        <w:numPr>
-          <w:ilvl w:val="0"/>
-          <w:numId w:val="1001"/>
-        </w:numPr>
+    </w:p>
+    <w:p>
+      <w:pPr>
+        <w:pStyle w:val="BodyText"/>
       </w:pPr>
       <w:r>
         <w:t xml:space="preserve">NOAH: In plain English, please. My finance degree is a napkin.</w:t>
       </w:r>
-      <w:r>
-        <w:t xml:space="preserve"> </w:t>
-      </w:r>
-      <w:r>
-        <w:t xml:space="preserve">노아: 쉬운 영어로 부탁해요. 제 재무 학위는 냅킨이거든요.</w:t>
-      </w:r>
-    </w:p>
-    <w:p>
-      <w:pPr>
-        <w:numPr>
-          <w:ilvl w:val="0"/>
-          <w:numId w:val="1001"/>
-        </w:numPr>
+    </w:p>
+    <w:p>
+      <w:pPr>
+        <w:pStyle w:val="BodyText"/>
       </w:pPr>
       <w:r>
         <w:t xml:space="preserve">PAUL: He means it. He draws everything on napkins. I’ve started filing them.</w:t>
       </w:r>
-      <w:r>
-        <w:t xml:space="preserve"> </w:t>
-      </w:r>
-      <w:r>
-        <w:t xml:space="preserve">폴: 진심이에요. 뭐든 냅킨에 그려요. 제가 그걸 정리해서 보관하기 시작했어요.</w:t>
-      </w:r>
-    </w:p>
-    <w:p>
-      <w:pPr>
-        <w:numPr>
-          <w:ilvl w:val="0"/>
-          <w:numId w:val="1001"/>
-        </w:numPr>
+    </w:p>
+    <w:p>
+      <w:pPr>
+        <w:pStyle w:val="BodyText"/>
       </w:pPr>
       <w:r>
         <w:t xml:space="preserve">GARETH: Plain English. No napkins. Shall we start with structure?</w:t>
       </w:r>
-      <w:r>
-        <w:t xml:space="preserve"> </w:t>
-      </w:r>
-      <w:r>
-        <w:t xml:space="preserve">개러스: 쉬운 영어. 냅킨 없이. 구조부터 시작할까요?</w:t>
-      </w:r>
-    </w:p>
-    <w:p>
-      <w:pPr>
-        <w:numPr>
-          <w:ilvl w:val="0"/>
-          <w:numId w:val="1001"/>
-        </w:numPr>
+    </w:p>
+    <w:p>
+      <w:pPr>
+        <w:pStyle w:val="BodyText"/>
       </w:pPr>
       <w:r>
         <w:t xml:space="preserve">MARCUS: And before we finish, I need to know where the boxes live.</w:t>
       </w:r>
-      <w:r>
-        <w:t xml:space="preserve"> </w:t>
-      </w:r>
-      <w:r>
-        <w:t xml:space="preserve">마커스: 그리고 끝나기 전에, 상자들이 어디 사는지 알아야 해요.</w:t>
-      </w:r>
-    </w:p>
-    <w:p>
-      <w:pPr>
-        <w:numPr>
-          <w:ilvl w:val="0"/>
-          <w:numId w:val="1001"/>
-        </w:numPr>
+    </w:p>
+    <w:p>
+      <w:pPr>
+        <w:pStyle w:val="BodyText"/>
       </w:pPr>
       <w:r>
         <w:t xml:space="preserve">GARETH: Noted. Boxes at the end. Like dessert.</w:t>
       </w:r>
-      <w:r>
-        <w:t xml:space="preserve"> </w:t>
-      </w:r>
-      <w:r>
-        <w:t xml:space="preserve">개러스: 알겠어요. 상자는 마지막에. 디저트처럼.</w:t>
-      </w:r>
-    </w:p>
-    <w:p>
-      <w:pPr>
-        <w:numPr>
-          <w:ilvl w:val="0"/>
-          <w:numId w:val="1001"/>
-        </w:numPr>
+    </w:p>
+    <w:p>
+      <w:pPr>
+        <w:pStyle w:val="BodyText"/>
       </w:pPr>
       <w:r>
         <w:t xml:space="preserve">NOAH: Here’s the thing. CE arrives in about six weeks, and the moment it does, we need to sell on day one. James has a network of nurses waiting, and if the company isn’t ready, we lose the momentum we’ve spent months building.</w:t>
       </w:r>
-      <w:r>
-        <w:t xml:space="preserve"> </w:t>
-      </w:r>
-      <w:r>
-        <w:t xml:space="preserve">노아: 요점은 이거예요. CE가 약 6주 후에 나오고, 나오는 순간 첫날부터 팔아야 해요. 제임스에겐 기다리는 간호사 네트워크가 있어요. 회사가 준비 안 돼 있으면, 몇 달 동안 쌓아 온 추진력을 잃어요.</w:t>
-      </w:r>
-    </w:p>
-    <w:p>
-      <w:pPr>
-        <w:numPr>
-          <w:ilvl w:val="0"/>
-          <w:numId w:val="1001"/>
-        </w:numPr>
+    </w:p>
+    <w:p>
+      <w:pPr>
+        <w:pStyle w:val="BodyText"/>
       </w:pPr>
       <w:r>
         <w:t xml:space="preserve">GARETH: Six weeks. That’s tight. But possible. If nobody gets creative.</w:t>
-      </w:r>
-      <w:r>
-        <w:t xml:space="preserve"> </w:t>
-      </w:r>
-      <w:r>
-        <w:t xml:space="preserve">개러스: 6주. 빠듯하네요. 하지만 가능해요. 아무도 창의적이지 않다면.</w:t>
       </w:r>
     </w:p>
     <w:bookmarkEnd w:id="21"/>
@@ -607,231 +472,111 @@
     </w:p>
     <w:p>
       <w:pPr>
-        <w:numPr>
-          <w:ilvl w:val="0"/>
-          <w:numId w:val="1002"/>
-        </w:numPr>
+        <w:pStyle w:val="FirstParagraph"/>
       </w:pPr>
       <w:r>
         <w:t xml:space="preserve">GARETH: Structure first. Option one, a UK branch. The US company sells directly. Option two, a subsidiary. Veyra UK Limited.</w:t>
       </w:r>
-      <w:r>
-        <w:t xml:space="preserve"> </w:t>
-      </w:r>
-      <w:r>
-        <w:t xml:space="preserve">개러스: 구조부터. 1안, 영국 지사. 미국 회사가 직접 판매. 2안, 자회사. 베이라 UK 유한회사.</w:t>
-      </w:r>
-    </w:p>
-    <w:p>
-      <w:pPr>
-        <w:numPr>
-          <w:ilvl w:val="0"/>
-          <w:numId w:val="1002"/>
-        </w:numPr>
+    </w:p>
+    <w:p>
+      <w:pPr>
+        <w:pStyle w:val="BodyText"/>
       </w:pPr>
       <w:r>
         <w:t xml:space="preserve">NOAH: What’s the difference? Practically?</w:t>
       </w:r>
-      <w:r>
-        <w:t xml:space="preserve"> </w:t>
-      </w:r>
-      <w:r>
-        <w:t xml:space="preserve">노아: 차이가 뭐예요? 실제로는?</w:t>
-      </w:r>
-    </w:p>
-    <w:p>
-      <w:pPr>
-        <w:numPr>
-          <w:ilvl w:val="0"/>
-          <w:numId w:val="1002"/>
-        </w:numPr>
+    </w:p>
+    <w:p>
+      <w:pPr>
+        <w:pStyle w:val="BodyText"/>
       </w:pPr>
       <w:r>
         <w:t xml:space="preserve">GARETH: With a branch, the UK business is legally the same company as yours, so a UK lawsuit reaches your US company directly. With a subsidiary, there’s a wall between them, which means a problem in London stays in London.</w:t>
       </w:r>
-      <w:r>
-        <w:t xml:space="preserve"> </w:t>
-      </w:r>
-      <w:r>
-        <w:t xml:space="preserve">개러스: 지사면 영국 사업이 법적으로 당신네와 같은 회사라서, 영국 소송이 미국 회사에 바로 닿아요. 자회사면 둘 사이에 벽이 있어요. 그러니까 런던에서 생긴 문제는 런던에 머무는 거죠.</w:t>
-      </w:r>
-    </w:p>
-    <w:p>
-      <w:pPr>
-        <w:numPr>
-          <w:ilvl w:val="0"/>
-          <w:numId w:val="1002"/>
-        </w:numPr>
+    </w:p>
+    <w:p>
+      <w:pPr>
+        <w:pStyle w:val="BodyText"/>
       </w:pPr>
       <w:r>
         <w:t xml:space="preserve">DIANE: A wall. I like walls. Especially in a country with a different legal system.</w:t>
       </w:r>
-      <w:r>
-        <w:t xml:space="preserve"> </w:t>
-      </w:r>
-      <w:r>
-        <w:t xml:space="preserve">다이앤: 벽. 난 벽이 좋아요. 특히 법체계가 다른 나라에선.</w:t>
-      </w:r>
-    </w:p>
-    <w:p>
-      <w:pPr>
-        <w:numPr>
-          <w:ilvl w:val="0"/>
-          <w:numId w:val="1002"/>
-        </w:numPr>
+    </w:p>
+    <w:p>
+      <w:pPr>
+        <w:pStyle w:val="BodyText"/>
       </w:pPr>
       <w:r>
         <w:t xml:space="preserve">GARETH: Also, UK clinics prefer a UK company. A UK invoice. A UK phone number. It’s trust.</w:t>
       </w:r>
-      <w:r>
-        <w:t xml:space="preserve"> </w:t>
-      </w:r>
-      <w:r>
-        <w:t xml:space="preserve">개러스: 그리고 영국 클리닉은 영국 회사를 선호해요. 영국 청구서. 영국 전화번호. 신뢰죠.</w:t>
-      </w:r>
-    </w:p>
-    <w:p>
-      <w:pPr>
-        <w:numPr>
-          <w:ilvl w:val="0"/>
-          <w:numId w:val="1002"/>
-        </w:numPr>
+    </w:p>
+    <w:p>
+      <w:pPr>
+        <w:pStyle w:val="BodyText"/>
       </w:pPr>
       <w:r>
         <w:t xml:space="preserve">PAUL: And hiring is cleaner. James becomes a UK employee of a UK company.</w:t>
       </w:r>
-      <w:r>
-        <w:t xml:space="preserve"> </w:t>
-      </w:r>
-      <w:r>
-        <w:t xml:space="preserve">폴: 그리고 채용이 깔끔해요. 제임스가 영국 회사의 영국 직원이 되니까.</w:t>
-      </w:r>
-    </w:p>
-    <w:p>
-      <w:pPr>
-        <w:numPr>
-          <w:ilvl w:val="0"/>
-          <w:numId w:val="1002"/>
-        </w:numPr>
+    </w:p>
+    <w:p>
+      <w:pPr>
+        <w:pStyle w:val="BodyText"/>
       </w:pPr>
       <w:r>
         <w:t xml:space="preserve">NOAH: Then subsidiary. How long to set up?</w:t>
       </w:r>
-      <w:r>
-        <w:t xml:space="preserve"> </w:t>
-      </w:r>
-      <w:r>
-        <w:t xml:space="preserve">노아: 그럼 자회사. 설립하는 데 얼마나 걸려요?</w:t>
-      </w:r>
-    </w:p>
-    <w:p>
-      <w:pPr>
-        <w:numPr>
-          <w:ilvl w:val="0"/>
-          <w:numId w:val="1002"/>
-        </w:numPr>
+    </w:p>
+    <w:p>
+      <w:pPr>
+        <w:pStyle w:val="BodyText"/>
       </w:pPr>
       <w:r>
         <w:t xml:space="preserve">GARETH: Registration? About twenty-four hours. Online. Twelve pounds or so.</w:t>
       </w:r>
-      <w:r>
-        <w:t xml:space="preserve"> </w:t>
-      </w:r>
-      <w:r>
-        <w:t xml:space="preserve">개러스: 등록이요? 약 24시간. 온라인. 12파운드 정도.</w:t>
-      </w:r>
-    </w:p>
-    <w:p>
-      <w:pPr>
-        <w:numPr>
-          <w:ilvl w:val="0"/>
-          <w:numId w:val="1002"/>
-        </w:numPr>
+    </w:p>
+    <w:p>
+      <w:pPr>
+        <w:pStyle w:val="BodyText"/>
       </w:pPr>
       <w:r>
         <w:t xml:space="preserve">NOAH: Twelve pounds? Then what’s the hard part?</w:t>
       </w:r>
-      <w:r>
-        <w:t xml:space="preserve"> </w:t>
-      </w:r>
-      <w:r>
-        <w:t xml:space="preserve">노아: 12파운드? 그럼 어려운 부분은 뭐예요?</w:t>
-      </w:r>
-    </w:p>
-    <w:p>
-      <w:pPr>
-        <w:numPr>
-          <w:ilvl w:val="0"/>
-          <w:numId w:val="1002"/>
-        </w:numPr>
+    </w:p>
+    <w:p>
+      <w:pPr>
+        <w:pStyle w:val="BodyText"/>
       </w:pPr>
       <w:r>
         <w:t xml:space="preserve">LAUREN: Me. Transfer pricing. The US makes. The UK sells. At what price does the US sell to the UK?</w:t>
       </w:r>
-      <w:r>
-        <w:t xml:space="preserve"> </w:t>
-      </w:r>
-      <w:r>
-        <w:t xml:space="preserve">로런: 저요. 이전가격. 미국이 만들고. 영국이 팔죠. 미국이 영국에 얼마에 팔까요?</w:t>
-      </w:r>
-    </w:p>
-    <w:p>
-      <w:pPr>
-        <w:numPr>
-          <w:ilvl w:val="0"/>
-          <w:numId w:val="1002"/>
-        </w:numPr>
+    </w:p>
+    <w:p>
+      <w:pPr>
+        <w:pStyle w:val="BodyText"/>
       </w:pPr>
       <w:r>
         <w:t xml:space="preserve">NOAH: Whatever we decide? It’s all our money.</w:t>
       </w:r>
-      <w:r>
-        <w:t xml:space="preserve"> </w:t>
-      </w:r>
-      <w:r>
-        <w:t xml:space="preserve">노아: 우리가 정하는 대로요? 다 우리 돈이잖아요.</w:t>
-      </w:r>
-    </w:p>
-    <w:p>
-      <w:pPr>
-        <w:numPr>
-          <w:ilvl w:val="0"/>
-          <w:numId w:val="1002"/>
-        </w:numPr>
+    </w:p>
+    <w:p>
+      <w:pPr>
+        <w:pStyle w:val="BodyText"/>
       </w:pPr>
       <w:r>
         <w:t xml:space="preserve">LAUREN: That’s what everyone says, and it works right up until two tax authorities disagree. The IRS and HMRC both want their share of the same profit, and if each thinks the other took too much, you can end up paying tax twice.</w:t>
       </w:r>
-      <w:r>
-        <w:t xml:space="preserve"> </w:t>
-      </w:r>
-      <w:r>
-        <w:t xml:space="preserve">로런: 다들 그렇게 말해요. 그리고 두 세무 당국이 의견이 갈리기 전까진 통하죠. IRS와 HMRC 둘 다 같은 이익에서 자기 몫을 원해요. 서로 상대가 너무 많이 가져갔다고 생각하면, 세금을 두 번 내게 될 수도 있어요.</w:t>
-      </w:r>
-    </w:p>
-    <w:p>
-      <w:pPr>
-        <w:numPr>
-          <w:ilvl w:val="0"/>
-          <w:numId w:val="1002"/>
-        </w:numPr>
+    </w:p>
+    <w:p>
+      <w:pPr>
+        <w:pStyle w:val="BodyText"/>
       </w:pPr>
       <w:r>
         <w:t xml:space="preserve">PAUL: If the price is high, profit stays in the US. If it’s low, profit moves to the UK.</w:t>
       </w:r>
-      <w:r>
-        <w:t xml:space="preserve"> </w:t>
-      </w:r>
-      <w:r>
-        <w:t xml:space="preserve">폴: 가격이 높으면 이익이 미국에 남아요. 낮으면 이익이 영국으로 가고요.</w:t>
-      </w:r>
-    </w:p>
-    <w:p>
-      <w:pPr>
-        <w:numPr>
-          <w:ilvl w:val="0"/>
-          <w:numId w:val="1002"/>
-        </w:numPr>
+    </w:p>
+    <w:p>
+      <w:pPr>
+        <w:pStyle w:val="BodyText"/>
       </w:pPr>
       <w:r>
         <w:t xml:space="preserve">LAUREN: Exactly. So the rule is</w:t>
@@ -854,11 +599,37 @@
       <w:r>
         <w:t xml:space="preserve">The price unrelated companies would agree on.</w:t>
       </w:r>
-      <w:r>
-        <w:t xml:space="preserve"> </w:t>
-      </w:r>
-      <w:r>
-        <w:t xml:space="preserve">로런: 바로 그거예요. 그래서 원칙이</w:t>
+    </w:p>
+    <w:p>
+      <w:pPr>
+        <w:pStyle w:val="BodyText"/>
+      </w:pPr>
+      <w:r>
+        <w:t xml:space="preserve">NOAH: Like what Grant and Ashby offered us? Two hundred twenty pounds?</w:t>
+      </w:r>
+    </w:p>
+    <w:p>
+      <w:pPr>
+        <w:pStyle w:val="BodyText"/>
+      </w:pPr>
+      <w:r>
+        <w:t xml:space="preserve">LAUREN: That’s actually useful. A real offer from a real distributor. It’s evidence.</w:t>
+      </w:r>
+    </w:p>
+    <w:p>
+      <w:pPr>
+        <w:pStyle w:val="BodyText"/>
+      </w:pPr>
+      <w:r>
+        <w:t xml:space="preserve">GARETH: Your failed deal just became a tax document. Congratulations.</w:t>
+      </w:r>
+    </w:p>
+    <w:p>
+      <w:pPr>
+        <w:pStyle w:val="BodyText"/>
+      </w:pPr>
+      <w:r>
+        <w:t xml:space="preserve">MARCUS: First time a</w:t>
       </w:r>
       <w:r>
         <w:t xml:space="preserve"> </w:t>
@@ -867,75 +638,24 @@
         <w:t xml:space="preserve">“</w:t>
       </w:r>
       <w:r>
-        <w:t xml:space="preserve">정상가격</w:t>
+        <w:t xml:space="preserve">no</w:t>
       </w:r>
       <w:r>
         <w:t xml:space="preserve">”</w:t>
       </w:r>
       <w:r>
-        <w:t xml:space="preserve">이에요. 서로 관계없는 회사들이 합의할 가격.</w:t>
-      </w:r>
-    </w:p>
-    <w:p>
-      <w:pPr>
-        <w:numPr>
-          <w:ilvl w:val="0"/>
-          <w:numId w:val="1002"/>
-        </w:numPr>
-      </w:pPr>
-      <w:r>
-        <w:t xml:space="preserve">NOAH: Like what Grant and Ashby offered us? Two hundred twenty pounds?</w:t>
-      </w:r>
-      <w:r>
-        <w:t xml:space="preserve"> </w:t>
-      </w:r>
-      <w:r>
-        <w:t xml:space="preserve">노아: 그랜트 앤 애슈비가 제안했던 가격처럼요? 220파운드?</w:t>
-      </w:r>
-    </w:p>
-    <w:p>
-      <w:pPr>
-        <w:numPr>
-          <w:ilvl w:val="0"/>
-          <w:numId w:val="1002"/>
-        </w:numPr>
-      </w:pPr>
-      <w:r>
-        <w:t xml:space="preserve">LAUREN: That’s actually useful. A real offer from a real distributor. It’s evidence.</w:t>
-      </w:r>
-      <w:r>
-        <w:t xml:space="preserve"> </w:t>
-      </w:r>
-      <w:r>
-        <w:t xml:space="preserve">로런: 그거 실제로 유용해요. 실제 유통사의 실제 제안. 증거가 되죠.</w:t>
-      </w:r>
-    </w:p>
-    <w:p>
-      <w:pPr>
-        <w:numPr>
-          <w:ilvl w:val="0"/>
-          <w:numId w:val="1002"/>
-        </w:numPr>
-      </w:pPr>
-      <w:r>
-        <w:t xml:space="preserve">GARETH: Your failed deal just became a tax document. Congratulations.</w:t>
-      </w:r>
-      <w:r>
-        <w:t xml:space="preserve"> </w:t>
-      </w:r>
-      <w:r>
-        <w:t xml:space="preserve">개러스: 실패한 거래가 방금 세무 문서가 됐네요. 축하해요.</w:t>
-      </w:r>
-    </w:p>
-    <w:p>
-      <w:pPr>
-        <w:numPr>
-          <w:ilvl w:val="0"/>
-          <w:numId w:val="1002"/>
-        </w:numPr>
-      </w:pPr>
-      <w:r>
-        <w:t xml:space="preserve">MARCUS: First time a</w:t>
+        <w:t xml:space="preserve"> </w:t>
+      </w:r>
+      <w:r>
+        <w:t xml:space="preserve">saved us money.</w:t>
+      </w:r>
+    </w:p>
+    <w:p>
+      <w:pPr>
+        <w:pStyle w:val="BodyText"/>
+      </w:pPr>
+      <w:r>
+        <w:t xml:space="preserve">LAUREN: Typically, a UK sales company like yours is a</w:t>
       </w:r>
       <w:r>
         <w:t xml:space="preserve"> </w:t>
@@ -944,7 +664,7 @@
         <w:t xml:space="preserve">“</w:t>
       </w:r>
       <w:r>
-        <w:t xml:space="preserve">no</w:t>
+        <w:t xml:space="preserve">limited-risk distributor.</w:t>
       </w:r>
       <w:r>
         <w:t xml:space="preserve">”</w:t>
@@ -953,13 +673,153 @@
         <w:t xml:space="preserve"> </w:t>
       </w:r>
       <w:r>
-        <w:t xml:space="preserve">saved us money.</w:t>
-      </w:r>
-      <w:r>
-        <w:t xml:space="preserve"> </w:t>
-      </w:r>
-      <w:r>
-        <w:t xml:space="preserve">마커스:</w:t>
+        <w:t xml:space="preserve">It earns a small, stable margin.</w:t>
+      </w:r>
+    </w:p>
+    <w:p>
+      <w:pPr>
+        <w:pStyle w:val="BodyText"/>
+      </w:pPr>
+      <w:r>
+        <w:t xml:space="preserve">PAUL: What’s the number?</w:t>
+      </w:r>
+    </w:p>
+    <w:p>
+      <w:pPr>
+        <w:pStyle w:val="BodyText"/>
+      </w:pPr>
+      <w:r>
+        <w:t xml:space="preserve">LAUREN: Around three to five percent operating margin. We’ll do a benchmarking study. Comparable companies.</w:t>
+      </w:r>
+    </w:p>
+    <w:p>
+      <w:pPr>
+        <w:pStyle w:val="BodyText"/>
+      </w:pPr>
+      <w:r>
+        <w:t xml:space="preserve">NOAH: Wait. We’ve lost money in the US for five years. Shouldn’t profit go there? To use those losses?</w:t>
+      </w:r>
+    </w:p>
+    <w:p>
+      <w:pPr>
+        <w:pStyle w:val="BodyText"/>
+      </w:pPr>
+      <w:r>
+        <w:t xml:space="preserve">LAUREN: That’s tempting. And it’s exactly what tax authorities look for.</w:t>
+      </w:r>
+    </w:p>
+    <w:p>
+      <w:pPr>
+        <w:pStyle w:val="BodyText"/>
+      </w:pPr>
+      <w:r>
+        <w:t xml:space="preserve">NOAH: Can’t we just choose? A higher price? It’s legal, isn’t it?</w:t>
+      </w:r>
+    </w:p>
+    <w:p>
+      <w:pPr>
+        <w:pStyle w:val="BodyText"/>
+      </w:pPr>
+      <w:r>
+        <w:t xml:space="preserve">LAUREN: You can document. You can’t choose. The function decides the profit, not your preference. What each company actually does, and what risks it carries, determines where the profit belongs, and the documents simply prove that to anyone who asks.</w:t>
+      </w:r>
+    </w:p>
+    <w:p>
+      <w:pPr>
+        <w:pStyle w:val="BodyText"/>
+      </w:pPr>
+      <w:r>
+        <w:t xml:space="preserve">NOAH: The function decides the profit. Okay. What does that mean for us?</w:t>
+      </w:r>
+    </w:p>
+    <w:p>
+      <w:pPr>
+        <w:pStyle w:val="BodyText"/>
+      </w:pPr>
+      <w:r>
+        <w:t xml:space="preserve">LAUREN: The US invents, makes, and owns the patents, so it carries the real risk, and most of the profit belongs there. The UK sells, which is valuable, but it’s a lower-risk job, so it earns a seller’s margin. That keeps the numbers defensible.</w:t>
+      </w:r>
+    </w:p>
+    <w:p>
+      <w:pPr>
+        <w:pStyle w:val="BodyText"/>
+      </w:pPr>
+      <w:r>
+        <w:t xml:space="preserve">PAUL: So we get what you wanted. But for the right reason. With paperwork.</w:t>
+      </w:r>
+    </w:p>
+    <w:p>
+      <w:pPr>
+        <w:pStyle w:val="BodyText"/>
+      </w:pPr>
+      <w:r>
+        <w:t xml:space="preserve">NOAH: I can live with that.</w:t>
+      </w:r>
+    </w:p>
+    <w:p>
+      <w:pPr>
+        <w:pStyle w:val="BodyText"/>
+      </w:pPr>
+      <w:r>
+        <w:t xml:space="preserve">GARETH: One warning. Training. Who pays for James’s training programs?</w:t>
+      </w:r>
+    </w:p>
+    <w:p>
+      <w:pPr>
+        <w:pStyle w:val="BodyText"/>
+      </w:pPr>
+      <w:r>
+        <w:t xml:space="preserve">PAUL: The UK company. It’s a UK cost.</w:t>
+      </w:r>
+    </w:p>
+    <w:p>
+      <w:pPr>
+        <w:pStyle w:val="BodyText"/>
+      </w:pPr>
+      <w:r>
+        <w:t xml:space="preserve">LAUREN: Then it’s a big cost for a</w:t>
+      </w:r>
+      <w:r>
+        <w:t xml:space="preserve"> </w:t>
+      </w:r>
+      <w:r>
+        <w:t xml:space="preserve">‘</w:t>
+      </w:r>
+      <w:r>
+        <w:t xml:space="preserve">limited-risk</w:t>
+      </w:r>
+      <w:r>
+        <w:t xml:space="preserve">’</w:t>
+      </w:r>
+      <w:r>
+        <w:t xml:space="preserve"> </w:t>
+      </w:r>
+      <w:r>
+        <w:t xml:space="preserve">company. The problem is that a distributor earning a small margin can’t absorb heavy training costs, so its margin goes negative, and a loss-making low-risk company is exactly what HMRC will ask questions about.</w:t>
+      </w:r>
+    </w:p>
+    <w:p>
+      <w:pPr>
+        <w:pStyle w:val="BodyText"/>
+      </w:pPr>
+      <w:r>
+        <w:t xml:space="preserve">PAUL: So the US pays for training? Through a service agreement?</w:t>
+      </w:r>
+    </w:p>
+    <w:p>
+      <w:pPr>
+        <w:pStyle w:val="BodyText"/>
+      </w:pPr>
+      <w:r>
+        <w:t xml:space="preserve">LAUREN: Or the transfer price drops to cover it. Either works. Both need documents.</w:t>
+      </w:r>
+    </w:p>
+    <w:p>
+      <w:pPr>
+        <w:pStyle w:val="BodyText"/>
+      </w:pPr>
+      <w:r>
+        <w:t xml:space="preserve">DIANE: Documents. My favourite word. Right after</w:t>
       </w:r>
       <w:r>
         <w:t xml:space="preserve"> </w:t>
@@ -968,401 +828,10 @@
         <w:t xml:space="preserve">“</w:t>
       </w:r>
       <w:r>
-        <w:t xml:space="preserve">노</w:t>
+        <w:t xml:space="preserve">writing.</w:t>
       </w:r>
       <w:r>
         <w:t xml:space="preserve">”</w:t>
-      </w:r>
-      <w:r>
-        <w:t xml:space="preserve">가 돈을 아껴 준 건 처음이네요.</w:t>
-      </w:r>
-    </w:p>
-    <w:p>
-      <w:pPr>
-        <w:numPr>
-          <w:ilvl w:val="0"/>
-          <w:numId w:val="1002"/>
-        </w:numPr>
-      </w:pPr>
-      <w:r>
-        <w:t xml:space="preserve">LAUREN: Typically, a UK sales company like yours is a</w:t>
-      </w:r>
-      <w:r>
-        <w:t xml:space="preserve"> </w:t>
-      </w:r>
-      <w:r>
-        <w:t xml:space="preserve">“</w:t>
-      </w:r>
-      <w:r>
-        <w:t xml:space="preserve">limited-risk distributor.</w:t>
-      </w:r>
-      <w:r>
-        <w:t xml:space="preserve">”</w:t>
-      </w:r>
-      <w:r>
-        <w:t xml:space="preserve"> </w:t>
-      </w:r>
-      <w:r>
-        <w:t xml:space="preserve">It earns a small, stable margin.</w:t>
-      </w:r>
-      <w:r>
-        <w:t xml:space="preserve"> </w:t>
-      </w:r>
-      <w:r>
-        <w:t xml:space="preserve">로런: 보통 당신네 같은 영국 판매 회사는</w:t>
-      </w:r>
-      <w:r>
-        <w:t xml:space="preserve"> </w:t>
-      </w:r>
-      <w:r>
-        <w:t xml:space="preserve">“</w:t>
-      </w:r>
-      <w:r>
-        <w:t xml:space="preserve">저위험 유통사</w:t>
-      </w:r>
-      <w:r>
-        <w:t xml:space="preserve">”</w:t>
-      </w:r>
-      <w:r>
-        <w:t xml:space="preserve">예요. 작고 안정적인 마진을 벌죠.</w:t>
-      </w:r>
-    </w:p>
-    <w:p>
-      <w:pPr>
-        <w:numPr>
-          <w:ilvl w:val="0"/>
-          <w:numId w:val="1002"/>
-        </w:numPr>
-      </w:pPr>
-      <w:r>
-        <w:t xml:space="preserve">PAUL: What’s the number?</w:t>
-      </w:r>
-      <w:r>
-        <w:t xml:space="preserve"> </w:t>
-      </w:r>
-      <w:r>
-        <w:t xml:space="preserve">폴: 숫자가 뭐예요?</w:t>
-      </w:r>
-    </w:p>
-    <w:p>
-      <w:pPr>
-        <w:numPr>
-          <w:ilvl w:val="0"/>
-          <w:numId w:val="1002"/>
-        </w:numPr>
-      </w:pPr>
-      <w:r>
-        <w:t xml:space="preserve">LAUREN: Around three to five percent operating margin. We’ll do a benchmarking study. Comparable companies.</w:t>
-      </w:r>
-      <w:r>
-        <w:t xml:space="preserve"> </w:t>
-      </w:r>
-      <w:r>
-        <w:t xml:space="preserve">로런: 영업이익률 약 3~5%. 벤치마킹 연구를 할 거예요. 비교 가능한 회사들로.</w:t>
-      </w:r>
-    </w:p>
-    <w:p>
-      <w:pPr>
-        <w:numPr>
-          <w:ilvl w:val="0"/>
-          <w:numId w:val="1002"/>
-        </w:numPr>
-      </w:pPr>
-      <w:r>
-        <w:t xml:space="preserve">NOAH: Wait. We’ve lost money in the US for five years. Shouldn’t profit go there? To use those losses?</w:t>
-      </w:r>
-      <w:r>
-        <w:t xml:space="preserve"> </w:t>
-      </w:r>
-      <w:r>
-        <w:t xml:space="preserve">노아: 잠깐. 미국에서 5년간 적자였어요. 이익이 그쪽으로 가야 하지 않아요? 그 손실을 쓰려면?</w:t>
-      </w:r>
-    </w:p>
-    <w:p>
-      <w:pPr>
-        <w:numPr>
-          <w:ilvl w:val="0"/>
-          <w:numId w:val="1002"/>
-        </w:numPr>
-      </w:pPr>
-      <w:r>
-        <w:t xml:space="preserve">LAUREN: That’s tempting. And it’s exactly what tax authorities look for.</w:t>
-      </w:r>
-      <w:r>
-        <w:t xml:space="preserve"> </w:t>
-      </w:r>
-      <w:r>
-        <w:t xml:space="preserve">로런: 솔깃하죠. 그리고 그게 바로 세무 당국이 찾는 거예요.</w:t>
-      </w:r>
-    </w:p>
-    <w:p>
-      <w:pPr>
-        <w:numPr>
-          <w:ilvl w:val="0"/>
-          <w:numId w:val="1002"/>
-        </w:numPr>
-      </w:pPr>
-      <w:r>
-        <w:t xml:space="preserve">NOAH: Can’t we just choose? A higher price? It’s legal, isn’t it?</w:t>
-      </w:r>
-      <w:r>
-        <w:t xml:space="preserve"> </w:t>
-      </w:r>
-      <w:r>
-        <w:t xml:space="preserve">노아: 그냥 고르면 안 돼요? 더 높은 가격으로? 합법이잖아요?</w:t>
-      </w:r>
-    </w:p>
-    <w:p>
-      <w:pPr>
-        <w:numPr>
-          <w:ilvl w:val="0"/>
-          <w:numId w:val="1002"/>
-        </w:numPr>
-      </w:pPr>
-      <w:r>
-        <w:t xml:space="preserve">LAUREN: You can document. You can’t choose. The function decides the profit, not your preference. What each company actually does, and what risks it carries, determines where the profit belongs, and the documents simply prove that to anyone who asks.</w:t>
-      </w:r>
-      <w:r>
-        <w:t xml:space="preserve"> </w:t>
-      </w:r>
-      <w:r>
-        <w:t xml:space="preserve">로런: 문서화는 할 수 있어요. 고를 순 없어요. 기능이 이익을 정해요, 당신 선호가 아니라. 각 회사가 실제로 무슨 일을 하고 어떤 위험을 지는지가 이익이 어디 속하는지를 정하고, 서류는 묻는 사람에게 그걸 증명할 뿐이에요.</w:t>
-      </w:r>
-    </w:p>
-    <w:p>
-      <w:pPr>
-        <w:numPr>
-          <w:ilvl w:val="0"/>
-          <w:numId w:val="1002"/>
-        </w:numPr>
-      </w:pPr>
-      <w:r>
-        <w:t xml:space="preserve">NOAH: The function decides the profit. Okay. What does that mean for us?</w:t>
-      </w:r>
-      <w:r>
-        <w:t xml:space="preserve"> </w:t>
-      </w:r>
-      <w:r>
-        <w:t xml:space="preserve">노아: 기능이 이익을 정한다. 좋아요. 우리한텐 무슨 뜻이에요?</w:t>
-      </w:r>
-    </w:p>
-    <w:p>
-      <w:pPr>
-        <w:numPr>
-          <w:ilvl w:val="0"/>
-          <w:numId w:val="1002"/>
-        </w:numPr>
-      </w:pPr>
-      <w:r>
-        <w:t xml:space="preserve">LAUREN: The US invents, makes, and owns the patents, so it carries the real risk, and most of the profit belongs there. The UK sells, which is valuable, but it’s a lower-risk job, so it earns a seller’s margin. That keeps the numbers defensible.</w:t>
-      </w:r>
-      <w:r>
-        <w:t xml:space="preserve"> </w:t>
-      </w:r>
-      <w:r>
-        <w:t xml:space="preserve">로런: 미국이 발명하고, 만들고, 특허를 가져요. 그래서 진짜 위험을 지고, 이익 대부분은 거기 속해요. 영국은 팔죠. 가치 있는 일이지만 위험이 낮은 일이라, 판매자 마진을 벌어요. 그래야 숫자를 방어할 수 있어요.</w:t>
-      </w:r>
-    </w:p>
-    <w:p>
-      <w:pPr>
-        <w:numPr>
-          <w:ilvl w:val="0"/>
-          <w:numId w:val="1002"/>
-        </w:numPr>
-      </w:pPr>
-      <w:r>
-        <w:t xml:space="preserve">PAUL: So we get what you wanted. But for the right reason. With paperwork.</w:t>
-      </w:r>
-      <w:r>
-        <w:t xml:space="preserve"> </w:t>
-      </w:r>
-      <w:r>
-        <w:t xml:space="preserve">폴: 그러니까 원하던 걸 얻어요. 하지만 올바른 이유로. 서류와 함께.</w:t>
-      </w:r>
-    </w:p>
-    <w:p>
-      <w:pPr>
-        <w:numPr>
-          <w:ilvl w:val="0"/>
-          <w:numId w:val="1002"/>
-        </w:numPr>
-      </w:pPr>
-      <w:r>
-        <w:t xml:space="preserve">NOAH: I can live with that.</w:t>
-      </w:r>
-      <w:r>
-        <w:t xml:space="preserve"> </w:t>
-      </w:r>
-      <w:r>
-        <w:t xml:space="preserve">노아: 그거면 괜찮아요.</w:t>
-      </w:r>
-    </w:p>
-    <w:p>
-      <w:pPr>
-        <w:numPr>
-          <w:ilvl w:val="0"/>
-          <w:numId w:val="1002"/>
-        </w:numPr>
-      </w:pPr>
-      <w:r>
-        <w:t xml:space="preserve">GARETH: One warning. Training. Who pays for James’s training programs?</w:t>
-      </w:r>
-      <w:r>
-        <w:t xml:space="preserve"> </w:t>
-      </w:r>
-      <w:r>
-        <w:t xml:space="preserve">개러스: 경고 하나. 교육. 제임스의 교육 프로그램은 누가 내요?</w:t>
-      </w:r>
-    </w:p>
-    <w:p>
-      <w:pPr>
-        <w:numPr>
-          <w:ilvl w:val="0"/>
-          <w:numId w:val="1002"/>
-        </w:numPr>
-      </w:pPr>
-      <w:r>
-        <w:t xml:space="preserve">PAUL: The UK company. It’s a UK cost.</w:t>
-      </w:r>
-      <w:r>
-        <w:t xml:space="preserve"> </w:t>
-      </w:r>
-      <w:r>
-        <w:t xml:space="preserve">폴: 영국 회사요. 영국 비용이니까.</w:t>
-      </w:r>
-    </w:p>
-    <w:p>
-      <w:pPr>
-        <w:numPr>
-          <w:ilvl w:val="0"/>
-          <w:numId w:val="1002"/>
-        </w:numPr>
-      </w:pPr>
-      <w:r>
-        <w:t xml:space="preserve">LAUREN: Then it’s a big cost for a</w:t>
-      </w:r>
-      <w:r>
-        <w:t xml:space="preserve"> </w:t>
-      </w:r>
-      <w:r>
-        <w:t xml:space="preserve">‘</w:t>
-      </w:r>
-      <w:r>
-        <w:t xml:space="preserve">limited-risk</w:t>
-      </w:r>
-      <w:r>
-        <w:t xml:space="preserve">’</w:t>
-      </w:r>
-      <w:r>
-        <w:t xml:space="preserve"> </w:t>
-      </w:r>
-      <w:r>
-        <w:t xml:space="preserve">company. The problem is that a distributor earning a small margin can’t absorb heavy training costs, so its margin goes negative, and a loss-making low-risk company is exactly what HMRC will ask questions about.</w:t>
-      </w:r>
-      <w:r>
-        <w:t xml:space="preserve"> </w:t>
-      </w:r>
-      <w:r>
-        <w:t xml:space="preserve">로런: 그럼</w:t>
-      </w:r>
-      <w:r>
-        <w:t xml:space="preserve"> </w:t>
-      </w:r>
-      <w:r>
-        <w:t xml:space="preserve">‘</w:t>
-      </w:r>
-      <w:r>
-        <w:t xml:space="preserve">저위험</w:t>
-      </w:r>
-      <w:r>
-        <w:t xml:space="preserve">’</w:t>
-      </w:r>
-      <w:r>
-        <w:t xml:space="preserve"> </w:t>
-      </w:r>
-      <w:r>
-        <w:t xml:space="preserve">회사에 큰 비용이에요. 문제는 작은 마진을 버는 유통사가 무거운 교육비를 감당할 수 없다는 거예요. 그래서 마진이 마이너스가 되고, 적자 나는 저위험 회사야말로 HMRC가 질문할 대상이에요.</w:t>
-      </w:r>
-    </w:p>
-    <w:p>
-      <w:pPr>
-        <w:numPr>
-          <w:ilvl w:val="0"/>
-          <w:numId w:val="1002"/>
-        </w:numPr>
-      </w:pPr>
-      <w:r>
-        <w:t xml:space="preserve">PAUL: So the US pays for training? Through a service agreement?</w:t>
-      </w:r>
-      <w:r>
-        <w:t xml:space="preserve"> </w:t>
-      </w:r>
-      <w:r>
-        <w:t xml:space="preserve">폴: 그럼 미국이 교육비를 내요? 용역 계약으로?</w:t>
-      </w:r>
-    </w:p>
-    <w:p>
-      <w:pPr>
-        <w:numPr>
-          <w:ilvl w:val="0"/>
-          <w:numId w:val="1002"/>
-        </w:numPr>
-      </w:pPr>
-      <w:r>
-        <w:t xml:space="preserve">LAUREN: Or the transfer price drops to cover it. Either works. Both need documents.</w:t>
-      </w:r>
-      <w:r>
-        <w:t xml:space="preserve"> </w:t>
-      </w:r>
-      <w:r>
-        <w:t xml:space="preserve">로런: 아니면 이전가격을 낮춰서 충당하거나. 둘 다 돼요. 둘 다 서류가 필요하고요.</w:t>
-      </w:r>
-    </w:p>
-    <w:p>
-      <w:pPr>
-        <w:numPr>
-          <w:ilvl w:val="0"/>
-          <w:numId w:val="1002"/>
-        </w:numPr>
-      </w:pPr>
-      <w:r>
-        <w:t xml:space="preserve">DIANE: Documents. My favourite word. Right after</w:t>
-      </w:r>
-      <w:r>
-        <w:t xml:space="preserve"> </w:t>
-      </w:r>
-      <w:r>
-        <w:t xml:space="preserve">“</w:t>
-      </w:r>
-      <w:r>
-        <w:t xml:space="preserve">writing.</w:t>
-      </w:r>
-      <w:r>
-        <w:t xml:space="preserve">”</w:t>
-      </w:r>
-      <w:r>
-        <w:t xml:space="preserve"> </w:t>
-      </w:r>
-      <w:r>
-        <w:t xml:space="preserve">다이앤: 서류. 내가 좋아하는 단어예요.</w:t>
-      </w:r>
-      <w:r>
-        <w:t xml:space="preserve"> </w:t>
-      </w:r>
-      <w:r>
-        <w:t xml:space="preserve">“</w:t>
-      </w:r>
-      <w:r>
-        <w:t xml:space="preserve">서면</w:t>
-      </w:r>
-      <w:r>
-        <w:t xml:space="preserve">”</w:t>
-      </w:r>
-      <w:r>
-        <w:t xml:space="preserve"> </w:t>
-      </w:r>
-      <w:r>
-        <w:t xml:space="preserve">다음으로.</w:t>
       </w:r>
     </w:p>
     <w:bookmarkEnd w:id="22"/>
@@ -1377,512 +846,242 @@
     </w:p>
     <w:p>
       <w:pPr>
-        <w:numPr>
-          <w:ilvl w:val="0"/>
-          <w:numId w:val="1003"/>
-        </w:numPr>
+        <w:pStyle w:val="FirstParagraph"/>
       </w:pPr>
       <w:r>
         <w:t xml:space="preserve">GARETH: Now VAT. Value added tax. Twenty percent in the UK. On your syringes.</w:t>
       </w:r>
-      <w:r>
-        <w:t xml:space="preserve"> </w:t>
-      </w:r>
-      <w:r>
-        <w:t xml:space="preserve">개러스: 이제 부가세. 부가가치세. 영국은 20%. 주사기에 붙어요.</w:t>
-      </w:r>
-    </w:p>
-    <w:p>
-      <w:pPr>
-        <w:numPr>
-          <w:ilvl w:val="0"/>
-          <w:numId w:val="1003"/>
-        </w:numPr>
+    </w:p>
+    <w:p>
+      <w:pPr>
+        <w:pStyle w:val="BodyText"/>
       </w:pPr>
       <w:r>
         <w:t xml:space="preserve">NOAH: So a two-twenty syringe costs the clinic two-sixty-four?</w:t>
       </w:r>
-      <w:r>
-        <w:t xml:space="preserve"> </w:t>
-      </w:r>
-      <w:r>
-        <w:t xml:space="preserve">노아: 그러니까 220파운드 주사기가 클리닉엔 264파운드?</w:t>
-      </w:r>
-    </w:p>
-    <w:p>
-      <w:pPr>
-        <w:numPr>
-          <w:ilvl w:val="0"/>
-          <w:numId w:val="1003"/>
-        </w:numPr>
+    </w:p>
+    <w:p>
+      <w:pPr>
+        <w:pStyle w:val="BodyText"/>
       </w:pPr>
       <w:r>
         <w:t xml:space="preserve">GARETH: On the invoice, yes. A VAT-registered clinic reclaims it. So for them, it’s still two-twenty.</w:t>
       </w:r>
-      <w:r>
-        <w:t xml:space="preserve"> </w:t>
-      </w:r>
-      <w:r>
-        <w:t xml:space="preserve">개러스: 청구서상으론 그래요. 부가세 등록 클리닉은 환급받아요. 그러니 그들한텐 여전히 220이죠.</w:t>
-      </w:r>
-    </w:p>
-    <w:p>
-      <w:pPr>
-        <w:numPr>
-          <w:ilvl w:val="0"/>
-          <w:numId w:val="1003"/>
-        </w:numPr>
+    </w:p>
+    <w:p>
+      <w:pPr>
+        <w:pStyle w:val="BodyText"/>
       </w:pPr>
       <w:r>
         <w:t xml:space="preserve">PAUL: And clinics that aren’t registered?</w:t>
       </w:r>
-      <w:r>
-        <w:t xml:space="preserve"> </w:t>
-      </w:r>
-      <w:r>
-        <w:t xml:space="preserve">폴: 등록 안 한 클리닉은요?</w:t>
-      </w:r>
-    </w:p>
-    <w:p>
-      <w:pPr>
-        <w:numPr>
-          <w:ilvl w:val="0"/>
-          <w:numId w:val="1003"/>
-        </w:numPr>
+    </w:p>
+    <w:p>
+      <w:pPr>
+        <w:pStyle w:val="BodyText"/>
       </w:pPr>
       <w:r>
         <w:t xml:space="preserve">GARETH: Small ones, under the threshold. They pay the full two-sixty-four. They can’t reclaim.</w:t>
       </w:r>
-      <w:r>
-        <w:t xml:space="preserve"> </w:t>
-      </w:r>
-      <w:r>
-        <w:t xml:space="preserve">개러스: 기준 이하의 작은 곳들이요. 264를 다 내요. 환급 못 받고요.</w:t>
-      </w:r>
-    </w:p>
-    <w:p>
-      <w:pPr>
-        <w:numPr>
-          <w:ilvl w:val="0"/>
-          <w:numId w:val="1003"/>
-        </w:numPr>
+    </w:p>
+    <w:p>
+      <w:pPr>
+        <w:pStyle w:val="BodyText"/>
       </w:pPr>
       <w:r>
         <w:t xml:space="preserve">NOAH: Who are the small ones?</w:t>
       </w:r>
-      <w:r>
-        <w:t xml:space="preserve"> </w:t>
-      </w:r>
-      <w:r>
-        <w:t xml:space="preserve">노아: 작은 곳이 누군데요?</w:t>
-      </w:r>
-    </w:p>
-    <w:p>
-      <w:pPr>
-        <w:numPr>
-          <w:ilvl w:val="0"/>
-          <w:numId w:val="1003"/>
-        </w:numPr>
+    </w:p>
+    <w:p>
+      <w:pPr>
+        <w:pStyle w:val="BodyText"/>
       </w:pPr>
       <w:r>
         <w:t xml:space="preserve">GARETH: In aesthetics? Often independent nurses. One room. One nurse. Very good. Very small.</w:t>
       </w:r>
-      <w:r>
-        <w:t xml:space="preserve"> </w:t>
-      </w:r>
-      <w:r>
-        <w:t xml:space="preserve">개러스: 미용 분야에서요? 대개 독립 간호사들이요. 방 하나. 간호사 하나. 실력 좋고. 아주 작죠.</w:t>
-      </w:r>
-    </w:p>
-    <w:p>
-      <w:pPr>
-        <w:numPr>
-          <w:ilvl w:val="0"/>
-          <w:numId w:val="1003"/>
-        </w:numPr>
+    </w:p>
+    <w:p>
+      <w:pPr>
+        <w:pStyle w:val="BodyText"/>
       </w:pPr>
       <w:r>
         <w:t xml:space="preserve">NOAH: That’s exactly who we want. Sarah’s clinic. James’s network. The two hundred thirty nurses.</w:t>
       </w:r>
-      <w:r>
-        <w:t xml:space="preserve"> </w:t>
-      </w:r>
-      <w:r>
-        <w:t xml:space="preserve">노아: 그게 딱 우리가 원하는 사람들이에요. 사라의 클리닉. 제임스의 네트워크. 간호사 230명.</w:t>
-      </w:r>
-    </w:p>
-    <w:p>
-      <w:pPr>
-        <w:numPr>
-          <w:ilvl w:val="0"/>
-          <w:numId w:val="1003"/>
-        </w:numPr>
+    </w:p>
+    <w:p>
+      <w:pPr>
+        <w:pStyle w:val="BodyText"/>
       </w:pPr>
       <w:r>
         <w:t xml:space="preserve">PAUL: So our best customers, the small independent nurses we actually want, pay twenty percent more than the big chains for exactly the same syringe. That’s not just a tax detail. That’s a pricing problem, and it could slow us down where James’s network is strongest.</w:t>
       </w:r>
-      <w:r>
-        <w:t xml:space="preserve"> </w:t>
-      </w:r>
-      <w:r>
-        <w:t xml:space="preserve">폴: 그러니까 우리 최고 고객, 우리가 정말 원하는 소규모 독립 간호사들이 똑같은 주사기에 대형 체인보다 20% 더 낸다는 거죠. 그건 단순한 세금 문제가 아니에요. 가격 문제고, 제임스 네트워크가 가장 강한 곳에서 우리 발목을 잡을 수 있어요.</w:t>
-      </w:r>
-    </w:p>
-    <w:p>
-      <w:pPr>
-        <w:numPr>
-          <w:ilvl w:val="0"/>
-          <w:numId w:val="1003"/>
-        </w:numPr>
+    </w:p>
+    <w:p>
+      <w:pPr>
+        <w:pStyle w:val="BodyText"/>
       </w:pPr>
       <w:r>
         <w:t xml:space="preserve">NOAH: Write it down. James needs to see it. Today.</w:t>
       </w:r>
-      <w:r>
-        <w:t xml:space="preserve"> </w:t>
-      </w:r>
-      <w:r>
-        <w:t xml:space="preserve">노아: 적어 둬요. 제임스가 봐야 해요. 오늘.</w:t>
-      </w:r>
-    </w:p>
-    <w:p>
-      <w:pPr>
-        <w:numPr>
-          <w:ilvl w:val="0"/>
-          <w:numId w:val="1003"/>
-        </w:numPr>
+    </w:p>
+    <w:p>
+      <w:pPr>
+        <w:pStyle w:val="BodyText"/>
       </w:pPr>
       <w:r>
         <w:t xml:space="preserve">GARETH: There’s also import VAT. When your syringes arrive from the US. Another twenty percent. At the border.</w:t>
       </w:r>
-      <w:r>
-        <w:t xml:space="preserve"> </w:t>
-      </w:r>
-      <w:r>
-        <w:t xml:space="preserve">개러스: 수입 부가세도 있어요. 미국에서 주사기가 도착할 때. 또 20%. 국경에서.</w:t>
-      </w:r>
-    </w:p>
-    <w:p>
-      <w:pPr>
-        <w:numPr>
-          <w:ilvl w:val="0"/>
-          <w:numId w:val="1003"/>
-        </w:numPr>
+    </w:p>
+    <w:p>
+      <w:pPr>
+        <w:pStyle w:val="BodyText"/>
       </w:pPr>
       <w:r>
         <w:t xml:space="preserve">MARCUS: At the border? So cash gets stuck in customs?</w:t>
       </w:r>
-      <w:r>
-        <w:t xml:space="preserve"> </w:t>
-      </w:r>
-      <w:r>
-        <w:t xml:space="preserve">마커스: 국경에서? 그럼 현금이 세관에 묶여요?</w:t>
-      </w:r>
-    </w:p>
-    <w:p>
-      <w:pPr>
-        <w:numPr>
-          <w:ilvl w:val="0"/>
-          <w:numId w:val="1003"/>
-        </w:numPr>
+    </w:p>
+    <w:p>
+      <w:pPr>
+        <w:pStyle w:val="BodyText"/>
       </w:pPr>
       <w:r>
         <w:t xml:space="preserve">GARETH: Not if you use postponed VAT accounting. You declare it and reclaim it on the same return. No cash leaves.</w:t>
       </w:r>
-      <w:r>
-        <w:t xml:space="preserve"> </w:t>
-      </w:r>
-      <w:r>
-        <w:t xml:space="preserve">개러스: 수입 부가세 이연 납부를 쓰면 안 묶여요. 같은 신고서에서 신고하고 환급받아요. 현금이 안 나가요.</w:t>
-      </w:r>
-    </w:p>
-    <w:p>
-      <w:pPr>
-        <w:numPr>
-          <w:ilvl w:val="0"/>
-          <w:numId w:val="1003"/>
-        </w:numPr>
+    </w:p>
+    <w:p>
+      <w:pPr>
+        <w:pStyle w:val="BodyText"/>
       </w:pPr>
       <w:r>
         <w:t xml:space="preserve">PAUL: Postponed VAT accounting. I like it already. What’s the catch?</w:t>
       </w:r>
-      <w:r>
-        <w:t xml:space="preserve"> </w:t>
-      </w:r>
-      <w:r>
-        <w:t xml:space="preserve">폴: 이연 납부. 벌써 마음에 드네요. 함정은요?</w:t>
-      </w:r>
-    </w:p>
-    <w:p>
-      <w:pPr>
-        <w:numPr>
-          <w:ilvl w:val="0"/>
-          <w:numId w:val="1003"/>
-        </w:numPr>
+    </w:p>
+    <w:p>
+      <w:pPr>
+        <w:pStyle w:val="BodyText"/>
       </w:pPr>
       <w:r>
         <w:t xml:space="preserve">GARETH: You need a UK VAT number first. Which needs the company. Which we create tomorrow.</w:t>
       </w:r>
-      <w:r>
-        <w:t xml:space="preserve"> </w:t>
-      </w:r>
-      <w:r>
-        <w:t xml:space="preserve">개러스: 먼저 영국 부가세 번호가 필요해요. 그러려면 회사가 있어야 하고. 회사는 내일 만들고요.</w:t>
-      </w:r>
-    </w:p>
-    <w:p>
-      <w:pPr>
-        <w:numPr>
-          <w:ilvl w:val="0"/>
-          <w:numId w:val="1003"/>
-        </w:numPr>
+    </w:p>
+    <w:p>
+      <w:pPr>
+        <w:pStyle w:val="BodyText"/>
       </w:pPr>
       <w:r>
         <w:t xml:space="preserve">NOAH: And then banking. We can pay James on May first?</w:t>
       </w:r>
-      <w:r>
-        <w:t xml:space="preserve"> </w:t>
-      </w:r>
-      <w:r>
-        <w:t xml:space="preserve">노아: 그다음 은행. 5월 1일에 제임스 급여를 줄 수 있죠?</w:t>
-      </w:r>
-    </w:p>
-    <w:p>
-      <w:pPr>
-        <w:numPr>
-          <w:ilvl w:val="0"/>
-          <w:numId w:val="1003"/>
-        </w:numPr>
+    </w:p>
+    <w:p>
+      <w:pPr>
+        <w:pStyle w:val="BodyText"/>
       </w:pPr>
       <w:r>
         <w:t xml:space="preserve">GARETH: …Ah. A bank account for a new company with an American parent? Four to eight weeks.</w:t>
       </w:r>
-      <w:r>
-        <w:t xml:space="preserve"> </w:t>
-      </w:r>
-      <w:r>
-        <w:t xml:space="preserve">개러스: …아. 미국 모회사를 둔 신생 회사의 은행 계좌요? 4주에서 8주.</w:t>
-      </w:r>
-    </w:p>
-    <w:p>
-      <w:pPr>
-        <w:numPr>
-          <w:ilvl w:val="0"/>
-          <w:numId w:val="1003"/>
-        </w:numPr>
+    </w:p>
+    <w:p>
+      <w:pPr>
+        <w:pStyle w:val="BodyText"/>
       </w:pPr>
       <w:r>
         <w:t xml:space="preserve">NOAH: Eight weeks? Why?</w:t>
       </w:r>
-      <w:r>
-        <w:t xml:space="preserve"> </w:t>
-      </w:r>
-      <w:r>
-        <w:t xml:space="preserve">노아: 8주? 왜요?</w:t>
-      </w:r>
-    </w:p>
-    <w:p>
-      <w:pPr>
-        <w:numPr>
-          <w:ilvl w:val="0"/>
-          <w:numId w:val="1003"/>
-        </w:numPr>
+    </w:p>
+    <w:p>
+      <w:pPr>
+        <w:pStyle w:val="BodyText"/>
       </w:pPr>
       <w:r>
         <w:t xml:space="preserve">GARETH: Know-your-customer checks. Banks have to prove they know who really owns the company, so with an American parent they’ll want your shareholders, your investors, and their investors. Every layer adds paperwork and questions. Possibly your grandmother.</w:t>
       </w:r>
-      <w:r>
-        <w:t xml:space="preserve"> </w:t>
-      </w:r>
-      <w:r>
-        <w:t xml:space="preserve">개러스: 고객 확인 절차요. 은행은 회사의 실제 주인이 누군지 안다는 걸 증명해야 해요. 그래서 미국 모회사가 있으면 주주, 투자자, 그 투자자의 투자자까지 보려 할 거예요. 층마다 서류와 질문이 늘어나죠. 어쩌면 할머니까지.</w:t>
-      </w:r>
-    </w:p>
-    <w:p>
-      <w:pPr>
-        <w:numPr>
-          <w:ilvl w:val="0"/>
-          <w:numId w:val="1003"/>
-        </w:numPr>
+    </w:p>
+    <w:p>
+      <w:pPr>
+        <w:pStyle w:val="BodyText"/>
       </w:pPr>
       <w:r>
         <w:t xml:space="preserve">PAUL: Our cap table has eleven funds. Three are in the Cayman Islands.</w:t>
       </w:r>
-      <w:r>
-        <w:t xml:space="preserve"> </w:t>
-      </w:r>
-      <w:r>
-        <w:t xml:space="preserve">폴: 우리 주주 명부에 펀드가 11개예요. 셋은 케이맨 제도에 있고요.</w:t>
-      </w:r>
-    </w:p>
-    <w:p>
-      <w:pPr>
-        <w:numPr>
-          <w:ilvl w:val="0"/>
-          <w:numId w:val="1003"/>
-        </w:numPr>
+    </w:p>
+    <w:p>
+      <w:pPr>
+        <w:pStyle w:val="BodyText"/>
       </w:pPr>
       <w:r>
         <w:t xml:space="preserve">GARETH: Then eight weeks. Optimistically.</w:t>
       </w:r>
-      <w:r>
-        <w:t xml:space="preserve"> </w:t>
-      </w:r>
-      <w:r>
-        <w:t xml:space="preserve">개러스: 그럼 8주. 낙관적으로 봐서.</w:t>
-      </w:r>
-    </w:p>
-    <w:p>
-      <w:pPr>
-        <w:numPr>
-          <w:ilvl w:val="0"/>
-          <w:numId w:val="1003"/>
-        </w:numPr>
+    </w:p>
+    <w:p>
+      <w:pPr>
+        <w:pStyle w:val="BodyText"/>
       </w:pPr>
       <w:r>
         <w:t xml:space="preserve">NOAH: James starts in nine days. Without a bank, how do we pay him?</w:t>
       </w:r>
-      <w:r>
-        <w:t xml:space="preserve"> </w:t>
-      </w:r>
-      <w:r>
-        <w:t xml:space="preserve">노아: 제임스는 9일 후에 시작해요. 은행 없이 어떻게 급여를 줘요?</w:t>
-      </w:r>
-    </w:p>
-    <w:p>
-      <w:pPr>
-        <w:numPr>
-          <w:ilvl w:val="0"/>
-          <w:numId w:val="1003"/>
-        </w:numPr>
+    </w:p>
+    <w:p>
+      <w:pPr>
+        <w:pStyle w:val="BodyText"/>
       </w:pPr>
       <w:r>
         <w:t xml:space="preserve">LAUREN: An employer of record. A company that legally employs him for you. Temporarily. Payroll, tax, pension.</w:t>
       </w:r>
-      <w:r>
-        <w:t xml:space="preserve"> </w:t>
-      </w:r>
-      <w:r>
-        <w:t xml:space="preserve">로런: 고용대행이요. 당신 대신 법적으로 그를 고용하는 회사. 임시로. 급여, 세금, 연금.</w:t>
-      </w:r>
-    </w:p>
-    <w:p>
-      <w:pPr>
-        <w:numPr>
-          <w:ilvl w:val="0"/>
-          <w:numId w:val="1003"/>
-        </w:numPr>
+    </w:p>
+    <w:p>
+      <w:pPr>
+        <w:pStyle w:val="BodyText"/>
       </w:pPr>
       <w:r>
         <w:t xml:space="preserve">DIANE: Then we transfer him to Veyra UK when the bank is ready. I’ll draft the clause.</w:t>
       </w:r>
-      <w:r>
-        <w:t xml:space="preserve"> </w:t>
-      </w:r>
-      <w:r>
-        <w:t xml:space="preserve">다이앤: 그다음 은행이 준비되면 베이라 UK로 옮겨요. 조항은 내가 쓸게요.</w:t>
-      </w:r>
-    </w:p>
-    <w:p>
-      <w:pPr>
-        <w:numPr>
-          <w:ilvl w:val="0"/>
-          <w:numId w:val="1003"/>
-        </w:numPr>
+    </w:p>
+    <w:p>
+      <w:pPr>
+        <w:pStyle w:val="BodyText"/>
       </w:pPr>
       <w:r>
         <w:t xml:space="preserve">PAUL: What’s the number? For the employer of record?</w:t>
       </w:r>
-      <w:r>
-        <w:t xml:space="preserve"> </w:t>
-      </w:r>
-      <w:r>
-        <w:t xml:space="preserve">폴: 숫자가 뭐예요? 고용대행 비용은?</w:t>
-      </w:r>
-    </w:p>
-    <w:p>
-      <w:pPr>
-        <w:numPr>
-          <w:ilvl w:val="0"/>
-          <w:numId w:val="1003"/>
-        </w:numPr>
+    </w:p>
+    <w:p>
+      <w:pPr>
+        <w:pStyle w:val="BodyText"/>
       </w:pPr>
       <w:r>
         <w:t xml:space="preserve">LAUREN: About six hundred dollars a month. Cheaper than a missed payroll. And an angry Nigerian mother.</w:t>
       </w:r>
-      <w:r>
-        <w:t xml:space="preserve"> </w:t>
-      </w:r>
-      <w:r>
-        <w:t xml:space="preserve">로런: 월 약 600달러. 급여 누락보다 싸요. 그리고 화난 나이지리아 어머니보다도.</w:t>
-      </w:r>
-    </w:p>
-    <w:p>
-      <w:pPr>
-        <w:numPr>
-          <w:ilvl w:val="0"/>
-          <w:numId w:val="1003"/>
-        </w:numPr>
+    </w:p>
+    <w:p>
+      <w:pPr>
+        <w:pStyle w:val="BodyText"/>
       </w:pPr>
       <w:r>
         <w:t xml:space="preserve">NOAH: You’ve heard about his mother?</w:t>
       </w:r>
-      <w:r>
-        <w:t xml:space="preserve"> </w:t>
-      </w:r>
-      <w:r>
-        <w:t xml:space="preserve">노아: 그 사람 어머니 얘기 들었어요?</w:t>
-      </w:r>
-    </w:p>
-    <w:p>
-      <w:pPr>
-        <w:numPr>
-          <w:ilvl w:val="0"/>
-          <w:numId w:val="1003"/>
-        </w:numPr>
+    </w:p>
+    <w:p>
+      <w:pPr>
+        <w:pStyle w:val="BodyText"/>
       </w:pPr>
       <w:r>
         <w:t xml:space="preserve">LAUREN: Diane briefed us. Very thoroughly.</w:t>
       </w:r>
-      <w:r>
-        <w:t xml:space="preserve"> </w:t>
-      </w:r>
-      <w:r>
-        <w:t xml:space="preserve">로런: 다이앤이 브리핑했어요. 아주 꼼꼼하게.</w:t>
-      </w:r>
-    </w:p>
-    <w:p>
-      <w:pPr>
-        <w:numPr>
-          <w:ilvl w:val="0"/>
-          <w:numId w:val="1003"/>
-        </w:numPr>
+    </w:p>
+    <w:p>
+      <w:pPr>
+        <w:pStyle w:val="BodyText"/>
       </w:pPr>
       <w:r>
         <w:t xml:space="preserve">DIANE: I put it in writing.</w:t>
       </w:r>
-      <w:r>
-        <w:t xml:space="preserve"> </w:t>
-      </w:r>
-      <w:r>
-        <w:t xml:space="preserve">다이앤: 서면으로 했죠.</w:t>
-      </w:r>
-    </w:p>
-    <w:p>
-      <w:pPr>
-        <w:numPr>
-          <w:ilvl w:val="0"/>
-          <w:numId w:val="1003"/>
-        </w:numPr>
+    </w:p>
+    <w:p>
+      <w:pPr>
+        <w:pStyle w:val="BodyText"/>
       </w:pPr>
       <w:r>
         <w:t xml:space="preserve">MARCUS: Okay. Now dessert. Where do the boxes live?</w:t>
-      </w:r>
-      <w:r>
-        <w:t xml:space="preserve"> </w:t>
-      </w:r>
-      <w:r>
-        <w:t xml:space="preserve">마커스: 좋아요. 이제 디저트. 상자들은 어디 살아요?</w:t>
       </w:r>
     </w:p>
     <w:bookmarkEnd w:id="23"/>
@@ -1897,61 +1096,31 @@
     </w:p>
     <w:p>
       <w:pPr>
-        <w:numPr>
-          <w:ilvl w:val="0"/>
-          <w:numId w:val="1004"/>
-        </w:numPr>
+        <w:pStyle w:val="FirstParagraph"/>
       </w:pPr>
       <w:r>
         <w:t xml:space="preserve">MARCUS: My plan. A third-party warehouse in Milton Keynes. Temperature-monitored. Two months of stock.</w:t>
       </w:r>
-      <w:r>
-        <w:t xml:space="preserve"> </w:t>
-      </w:r>
-      <w:r>
-        <w:t xml:space="preserve">마커스: 내 계획. 밀턴킨스의 외부 물류 창고. 온도 모니터링. 2개월 재고.</w:t>
-      </w:r>
-    </w:p>
-    <w:p>
-      <w:pPr>
-        <w:numPr>
-          <w:ilvl w:val="0"/>
-          <w:numId w:val="1004"/>
-        </w:numPr>
+    </w:p>
+    <w:p>
+      <w:pPr>
+        <w:pStyle w:val="BodyText"/>
       </w:pPr>
       <w:r>
         <w:t xml:space="preserve">PAUL: Two months? That’s a lot of cash sitting on shelves.</w:t>
       </w:r>
-      <w:r>
-        <w:t xml:space="preserve"> </w:t>
-      </w:r>
-      <w:r>
-        <w:t xml:space="preserve">폴: 2개월? 선반에 놓인 현금이 많네요.</w:t>
-      </w:r>
-    </w:p>
-    <w:p>
-      <w:pPr>
-        <w:numPr>
-          <w:ilvl w:val="0"/>
-          <w:numId w:val="1004"/>
-        </w:numPr>
+    </w:p>
+    <w:p>
+      <w:pPr>
+        <w:pStyle w:val="BodyText"/>
       </w:pPr>
       <w:r>
         <w:t xml:space="preserve">MARCUS: Because shipping from Austin takes five days, and customs takes two more. That’s a week on a good day. If something breaks, a shipment gets held, or a batch fails a temperature check, clinics wait two weeks, and they won’t wait twice.</w:t>
       </w:r>
-      <w:r>
-        <w:t xml:space="preserve"> </w:t>
-      </w:r>
-      <w:r>
-        <w:t xml:space="preserve">마커스: 오스틴에서 운송에 5일, 통관에 이틀 더 걸리니까요. 운이 좋아도 일주일이에요. 뭔가 고장 나거나, 화물이 묶이거나, 한 배치가 온도 검사에서 떨어지면 클리닉은 2주를 기다려요. 그리고 두 번은 안 기다려 줘요.</w:t>
-      </w:r>
-    </w:p>
-    <w:p>
-      <w:pPr>
-        <w:numPr>
-          <w:ilvl w:val="0"/>
-          <w:numId w:val="1004"/>
-        </w:numPr>
+    </w:p>
+    <w:p>
+      <w:pPr>
+        <w:pStyle w:val="BodyText"/>
       </w:pPr>
       <w:r>
         <w:t xml:space="preserve">PAUL: Let me guess. Plus a backup in Austin?</w:t>
@@ -1971,383 +1140,173 @@
       <w:r>
         <w:t xml:space="preserve">?</w:t>
       </w:r>
-      <w:r>
-        <w:t xml:space="preserve"> </w:t>
-      </w:r>
-      <w:r>
-        <w:t xml:space="preserve">폴: 맞혀 볼게요. 오스틴에도 예비 재고?</w:t>
-      </w:r>
-      <w:r>
-        <w:t xml:space="preserve"> </w:t>
-      </w:r>
-      <w:r>
-        <w:t xml:space="preserve">“</w:t>
-      </w:r>
-      <w:r>
-        <w:t xml:space="preserve">둘은 하나</w:t>
-      </w:r>
-      <w:r>
-        <w:t xml:space="preserve">”</w:t>
-      </w:r>
-      <w:r>
-        <w:t xml:space="preserve">?</w:t>
-      </w:r>
-    </w:p>
-    <w:p>
-      <w:pPr>
-        <w:numPr>
-          <w:ilvl w:val="0"/>
-          <w:numId w:val="1004"/>
-        </w:numPr>
+    </w:p>
+    <w:p>
+      <w:pPr>
+        <w:pStyle w:val="BodyText"/>
       </w:pPr>
       <w:r>
         <w:t xml:space="preserve">NOAH: He’s said that since year one. Every week.</w:t>
       </w:r>
-      <w:r>
-        <w:t xml:space="preserve"> </w:t>
-      </w:r>
-      <w:r>
-        <w:t xml:space="preserve">노아: 1년 차부터 그 말을 했어요. 매주.</w:t>
-      </w:r>
-    </w:p>
-    <w:p>
-      <w:pPr>
-        <w:numPr>
-          <w:ilvl w:val="0"/>
-          <w:numId w:val="1004"/>
-        </w:numPr>
+    </w:p>
+    <w:p>
+      <w:pPr>
+        <w:pStyle w:val="BodyText"/>
       </w:pPr>
       <w:r>
         <w:t xml:space="preserve">MARCUS: One month in Austin. And yes, since year one. I’ve been right every time.</w:t>
       </w:r>
-      <w:r>
-        <w:t xml:space="preserve"> </w:t>
-      </w:r>
-      <w:r>
-        <w:t xml:space="preserve">마커스: 오스틴에 한 달 치. 그리고 네, 1년 차부터요. 매번 내가 맞았죠.</w:t>
-      </w:r>
-    </w:p>
-    <w:p>
-      <w:pPr>
-        <w:numPr>
-          <w:ilvl w:val="0"/>
-          <w:numId w:val="1004"/>
-        </w:numPr>
+    </w:p>
+    <w:p>
+      <w:pPr>
+        <w:pStyle w:val="BodyText"/>
       </w:pPr>
       <w:r>
         <w:t xml:space="preserve">PAUL: Fine. Two months. But here’s my real worry. Currency.</w:t>
       </w:r>
-      <w:r>
-        <w:t xml:space="preserve"> </w:t>
-      </w:r>
-      <w:r>
-        <w:t xml:space="preserve">폴: 좋아요. 2개월. 그런데 진짜 걱정은 이거예요. 환율.</w:t>
-      </w:r>
-    </w:p>
-    <w:p>
-      <w:pPr>
-        <w:numPr>
-          <w:ilvl w:val="0"/>
-          <w:numId w:val="1004"/>
-        </w:numPr>
+    </w:p>
+    <w:p>
+      <w:pPr>
+        <w:pStyle w:val="BodyText"/>
       </w:pPr>
       <w:r>
         <w:t xml:space="preserve">GARETH: Go on.</w:t>
       </w:r>
-      <w:r>
-        <w:t xml:space="preserve"> </w:t>
-      </w:r>
-      <w:r>
-        <w:t xml:space="preserve">개러스: 계속하세요.</w:t>
-      </w:r>
-    </w:p>
-    <w:p>
-      <w:pPr>
-        <w:numPr>
-          <w:ilvl w:val="0"/>
-          <w:numId w:val="1004"/>
-        </w:numPr>
+    </w:p>
+    <w:p>
+      <w:pPr>
+        <w:pStyle w:val="BodyText"/>
       </w:pPr>
       <w:r>
         <w:t xml:space="preserve">PAUL: Revenue is in pounds, but costs are in dollars. Seorin, Meridian, all of it. So if the pound drops ten percent against the dollar, our margin drops with it, even if we sell exactly as many syringes as we planned.</w:t>
       </w:r>
-      <w:r>
-        <w:t xml:space="preserve"> </w:t>
-      </w:r>
-      <w:r>
-        <w:t xml:space="preserve">폴: 매출은 파운드인데, 원가는 달러예요. 서린, 메리디언, 전부 다. 그래서 파운드가 달러 대비 10% 떨어지면, 계획한 만큼 주사기를 정확히 팔아도 마진이 같이 떨어져요.</w:t>
-      </w:r>
-    </w:p>
-    <w:p>
-      <w:pPr>
-        <w:numPr>
-          <w:ilvl w:val="0"/>
-          <w:numId w:val="1004"/>
-        </w:numPr>
+    </w:p>
+    <w:p>
+      <w:pPr>
+        <w:pStyle w:val="BodyText"/>
       </w:pPr>
       <w:r>
         <w:t xml:space="preserve">NOAH: How much?</w:t>
       </w:r>
-      <w:r>
-        <w:t xml:space="preserve"> </w:t>
-      </w:r>
-      <w:r>
-        <w:t xml:space="preserve">노아: 얼마나요?</w:t>
-      </w:r>
-    </w:p>
-    <w:p>
-      <w:pPr>
-        <w:numPr>
-          <w:ilvl w:val="0"/>
-          <w:numId w:val="1004"/>
-        </w:numPr>
+    </w:p>
+    <w:p>
+      <w:pPr>
+        <w:pStyle w:val="BodyText"/>
       </w:pPr>
       <w:r>
         <w:t xml:space="preserve">PAUL: On year-one revenue? About seventy thousand dollars. Gone. For nothing we did.</w:t>
       </w:r>
-      <w:r>
-        <w:t xml:space="preserve"> </w:t>
-      </w:r>
-      <w:r>
-        <w:t xml:space="preserve">폴: 1년 차 매출 기준? 약 7만 달러. 사라져요. 우리가 한 일과 상관없이.</w:t>
-      </w:r>
-    </w:p>
-    <w:p>
-      <w:pPr>
-        <w:numPr>
-          <w:ilvl w:val="0"/>
-          <w:numId w:val="1004"/>
-        </w:numPr>
+    </w:p>
+    <w:p>
+      <w:pPr>
+        <w:pStyle w:val="BodyText"/>
       </w:pPr>
       <w:r>
         <w:t xml:space="preserve">LAUREN: That’s currency risk. You can hedge it. A forward contract locks today’s rate for future months.</w:t>
       </w:r>
-      <w:r>
-        <w:t xml:space="preserve"> </w:t>
-      </w:r>
-      <w:r>
-        <w:t xml:space="preserve">로런: 그게 환위험이에요. 헤지할 수 있어요. 선물환 계약은 오늘 환율을 앞으로 몇 달간 고정해요.</w:t>
-      </w:r>
-    </w:p>
-    <w:p>
-      <w:pPr>
-        <w:numPr>
-          <w:ilvl w:val="0"/>
-          <w:numId w:val="1004"/>
-        </w:numPr>
+    </w:p>
+    <w:p>
+      <w:pPr>
+        <w:pStyle w:val="BodyText"/>
       </w:pPr>
       <w:r>
         <w:t xml:space="preserve">NOAH: Then hedge everything. Lock it all.</w:t>
       </w:r>
-      <w:r>
-        <w:t xml:space="preserve"> </w:t>
-      </w:r>
-      <w:r>
-        <w:t xml:space="preserve">노아: 그럼 전부 헤지해요. 다 고정해요.</w:t>
-      </w:r>
-    </w:p>
-    <w:p>
-      <w:pPr>
-        <w:numPr>
-          <w:ilvl w:val="0"/>
-          <w:numId w:val="1004"/>
-        </w:numPr>
+    </w:p>
+    <w:p>
+      <w:pPr>
+        <w:pStyle w:val="BodyText"/>
       </w:pPr>
       <w:r>
         <w:t xml:space="preserve">PAUL: No. A hedge is a commitment, not insurance. If we hedge a hundred percent and sales are slower than the forecast, we still owe the pounds we promised, which means buying pounds we don’t have at whatever the rate is then.</w:t>
       </w:r>
-      <w:r>
-        <w:t xml:space="preserve"> </w:t>
-      </w:r>
-      <w:r>
-        <w:t xml:space="preserve">폴: 안 돼요. 헤지는 보험이 아니라 약속이에요. 100% 헤지했는데 판매가 예측보다 느리면, 약속한 파운드는 여전히 갚아야 해요. 그 말은 없는 파운드를 그때 환율이 얼마든 사야 한다는 거예요.</w:t>
-      </w:r>
-    </w:p>
-    <w:p>
-      <w:pPr>
-        <w:numPr>
-          <w:ilvl w:val="0"/>
-          <w:numId w:val="1004"/>
-        </w:numPr>
+    </w:p>
+    <w:p>
+      <w:pPr>
+        <w:pStyle w:val="BodyText"/>
       </w:pPr>
       <w:r>
         <w:t xml:space="preserve">LAUREN: Most companies hedge part of the forecast. Fifty percent. Sometimes seventy. Never more than you’re sure of.</w:t>
       </w:r>
-      <w:r>
-        <w:t xml:space="preserve"> </w:t>
-      </w:r>
-      <w:r>
-        <w:t xml:space="preserve">로런: 대부분 예측치의 일부를 헤지해요. 50%. 때로는 70%. 확신하는 것 이상은 절대 안 하고요.</w:t>
-      </w:r>
-    </w:p>
-    <w:p>
-      <w:pPr>
-        <w:numPr>
-          <w:ilvl w:val="0"/>
-          <w:numId w:val="1004"/>
-        </w:numPr>
+    </w:p>
+    <w:p>
+      <w:pPr>
+        <w:pStyle w:val="BodyText"/>
       </w:pPr>
       <w:r>
         <w:t xml:space="preserve">PAUL: Then fifty percent. First twelve months. And we pay UK costs in pounds. James, the warehouse, rent. A natural hedge.</w:t>
       </w:r>
-      <w:r>
-        <w:t xml:space="preserve"> </w:t>
-      </w:r>
-      <w:r>
-        <w:t xml:space="preserve">폴: 그럼 50%. 첫 12개월. 그리고 영국 비용은 파운드로 내요. 제임스, 창고, 임차료. 자연 헤지.</w:t>
-      </w:r>
-    </w:p>
-    <w:p>
-      <w:pPr>
-        <w:numPr>
-          <w:ilvl w:val="0"/>
-          <w:numId w:val="1004"/>
-        </w:numPr>
+    </w:p>
+    <w:p>
+      <w:pPr>
+        <w:pStyle w:val="BodyText"/>
       </w:pPr>
       <w:r>
         <w:t xml:space="preserve">NOAH: A natural hedge. Pounds in, pounds out. I understood that. Without a napkin.</w:t>
       </w:r>
-      <w:r>
-        <w:t xml:space="preserve"> </w:t>
-      </w:r>
-      <w:r>
-        <w:t xml:space="preserve">노아: 자연 헤지. 파운드로 들어오고, 파운드로 나가고. 이해했어요. 냅킨 없이.</w:t>
-      </w:r>
-    </w:p>
-    <w:p>
-      <w:pPr>
-        <w:numPr>
-          <w:ilvl w:val="0"/>
-          <w:numId w:val="1004"/>
-        </w:numPr>
+    </w:p>
+    <w:p>
+      <w:pPr>
+        <w:pStyle w:val="BodyText"/>
       </w:pPr>
       <w:r>
         <w:t xml:space="preserve">PAUL: I’m framing this moment.</w:t>
       </w:r>
-      <w:r>
-        <w:t xml:space="preserve"> </w:t>
-      </w:r>
-      <w:r>
-        <w:t xml:space="preserve">폴: 이 순간을 액자에 넣을게요.</w:t>
-      </w:r>
-    </w:p>
-    <w:p>
-      <w:pPr>
-        <w:numPr>
-          <w:ilvl w:val="0"/>
-          <w:numId w:val="1004"/>
-        </w:numPr>
+    </w:p>
+    <w:p>
+      <w:pPr>
+        <w:pStyle w:val="BodyText"/>
       </w:pPr>
       <w:r>
         <w:t xml:space="preserve">GARETH: James is in the waiting room. Shall I let him in?</w:t>
       </w:r>
-      <w:r>
-        <w:t xml:space="preserve"> </w:t>
-      </w:r>
-      <w:r>
-        <w:t xml:space="preserve">개러스: 제임스가 대기실에 있어요. 들여보낼까요?</w:t>
-      </w:r>
-    </w:p>
-    <w:p>
-      <w:pPr>
-        <w:numPr>
-          <w:ilvl w:val="0"/>
-          <w:numId w:val="1004"/>
-        </w:numPr>
+    </w:p>
+    <w:p>
+      <w:pPr>
+        <w:pStyle w:val="BodyText"/>
       </w:pPr>
       <w:r>
         <w:t xml:space="preserve">JAMES: Afternoon. Sorry, I’ve just finished clinic. Is there a company yet?</w:t>
       </w:r>
-      <w:r>
-        <w:t xml:space="preserve"> </w:t>
-      </w:r>
-      <w:r>
-        <w:t xml:space="preserve">제임스: 안녕하세요. 미안해요, 방금 진료 끝났어요. 회사가 생겼나요?</w:t>
-      </w:r>
-    </w:p>
-    <w:p>
-      <w:pPr>
-        <w:numPr>
-          <w:ilvl w:val="0"/>
-          <w:numId w:val="1004"/>
-        </w:numPr>
+    </w:p>
+    <w:p>
+      <w:pPr>
+        <w:pStyle w:val="BodyText"/>
       </w:pPr>
       <w:r>
         <w:t xml:space="preserve">GARETH: There is. As of ten minutes ago. Veyra UK Limited. Registered in England and Wales.</w:t>
       </w:r>
-      <w:r>
-        <w:t xml:space="preserve"> </w:t>
-      </w:r>
-      <w:r>
-        <w:t xml:space="preserve">개러스: 생겼어요. 10분 전부로. 베이라 UK 유한회사. 잉글랜드·웨일스 등록.</w:t>
-      </w:r>
-    </w:p>
-    <w:p>
-      <w:pPr>
-        <w:numPr>
-          <w:ilvl w:val="0"/>
-          <w:numId w:val="1004"/>
-        </w:numPr>
+    </w:p>
+    <w:p>
+      <w:pPr>
+        <w:pStyle w:val="BodyText"/>
       </w:pPr>
       <w:r>
         <w:t xml:space="preserve">JAMES: Not bad at all.</w:t>
       </w:r>
-      <w:r>
-        <w:t xml:space="preserve"> </w:t>
-      </w:r>
-      <w:r>
-        <w:t xml:space="preserve">제임스: 전혀 나쁘지 않네요.</w:t>
-      </w:r>
-    </w:p>
-    <w:p>
-      <w:pPr>
-        <w:numPr>
-          <w:ilvl w:val="0"/>
-          <w:numId w:val="1004"/>
-        </w:numPr>
+    </w:p>
+    <w:p>
+      <w:pPr>
+        <w:pStyle w:val="BodyText"/>
       </w:pPr>
       <w:r>
         <w:t xml:space="preserve">NOAH: That’s the good one, right? The real yes?</w:t>
       </w:r>
-      <w:r>
-        <w:t xml:space="preserve"> </w:t>
-      </w:r>
-      <w:r>
-        <w:t xml:space="preserve">노아: 그게 좋은 거죠? 진짜 예스?</w:t>
-      </w:r>
-    </w:p>
-    <w:p>
-      <w:pPr>
-        <w:numPr>
-          <w:ilvl w:val="0"/>
-          <w:numId w:val="1004"/>
-        </w:numPr>
+    </w:p>
+    <w:p>
+      <w:pPr>
+        <w:pStyle w:val="BodyText"/>
       </w:pPr>
       <w:r>
         <w:t xml:space="preserve">JAMES: The real yes. One worry, though, and I’d rather raise it now than in June. VAT. Most of my nurses aren’t registered, so they’d be paying the full twenty percent on top, and for a one-room clinic that’s not a small difference.</w:t>
       </w:r>
-      <w:r>
-        <w:t xml:space="preserve"> </w:t>
-      </w:r>
-      <w:r>
-        <w:t xml:space="preserve">제임스: 진짜 예스. 그런데 걱정 하나, 6월보다는 지금 꺼내는 게 낫겠어요. 부가세. 내 간호사들 대부분이 등록이 안 돼 있어서 20%를 고스란히 더 내게 돼요. 방 하나짜리 클리닉에겐 작은 차이가 아니죠.</w:t>
-      </w:r>
-    </w:p>
-    <w:p>
-      <w:pPr>
-        <w:numPr>
-          <w:ilvl w:val="0"/>
-          <w:numId w:val="1004"/>
-        </w:numPr>
+    </w:p>
+    <w:p>
+      <w:pPr>
+        <w:pStyle w:val="BodyText"/>
       </w:pPr>
       <w:r>
         <w:t xml:space="preserve">PAUL: We spotted it. Twenty percent more for your best customers. We’ll model it this week.</w:t>
-      </w:r>
-      <w:r>
-        <w:t xml:space="preserve"> </w:t>
-      </w:r>
-      <w:r>
-        <w:t xml:space="preserve">폴: 발견했어요. 최고 고객이 20% 더 내는 거. 이번 주에 모델 돌릴게요.</w:t>
       </w:r>
     </w:p>
     <w:bookmarkEnd w:id="24"/>
@@ -2362,44 +1321,23 @@
     </w:p>
     <w:p>
       <w:pPr>
-        <w:numPr>
-          <w:ilvl w:val="0"/>
-          <w:numId w:val="1005"/>
-        </w:numPr>
+        <w:pStyle w:val="FirstParagraph"/>
       </w:pPr>
       <w:r>
         <w:t xml:space="preserve">JAMES: Good. Also, I’ve booked the training centre. London. Twelfth of June. Thirty nurses. Eight doctors.</w:t>
       </w:r>
-      <w:r>
-        <w:t xml:space="preserve"> </w:t>
-      </w:r>
-      <w:r>
-        <w:t xml:space="preserve">제임스: 좋아요. 그리고 교육 센터 예약했어요. 런던. 6월 12일. 간호사 30명. 의사 8명.</w:t>
-      </w:r>
-    </w:p>
-    <w:p>
-      <w:pPr>
-        <w:numPr>
-          <w:ilvl w:val="0"/>
-          <w:numId w:val="1005"/>
-        </w:numPr>
+    </w:p>
+    <w:p>
+      <w:pPr>
+        <w:pStyle w:val="BodyText"/>
       </w:pPr>
       <w:r>
         <w:t xml:space="preserve">NOAH: You haven’t started yet.</w:t>
       </w:r>
-      <w:r>
-        <w:t xml:space="preserve"> </w:t>
-      </w:r>
-      <w:r>
-        <w:t xml:space="preserve">노아: 아직 입사도 안 했잖아요.</w:t>
-      </w:r>
-    </w:p>
-    <w:p>
-      <w:pPr>
-        <w:numPr>
-          <w:ilvl w:val="0"/>
-          <w:numId w:val="1005"/>
-        </w:numPr>
+    </w:p>
+    <w:p>
+      <w:pPr>
+        <w:pStyle w:val="BodyText"/>
       </w:pPr>
       <w:r>
         <w:t xml:space="preserve">JAMES: In British, that’s called</w:t>
@@ -2422,230 +1360,101 @@
       <w:r>
         <w:t xml:space="preserve">Quietly.</w:t>
       </w:r>
-      <w:r>
-        <w:t xml:space="preserve"> </w:t>
-      </w:r>
-      <w:r>
-        <w:t xml:space="preserve">제임스: 영국식으론 그걸</w:t>
-      </w:r>
-      <w:r>
-        <w:t xml:space="preserve"> </w:t>
-      </w:r>
-      <w:r>
-        <w:t xml:space="preserve">“</w:t>
-      </w:r>
-      <w:r>
-        <w:t xml:space="preserve">솔선수범</w:t>
-      </w:r>
-      <w:r>
-        <w:t xml:space="preserve">”</w:t>
-      </w:r>
-      <w:r>
-        <w:t xml:space="preserve">이라고 해요. 조용히.</w:t>
-      </w:r>
-    </w:p>
-    <w:p>
-      <w:pPr>
-        <w:numPr>
-          <w:ilvl w:val="0"/>
-          <w:numId w:val="1005"/>
-        </w:numPr>
+    </w:p>
+    <w:p>
+      <w:pPr>
+        <w:pStyle w:val="BodyText"/>
       </w:pPr>
       <w:r>
         <w:t xml:space="preserve">PAUL: Summary. UK Limited, done. Transfer pricing, three weeks. VAT, two weeks. Bank, eight weeks. Payroll via EOR. Hedge, fifty percent.</w:t>
       </w:r>
-      <w:r>
-        <w:t xml:space="preserve"> </w:t>
-      </w:r>
-      <w:r>
-        <w:t xml:space="preserve">폴: 요약. UK 유한회사, 완료. 이전가격, 3주. 부가세, 2주. 은행, 8주. 급여는 고용대행. 헤지, 50%.</w:t>
-      </w:r>
-    </w:p>
-    <w:p>
-      <w:pPr>
-        <w:numPr>
-          <w:ilvl w:val="0"/>
-          <w:numId w:val="1005"/>
-        </w:numPr>
+    </w:p>
+    <w:p>
+      <w:pPr>
+        <w:pStyle w:val="BodyText"/>
       </w:pPr>
       <w:r>
         <w:t xml:space="preserve">MARCUS: Warehouse, Milton Keynes. Two months there, one in Austin. Two is one.</w:t>
       </w:r>
-      <w:r>
-        <w:t xml:space="preserve"> </w:t>
-      </w:r>
-      <w:r>
-        <w:t xml:space="preserve">마커스: 창고, 밀턴킨스. 거기 2개월, 오스틴 1개월. 둘은 하나.</w:t>
-      </w:r>
-    </w:p>
-    <w:p>
-      <w:pPr>
-        <w:numPr>
-          <w:ilvl w:val="0"/>
-          <w:numId w:val="1005"/>
-        </w:numPr>
+    </w:p>
+    <w:p>
+      <w:pPr>
+        <w:pStyle w:val="BodyText"/>
       </w:pPr>
       <w:r>
         <w:t xml:space="preserve">DIANE: And everything in writing. I’ll send the list tonight.</w:t>
       </w:r>
-      <w:r>
-        <w:t xml:space="preserve"> </w:t>
-      </w:r>
-      <w:r>
-        <w:t xml:space="preserve">다이앤: 그리고 전부 서면으로. 목록은 오늘 밤 보낼게요.</w:t>
-      </w:r>
-    </w:p>
-    <w:p>
-      <w:pPr>
-        <w:numPr>
-          <w:ilvl w:val="0"/>
-          <w:numId w:val="1005"/>
-        </w:numPr>
+    </w:p>
+    <w:p>
+      <w:pPr>
+        <w:pStyle w:val="BodyText"/>
       </w:pPr>
       <w:r>
         <w:t xml:space="preserve">NOAH: Thank you, all. We built a company in a morning. Sort of.</w:t>
       </w:r>
-      <w:r>
-        <w:t xml:space="preserve"> </w:t>
-      </w:r>
-      <w:r>
-        <w:t xml:space="preserve">노아: 모두 고마워요. 오전 하나 만에 회사를 세웠네요. 어느 정도는.</w:t>
-      </w:r>
-    </w:p>
-    <w:p>
-      <w:pPr>
-        <w:numPr>
-          <w:ilvl w:val="0"/>
-          <w:numId w:val="1005"/>
-        </w:numPr>
+    </w:p>
+    <w:p>
+      <w:pPr>
+        <w:pStyle w:val="BodyText"/>
       </w:pPr>
       <w:r>
         <w:t xml:space="preserve">MARCUS: Noah. Stay a second.</w:t>
       </w:r>
-      <w:r>
-        <w:t xml:space="preserve"> </w:t>
-      </w:r>
-      <w:r>
-        <w:t xml:space="preserve">마커스: 노아. 잠깐 남아요.</w:t>
-      </w:r>
-    </w:p>
-    <w:p>
-      <w:pPr>
-        <w:numPr>
-          <w:ilvl w:val="0"/>
-          <w:numId w:val="1005"/>
-        </w:numPr>
+    </w:p>
+    <w:p>
+      <w:pPr>
+        <w:pStyle w:val="BodyText"/>
       </w:pPr>
       <w:r>
         <w:t xml:space="preserve">NOAH: What’s up?</w:t>
       </w:r>
-      <w:r>
-        <w:t xml:space="preserve"> </w:t>
-      </w:r>
-      <w:r>
-        <w:t xml:space="preserve">노아: 무슨 일이에요?</w:t>
-      </w:r>
-    </w:p>
-    <w:p>
-      <w:pPr>
-        <w:numPr>
-          <w:ilvl w:val="0"/>
-          <w:numId w:val="1005"/>
-        </w:numPr>
+    </w:p>
+    <w:p>
+      <w:pPr>
+        <w:pStyle w:val="BodyText"/>
       </w:pPr>
       <w:r>
         <w:t xml:space="preserve">MARCUS: It’s one p.m. You’re eating breakfast. That’s a granola bar from Paris. I recognize the wrapper.</w:t>
       </w:r>
-      <w:r>
-        <w:t xml:space="preserve"> </w:t>
-      </w:r>
-      <w:r>
-        <w:t xml:space="preserve">마커스: 오후 1시예요. 아침을 먹고 있네요. 그거 파리에서 산 그래놀라 바잖아요. 포장지 알아봐요.</w:t>
-      </w:r>
-    </w:p>
-    <w:p>
-      <w:pPr>
-        <w:numPr>
-          <w:ilvl w:val="0"/>
-          <w:numId w:val="1005"/>
-        </w:numPr>
+    </w:p>
+    <w:p>
+      <w:pPr>
+        <w:pStyle w:val="BodyText"/>
       </w:pPr>
       <w:r>
         <w:t xml:space="preserve">NOAH: I’ve been busy. Two continents.</w:t>
       </w:r>
-      <w:r>
-        <w:t xml:space="preserve"> </w:t>
-      </w:r>
-      <w:r>
-        <w:t xml:space="preserve">노아: 바빴어요. 대륙 두 개.</w:t>
-      </w:r>
-    </w:p>
-    <w:p>
-      <w:pPr>
-        <w:numPr>
-          <w:ilvl w:val="0"/>
-          <w:numId w:val="1005"/>
-        </w:numPr>
+    </w:p>
+    <w:p>
+      <w:pPr>
+        <w:pStyle w:val="BodyText"/>
       </w:pPr>
       <w:r>
         <w:t xml:space="preserve">MARCUS: We just spent a whole morning building backups. Backups for boxes, for the bank, for payroll, for currency. Every risk in this company has a plan B now, except the one person everything runs through. So where’s your backup?</w:t>
       </w:r>
-      <w:r>
-        <w:t xml:space="preserve"> </w:t>
-      </w:r>
-      <w:r>
-        <w:t xml:space="preserve">마커스: 방금 오전 내내 예비책을 만들었어요. 상자의 예비, 은행의 예비, 급여의 예비, 환율의 예비. 이제 이 회사의 모든 위험에 플랜 B가 있어요. 모든 게 거쳐 가는 단 한 사람만 빼고요. 그래서, 당신의 예비는 어디 있어요?</w:t>
-      </w:r>
-    </w:p>
-    <w:p>
-      <w:pPr>
-        <w:numPr>
-          <w:ilvl w:val="0"/>
-          <w:numId w:val="1005"/>
-        </w:numPr>
+    </w:p>
+    <w:p>
+      <w:pPr>
+        <w:pStyle w:val="BodyText"/>
       </w:pPr>
       <w:r>
         <w:t xml:space="preserve">NOAH: I don’t need one. I’m fine.</w:t>
       </w:r>
-      <w:r>
-        <w:t xml:space="preserve"> </w:t>
-      </w:r>
-      <w:r>
-        <w:t xml:space="preserve">노아: 필요 없어요. 난 괜찮아요.</w:t>
-      </w:r>
-    </w:p>
-    <w:p>
-      <w:pPr>
-        <w:numPr>
-          <w:ilvl w:val="0"/>
-          <w:numId w:val="1005"/>
-        </w:numPr>
+    </w:p>
+    <w:p>
+      <w:pPr>
+        <w:pStyle w:val="BodyText"/>
       </w:pPr>
       <w:r>
         <w:t xml:space="preserve">MARCUS: Two is one. One is none. You’re one, Noah. You need a backup. For you.</w:t>
       </w:r>
-      <w:r>
-        <w:t xml:space="preserve"> </w:t>
-      </w:r>
-      <w:r>
-        <w:t xml:space="preserve">마커스: 둘은 하나. 하나는 없는 거. 당신은 하나예요, 노아. 예비가 필요해요. 당신을 위한.</w:t>
-      </w:r>
-    </w:p>
-    <w:p>
-      <w:pPr>
-        <w:numPr>
-          <w:ilvl w:val="0"/>
-          <w:numId w:val="1005"/>
-        </w:numPr>
+    </w:p>
+    <w:p>
+      <w:pPr>
+        <w:pStyle w:val="BodyText"/>
       </w:pPr>
       <w:r>
         <w:t xml:space="preserve">NOAH: …I’ll think about it. After launch.</w:t>
-      </w:r>
-      <w:r>
-        <w:t xml:space="preserve"> </w:t>
-      </w:r>
-      <w:r>
-        <w:t xml:space="preserve">노아: …생각해 볼게요. 출시 끝나고.</w:t>
       </w:r>
     </w:p>
     <w:p>
@@ -2786,7 +1595,7 @@
               <w:jc w:val="left"/>
             </w:pPr>
             <w:r>
-              <w:t xml:space="preserve">16~18턴. 해외 진출 법인 구조 선택.</w:t>
+              <w:t xml:space="preserve">장면1. 해외 진출 법인 구조 선택.</w:t>
             </w:r>
           </w:p>
         </w:tc>
@@ -2836,7 +1645,7 @@
               <w:jc w:val="left"/>
             </w:pPr>
             <w:r>
-              <w:t xml:space="preserve">25턴. 본사→현지 법인 판매가.</w:t>
+              <w:t xml:space="preserve">장면1. 본사→현지 법인 판매가.</w:t>
             </w:r>
           </w:p>
         </w:tc>
@@ -2886,7 +1695,7 @@
               <w:jc w:val="left"/>
             </w:pPr>
             <w:r>
-              <w:t xml:space="preserve">29턴. 이전가격의 기준.</w:t>
+              <w:t xml:space="preserve">장면1. 이전가격의 기준.</w:t>
             </w:r>
           </w:p>
         </w:tc>
@@ -2936,7 +1745,7 @@
               <w:jc w:val="left"/>
             </w:pPr>
             <w:r>
-              <w:t xml:space="preserve">34턴. 작고 안정적인 마진을 버는 판매 법인.</w:t>
+              <w:t xml:space="preserve">장면1. 작고 안정적인 마진을 버는 판매 법인.</w:t>
             </w:r>
           </w:p>
         </w:tc>
@@ -2986,7 +1795,7 @@
               <w:jc w:val="left"/>
             </w:pPr>
             <w:r>
-              <w:t xml:space="preserve">40턴. 세무 원칙 설명.</w:t>
+              <w:t xml:space="preserve">장면1. 세무 원칙 설명.</w:t>
             </w:r>
           </w:p>
         </w:tc>
@@ -3036,7 +1845,7 @@
               <w:jc w:val="left"/>
             </w:pPr>
             <w:r>
-              <w:t xml:space="preserve">53~55턴. 고객 규모별 실질 가격 차이.</w:t>
+              <w:t xml:space="preserve">장면2. 고객 규모별 실질 가격 차이.</w:t>
             </w:r>
           </w:p>
         </w:tc>
@@ -3086,7 +1895,7 @@
               <w:jc w:val="left"/>
             </w:pPr>
             <w:r>
-              <w:t xml:space="preserve">63턴. 현금 흐름 보호.</w:t>
+              <w:t xml:space="preserve">장면2. 현금 흐름 보호.</w:t>
             </w:r>
           </w:p>
         </w:tc>
@@ -3136,7 +1945,7 @@
               <w:jc w:val="left"/>
             </w:pPr>
             <w:r>
-              <w:t xml:space="preserve">73턴. 법인·계좌 없이 해외 직원 고용.</w:t>
+              <w:t xml:space="preserve">장면2. 법인·계좌 없이 해외 직원 고용.</w:t>
             </w:r>
           </w:p>
         </w:tc>
@@ -3186,7 +1995,7 @@
               <w:jc w:val="left"/>
             </w:pPr>
             <w:r>
-              <w:t xml:space="preserve">92턴. 환율 고정.</w:t>
+              <w:t xml:space="preserve">절정·전환. 환율 고정.</w:t>
             </w:r>
           </w:p>
         </w:tc>
@@ -3236,7 +2045,7 @@
               <w:jc w:val="left"/>
             </w:pPr>
             <w:r>
-              <w:t xml:space="preserve">96~97턴. 비용을 현지 통화로 맞추기.</w:t>
+              <w:t xml:space="preserve">절정·전환. 비용을 현지 통화로 맞추기.</w:t>
             </w:r>
           </w:p>
         </w:tc>
@@ -4067,7 +2876,7 @@
           <w:bCs/>
           <w:b/>
         </w:rPr>
-        <w:t xml:space="preserve">94턴 PAUL:</w:t>
+        <w:t xml:space="preserve">PAUL (절정·전환):</w:t>
       </w:r>
       <w:r>
         <w:t xml:space="preserve"> </w:t>
@@ -4374,9 +3183,1147 @@
         <w:t xml:space="preserve">는 상사의 제안에 같은 구조로 40단어 안팎으로 반대해 보기.</w:t>
       </w:r>
     </w:p>
+    <w:p>
+      <w:r>
+        <w:pict>
+          <v:rect style="width:0;height:1.5pt" o:hralign="center" o:hrstd="t" o:hr="t"/>
+        </w:pict>
+      </w:r>
+    </w:p>
     <w:bookmarkEnd w:id="30"/>
     <w:bookmarkEnd w:id="31"/>
+    <w:bookmarkStart w:id="37" w:name="한국어-번역"/>
+    <w:p>
+      <w:pPr>
+        <w:pStyle w:val="Heading2"/>
+      </w:pPr>
+      <w:r>
+        <w:t xml:space="preserve">한국어 번역</w:t>
+      </w:r>
+    </w:p>
+    <w:bookmarkStart w:id="32" w:name="도입-오전-9시-화상회의-1"/>
+    <w:p>
+      <w:pPr>
+        <w:pStyle w:val="Heading3"/>
+      </w:pPr>
+      <w:r>
+        <w:t xml:space="preserve">도입 — 오전 9시, 화상회의</w:t>
+      </w:r>
+    </w:p>
+    <w:p>
+      <w:pPr>
+        <w:pStyle w:val="FirstParagraph"/>
+      </w:pPr>
+      <w:r>
+        <w:t xml:space="preserve">개러스: 안녕하세요, 여러분. 하코트 앤 레인 런던의 개러스 에번스. 잉글랜드인 말고 웨일스인. 저한텐 중요해요.</w:t>
+      </w:r>
+    </w:p>
+    <w:p>
+      <w:pPr>
+        <w:pStyle w:val="BodyText"/>
+      </w:pPr>
+      <w:r>
+        <w:t xml:space="preserve">로런: 뉴욕 사무소 로런 조. 국제 조세. 여러분 눈을 멍하게 만드는 담당이에요.</w:t>
+      </w:r>
+    </w:p>
+    <w:p>
+      <w:pPr>
+        <w:pStyle w:val="BodyText"/>
+      </w:pPr>
+      <w:r>
+        <w:t xml:space="preserve">폴: 재무 부사장 폴 노박. 시리즈 B 이후 합류했어요. 제 질문은 늘 같아요. 숫자가 뭐예요?</w:t>
+      </w:r>
+    </w:p>
+    <w:p>
+      <w:pPr>
+        <w:pStyle w:val="BodyText"/>
+      </w:pPr>
+      <w:r>
+        <w:t xml:space="preserve">마커스: 마커스 웹. 운영. 상자를 옮겨요. 이젠 바다 건너로도 그렇다네요.</w:t>
+      </w:r>
+    </w:p>
+    <w:p>
+      <w:pPr>
+        <w:pStyle w:val="BodyText"/>
+      </w:pPr>
+      <w:r>
+        <w:t xml:space="preserve">노아: 노아. CEO. 지난주 새 지사장이 존재하지 않는 회사 이름으로 이메일에 서명했어요.</w:t>
+      </w:r>
+    </w:p>
+    <w:p>
+      <w:pPr>
+        <w:pStyle w:val="BodyText"/>
+      </w:pPr>
+      <w:r>
+        <w:t xml:space="preserve">개러스: 그럼 존재하게 만들죠. 그게 쉬운 부분이에요. 어려운 건 그 이후 전부고요.</w:t>
+      </w:r>
+    </w:p>
+    <w:p>
+      <w:pPr>
+        <w:pStyle w:val="BodyText"/>
+      </w:pPr>
+      <w:r>
+        <w:t xml:space="preserve">다이앤: 다이앤, 법무. 우리 구조도, 계약서, CE 일정을 보냈어요.</w:t>
+      </w:r>
+    </w:p>
+    <w:p>
+      <w:pPr>
+        <w:pStyle w:val="BodyText"/>
+      </w:pPr>
+      <w:r>
+        <w:t xml:space="preserve">로런: 고마워요. 주제는 다섯 개예요. 구조. 이전가격. 부가세. 은행. 환율.</w:t>
+      </w:r>
+    </w:p>
+    <w:p>
+      <w:pPr>
+        <w:pStyle w:val="BodyText"/>
+      </w:pPr>
+      <w:r>
+        <w:t xml:space="preserve">노아: 쉬운 영어로 부탁해요. 제 재무 학위는 냅킨이거든요.</w:t>
+      </w:r>
+    </w:p>
+    <w:p>
+      <w:pPr>
+        <w:pStyle w:val="BodyText"/>
+      </w:pPr>
+      <w:r>
+        <w:t xml:space="preserve">폴: 진심이에요. 뭐든 냅킨에 그려요. 제가 그걸 정리해서 보관하기 시작했어요.</w:t>
+      </w:r>
+    </w:p>
+    <w:p>
+      <w:pPr>
+        <w:pStyle w:val="BodyText"/>
+      </w:pPr>
+      <w:r>
+        <w:t xml:space="preserve">개러스: 쉬운 영어. 냅킨 없이. 구조부터 시작할까요?</w:t>
+      </w:r>
+    </w:p>
+    <w:p>
+      <w:pPr>
+        <w:pStyle w:val="BodyText"/>
+      </w:pPr>
+      <w:r>
+        <w:t xml:space="preserve">마커스: 그리고 끝나기 전에, 상자들이 어디 사는지 알아야 해요.</w:t>
+      </w:r>
+    </w:p>
+    <w:p>
+      <w:pPr>
+        <w:pStyle w:val="BodyText"/>
+      </w:pPr>
+      <w:r>
+        <w:t xml:space="preserve">개러스: 알겠어요. 상자는 마지막에. 디저트처럼.</w:t>
+      </w:r>
+    </w:p>
+    <w:p>
+      <w:pPr>
+        <w:pStyle w:val="BodyText"/>
+      </w:pPr>
+      <w:r>
+        <w:t xml:space="preserve">노아: 요점은 이거예요. CE가 약 6주 후에 나오고, 나오는 순간 첫날부터 팔아야 해요. 제임스에겐 기다리는 간호사 네트워크가 있어요. 회사가 준비 안 돼 있으면, 몇 달 동안 쌓아 온 추진력을 잃어요.</w:t>
+      </w:r>
+    </w:p>
+    <w:p>
+      <w:pPr>
+        <w:pStyle w:val="BodyText"/>
+      </w:pPr>
+      <w:r>
+        <w:t xml:space="preserve">개러스: 6주. 빠듯하네요. 하지만 가능해요. 아무도 창의적이지 않다면.</w:t>
+      </w:r>
+    </w:p>
     <w:bookmarkEnd w:id="32"/>
+    <w:bookmarkStart w:id="33" w:name="장면1-구조와-이전가격-1"/>
+    <w:p>
+      <w:pPr>
+        <w:pStyle w:val="Heading3"/>
+      </w:pPr>
+      <w:r>
+        <w:t xml:space="preserve">장면1 — 구조와 이전가격</w:t>
+      </w:r>
+    </w:p>
+    <w:p>
+      <w:pPr>
+        <w:pStyle w:val="FirstParagraph"/>
+      </w:pPr>
+      <w:r>
+        <w:t xml:space="preserve">개러스: 구조부터. 1안, 영국 지사. 미국 회사가 직접 판매. 2안, 자회사. 베이라 UK 유한회사.</w:t>
+      </w:r>
+    </w:p>
+    <w:p>
+      <w:pPr>
+        <w:pStyle w:val="BodyText"/>
+      </w:pPr>
+      <w:r>
+        <w:t xml:space="preserve">노아: 차이가 뭐예요? 실제로는?</w:t>
+      </w:r>
+    </w:p>
+    <w:p>
+      <w:pPr>
+        <w:pStyle w:val="BodyText"/>
+      </w:pPr>
+      <w:r>
+        <w:t xml:space="preserve">개러스: 지사면 영국 사업이 법적으로 당신네와 같은 회사라서, 영국 소송이 미국 회사에 바로 닿아요. 자회사면 둘 사이에 벽이 있어요. 그러니까 런던에서 생긴 문제는 런던에 머무는 거죠.</w:t>
+      </w:r>
+    </w:p>
+    <w:p>
+      <w:pPr>
+        <w:pStyle w:val="BodyText"/>
+      </w:pPr>
+      <w:r>
+        <w:t xml:space="preserve">다이앤: 벽. 난 벽이 좋아요. 특히 법체계가 다른 나라에선.</w:t>
+      </w:r>
+    </w:p>
+    <w:p>
+      <w:pPr>
+        <w:pStyle w:val="BodyText"/>
+      </w:pPr>
+      <w:r>
+        <w:t xml:space="preserve">개러스: 그리고 영국 클리닉은 영국 회사를 선호해요. 영국 청구서. 영국 전화번호. 신뢰죠.</w:t>
+      </w:r>
+    </w:p>
+    <w:p>
+      <w:pPr>
+        <w:pStyle w:val="BodyText"/>
+      </w:pPr>
+      <w:r>
+        <w:t xml:space="preserve">폴: 그리고 채용이 깔끔해요. 제임스가 영국 회사의 영국 직원이 되니까.</w:t>
+      </w:r>
+    </w:p>
+    <w:p>
+      <w:pPr>
+        <w:pStyle w:val="BodyText"/>
+      </w:pPr>
+      <w:r>
+        <w:t xml:space="preserve">노아: 그럼 자회사. 설립하는 데 얼마나 걸려요?</w:t>
+      </w:r>
+    </w:p>
+    <w:p>
+      <w:pPr>
+        <w:pStyle w:val="BodyText"/>
+      </w:pPr>
+      <w:r>
+        <w:t xml:space="preserve">개러스: 등록이요? 약 24시간. 온라인. 12파운드 정도.</w:t>
+      </w:r>
+    </w:p>
+    <w:p>
+      <w:pPr>
+        <w:pStyle w:val="BodyText"/>
+      </w:pPr>
+      <w:r>
+        <w:t xml:space="preserve">노아: 12파운드? 그럼 어려운 부분은 뭐예요?</w:t>
+      </w:r>
+    </w:p>
+    <w:p>
+      <w:pPr>
+        <w:pStyle w:val="BodyText"/>
+      </w:pPr>
+      <w:r>
+        <w:t xml:space="preserve">로런: 저요. 이전가격. 미국이 만들고. 영국이 팔죠. 미국이 영국에 얼마에 팔까요?</w:t>
+      </w:r>
+    </w:p>
+    <w:p>
+      <w:pPr>
+        <w:pStyle w:val="BodyText"/>
+      </w:pPr>
+      <w:r>
+        <w:t xml:space="preserve">노아: 우리가 정하는 대로요? 다 우리 돈이잖아요.</w:t>
+      </w:r>
+    </w:p>
+    <w:p>
+      <w:pPr>
+        <w:pStyle w:val="BodyText"/>
+      </w:pPr>
+      <w:r>
+        <w:t xml:space="preserve">로런: 다들 그렇게 말해요. 그리고 두 세무 당국이 의견이 갈리기 전까진 통하죠. IRS와 HMRC 둘 다 같은 이익에서 자기 몫을 원해요. 서로 상대가 너무 많이 가져갔다고 생각하면, 세금을 두 번 내게 될 수도 있어요.</w:t>
+      </w:r>
+    </w:p>
+    <w:p>
+      <w:pPr>
+        <w:pStyle w:val="BodyText"/>
+      </w:pPr>
+      <w:r>
+        <w:t xml:space="preserve">폴: 가격이 높으면 이익이 미국에 남아요. 낮으면 이익이 영국으로 가고요.</w:t>
+      </w:r>
+    </w:p>
+    <w:p>
+      <w:pPr>
+        <w:pStyle w:val="BodyText"/>
+      </w:pPr>
+      <w:r>
+        <w:t xml:space="preserve">로런: 바로 그거예요. 그래서 원칙이</w:t>
+      </w:r>
+      <w:r>
+        <w:t xml:space="preserve"> </w:t>
+      </w:r>
+      <w:r>
+        <w:t xml:space="preserve">“</w:t>
+      </w:r>
+      <w:r>
+        <w:t xml:space="preserve">정상가격</w:t>
+      </w:r>
+      <w:r>
+        <w:t xml:space="preserve">”</w:t>
+      </w:r>
+      <w:r>
+        <w:t xml:space="preserve">이에요. 서로 관계없는 회사들이 합의할 가격.</w:t>
+      </w:r>
+    </w:p>
+    <w:p>
+      <w:pPr>
+        <w:pStyle w:val="BodyText"/>
+      </w:pPr>
+      <w:r>
+        <w:t xml:space="preserve">노아: 그랜트 앤 애슈비가 제안했던 가격처럼요? 220파운드?</w:t>
+      </w:r>
+    </w:p>
+    <w:p>
+      <w:pPr>
+        <w:pStyle w:val="BodyText"/>
+      </w:pPr>
+      <w:r>
+        <w:t xml:space="preserve">로런: 그거 실제로 유용해요. 실제 유통사의 실제 제안. 증거가 되죠.</w:t>
+      </w:r>
+    </w:p>
+    <w:p>
+      <w:pPr>
+        <w:pStyle w:val="BodyText"/>
+      </w:pPr>
+      <w:r>
+        <w:t xml:space="preserve">개러스: 실패한 거래가 방금 세무 문서가 됐네요. 축하해요.</w:t>
+      </w:r>
+    </w:p>
+    <w:p>
+      <w:pPr>
+        <w:pStyle w:val="BodyText"/>
+      </w:pPr>
+      <w:r>
+        <w:t xml:space="preserve">마커스:</w:t>
+      </w:r>
+      <w:r>
+        <w:t xml:space="preserve"> </w:t>
+      </w:r>
+      <w:r>
+        <w:t xml:space="preserve">“</w:t>
+      </w:r>
+      <w:r>
+        <w:t xml:space="preserve">노</w:t>
+      </w:r>
+      <w:r>
+        <w:t xml:space="preserve">”</w:t>
+      </w:r>
+      <w:r>
+        <w:t xml:space="preserve">가 돈을 아껴 준 건 처음이네요.</w:t>
+      </w:r>
+    </w:p>
+    <w:p>
+      <w:pPr>
+        <w:pStyle w:val="BodyText"/>
+      </w:pPr>
+      <w:r>
+        <w:t xml:space="preserve">로런: 보통 당신네 같은 영국 판매 회사는</w:t>
+      </w:r>
+      <w:r>
+        <w:t xml:space="preserve"> </w:t>
+      </w:r>
+      <w:r>
+        <w:t xml:space="preserve">“</w:t>
+      </w:r>
+      <w:r>
+        <w:t xml:space="preserve">저위험 유통사</w:t>
+      </w:r>
+      <w:r>
+        <w:t xml:space="preserve">”</w:t>
+      </w:r>
+      <w:r>
+        <w:t xml:space="preserve">예요. 작고 안정적인 마진을 벌죠.</w:t>
+      </w:r>
+    </w:p>
+    <w:p>
+      <w:pPr>
+        <w:pStyle w:val="BodyText"/>
+      </w:pPr>
+      <w:r>
+        <w:t xml:space="preserve">폴: 숫자가 뭐예요?</w:t>
+      </w:r>
+    </w:p>
+    <w:p>
+      <w:pPr>
+        <w:pStyle w:val="BodyText"/>
+      </w:pPr>
+      <w:r>
+        <w:t xml:space="preserve">로런: 영업이익률 약 3~5%. 벤치마킹 연구를 할 거예요. 비교 가능한 회사들로.</w:t>
+      </w:r>
+    </w:p>
+    <w:p>
+      <w:pPr>
+        <w:pStyle w:val="BodyText"/>
+      </w:pPr>
+      <w:r>
+        <w:t xml:space="preserve">노아: 잠깐. 미국에서 5년간 적자였어요. 이익이 그쪽으로 가야 하지 않아요? 그 손실을 쓰려면?</w:t>
+      </w:r>
+    </w:p>
+    <w:p>
+      <w:pPr>
+        <w:pStyle w:val="BodyText"/>
+      </w:pPr>
+      <w:r>
+        <w:t xml:space="preserve">로런: 솔깃하죠. 그리고 그게 바로 세무 당국이 찾는 거예요.</w:t>
+      </w:r>
+    </w:p>
+    <w:p>
+      <w:pPr>
+        <w:pStyle w:val="BodyText"/>
+      </w:pPr>
+      <w:r>
+        <w:t xml:space="preserve">노아: 그냥 고르면 안 돼요? 더 높은 가격으로? 합법이잖아요?</w:t>
+      </w:r>
+    </w:p>
+    <w:p>
+      <w:pPr>
+        <w:pStyle w:val="BodyText"/>
+      </w:pPr>
+      <w:r>
+        <w:t xml:space="preserve">로런: 문서화는 할 수 있어요. 고를 순 없어요. 기능이 이익을 정해요, 당신 선호가 아니라. 각 회사가 실제로 무슨 일을 하고 어떤 위험을 지는지가 이익이 어디 속하는지를 정하고, 서류는 묻는 사람에게 그걸 증명할 뿐이에요.</w:t>
+      </w:r>
+    </w:p>
+    <w:p>
+      <w:pPr>
+        <w:pStyle w:val="BodyText"/>
+      </w:pPr>
+      <w:r>
+        <w:t xml:space="preserve">노아: 기능이 이익을 정한다. 좋아요. 우리한텐 무슨 뜻이에요?</w:t>
+      </w:r>
+    </w:p>
+    <w:p>
+      <w:pPr>
+        <w:pStyle w:val="BodyText"/>
+      </w:pPr>
+      <w:r>
+        <w:t xml:space="preserve">로런: 미국이 발명하고, 만들고, 특허를 가져요. 그래서 진짜 위험을 지고, 이익 대부분은 거기 속해요. 영국은 팔죠. 가치 있는 일이지만 위험이 낮은 일이라, 판매자 마진을 벌어요. 그래야 숫자를 방어할 수 있어요.</w:t>
+      </w:r>
+    </w:p>
+    <w:p>
+      <w:pPr>
+        <w:pStyle w:val="BodyText"/>
+      </w:pPr>
+      <w:r>
+        <w:t xml:space="preserve">폴: 그러니까 원하던 걸 얻어요. 하지만 올바른 이유로. 서류와 함께.</w:t>
+      </w:r>
+    </w:p>
+    <w:p>
+      <w:pPr>
+        <w:pStyle w:val="BodyText"/>
+      </w:pPr>
+      <w:r>
+        <w:t xml:space="preserve">노아: 그거면 괜찮아요.</w:t>
+      </w:r>
+    </w:p>
+    <w:p>
+      <w:pPr>
+        <w:pStyle w:val="BodyText"/>
+      </w:pPr>
+      <w:r>
+        <w:t xml:space="preserve">개러스: 경고 하나. 교육. 제임스의 교육 프로그램은 누가 내요?</w:t>
+      </w:r>
+    </w:p>
+    <w:p>
+      <w:pPr>
+        <w:pStyle w:val="BodyText"/>
+      </w:pPr>
+      <w:r>
+        <w:t xml:space="preserve">폴: 영국 회사요. 영국 비용이니까.</w:t>
+      </w:r>
+    </w:p>
+    <w:p>
+      <w:pPr>
+        <w:pStyle w:val="BodyText"/>
+      </w:pPr>
+      <w:r>
+        <w:t xml:space="preserve">로런: 그럼</w:t>
+      </w:r>
+      <w:r>
+        <w:t xml:space="preserve"> </w:t>
+      </w:r>
+      <w:r>
+        <w:t xml:space="preserve">‘</w:t>
+      </w:r>
+      <w:r>
+        <w:t xml:space="preserve">저위험</w:t>
+      </w:r>
+      <w:r>
+        <w:t xml:space="preserve">’</w:t>
+      </w:r>
+      <w:r>
+        <w:t xml:space="preserve"> </w:t>
+      </w:r>
+      <w:r>
+        <w:t xml:space="preserve">회사에 큰 비용이에요. 문제는 작은 마진을 버는 유통사가 무거운 교육비를 감당할 수 없다는 거예요. 그래서 마진이 마이너스가 되고, 적자 나는 저위험 회사야말로 HMRC가 질문할 대상이에요.</w:t>
+      </w:r>
+    </w:p>
+    <w:p>
+      <w:pPr>
+        <w:pStyle w:val="BodyText"/>
+      </w:pPr>
+      <w:r>
+        <w:t xml:space="preserve">폴: 그럼 미국이 교육비를 내요? 용역 계약으로?</w:t>
+      </w:r>
+    </w:p>
+    <w:p>
+      <w:pPr>
+        <w:pStyle w:val="BodyText"/>
+      </w:pPr>
+      <w:r>
+        <w:t xml:space="preserve">로런: 아니면 이전가격을 낮춰서 충당하거나. 둘 다 돼요. 둘 다 서류가 필요하고요.</w:t>
+      </w:r>
+    </w:p>
+    <w:p>
+      <w:pPr>
+        <w:pStyle w:val="BodyText"/>
+      </w:pPr>
+      <w:r>
+        <w:t xml:space="preserve">다이앤: 서류. 내가 좋아하는 단어예요.</w:t>
+      </w:r>
+      <w:r>
+        <w:t xml:space="preserve"> </w:t>
+      </w:r>
+      <w:r>
+        <w:t xml:space="preserve">“</w:t>
+      </w:r>
+      <w:r>
+        <w:t xml:space="preserve">서면</w:t>
+      </w:r>
+      <w:r>
+        <w:t xml:space="preserve">”</w:t>
+      </w:r>
+      <w:r>
+        <w:t xml:space="preserve"> </w:t>
+      </w:r>
+      <w:r>
+        <w:t xml:space="preserve">다음으로.</w:t>
+      </w:r>
+    </w:p>
+    <w:bookmarkEnd w:id="33"/>
+    <w:bookmarkStart w:id="34" w:name="장면2-부가세와-은행-1"/>
+    <w:p>
+      <w:pPr>
+        <w:pStyle w:val="Heading3"/>
+      </w:pPr>
+      <w:r>
+        <w:t xml:space="preserve">장면2 — 부가세와 은행</w:t>
+      </w:r>
+    </w:p>
+    <w:p>
+      <w:pPr>
+        <w:pStyle w:val="FirstParagraph"/>
+      </w:pPr>
+      <w:r>
+        <w:t xml:space="preserve">개러스: 이제 부가세. 부가가치세. 영국은 20%. 주사기에 붙어요.</w:t>
+      </w:r>
+    </w:p>
+    <w:p>
+      <w:pPr>
+        <w:pStyle w:val="BodyText"/>
+      </w:pPr>
+      <w:r>
+        <w:t xml:space="preserve">노아: 그러니까 220파운드 주사기가 클리닉엔 264파운드?</w:t>
+      </w:r>
+    </w:p>
+    <w:p>
+      <w:pPr>
+        <w:pStyle w:val="BodyText"/>
+      </w:pPr>
+      <w:r>
+        <w:t xml:space="preserve">개러스: 청구서상으론 그래요. 부가세 등록 클리닉은 환급받아요. 그러니 그들한텐 여전히 220이죠.</w:t>
+      </w:r>
+    </w:p>
+    <w:p>
+      <w:pPr>
+        <w:pStyle w:val="BodyText"/>
+      </w:pPr>
+      <w:r>
+        <w:t xml:space="preserve">폴: 등록 안 한 클리닉은요?</w:t>
+      </w:r>
+    </w:p>
+    <w:p>
+      <w:pPr>
+        <w:pStyle w:val="BodyText"/>
+      </w:pPr>
+      <w:r>
+        <w:t xml:space="preserve">개러스: 기준 이하의 작은 곳들이요. 264를 다 내요. 환급 못 받고요.</w:t>
+      </w:r>
+    </w:p>
+    <w:p>
+      <w:pPr>
+        <w:pStyle w:val="BodyText"/>
+      </w:pPr>
+      <w:r>
+        <w:t xml:space="preserve">노아: 작은 곳이 누군데요?</w:t>
+      </w:r>
+    </w:p>
+    <w:p>
+      <w:pPr>
+        <w:pStyle w:val="BodyText"/>
+      </w:pPr>
+      <w:r>
+        <w:t xml:space="preserve">개러스: 미용 분야에서요? 대개 독립 간호사들이요. 방 하나. 간호사 하나. 실력 좋고. 아주 작죠.</w:t>
+      </w:r>
+    </w:p>
+    <w:p>
+      <w:pPr>
+        <w:pStyle w:val="BodyText"/>
+      </w:pPr>
+      <w:r>
+        <w:t xml:space="preserve">노아: 그게 딱 우리가 원하는 사람들이에요. 사라의 클리닉. 제임스의 네트워크. 간호사 230명.</w:t>
+      </w:r>
+    </w:p>
+    <w:p>
+      <w:pPr>
+        <w:pStyle w:val="BodyText"/>
+      </w:pPr>
+      <w:r>
+        <w:t xml:space="preserve">폴: 그러니까 우리 최고 고객, 우리가 정말 원하는 소규모 독립 간호사들이 똑같은 주사기에 대형 체인보다 20% 더 낸다는 거죠. 그건 단순한 세금 문제가 아니에요. 가격 문제고, 제임스 네트워크가 가장 강한 곳에서 우리 발목을 잡을 수 있어요.</w:t>
+      </w:r>
+    </w:p>
+    <w:p>
+      <w:pPr>
+        <w:pStyle w:val="BodyText"/>
+      </w:pPr>
+      <w:r>
+        <w:t xml:space="preserve">노아: 적어 둬요. 제임스가 봐야 해요. 오늘.</w:t>
+      </w:r>
+    </w:p>
+    <w:p>
+      <w:pPr>
+        <w:pStyle w:val="BodyText"/>
+      </w:pPr>
+      <w:r>
+        <w:t xml:space="preserve">개러스: 수입 부가세도 있어요. 미국에서 주사기가 도착할 때. 또 20%. 국경에서.</w:t>
+      </w:r>
+    </w:p>
+    <w:p>
+      <w:pPr>
+        <w:pStyle w:val="BodyText"/>
+      </w:pPr>
+      <w:r>
+        <w:t xml:space="preserve">마커스: 국경에서? 그럼 현금이 세관에 묶여요?</w:t>
+      </w:r>
+    </w:p>
+    <w:p>
+      <w:pPr>
+        <w:pStyle w:val="BodyText"/>
+      </w:pPr>
+      <w:r>
+        <w:t xml:space="preserve">개러스: 수입 부가세 이연 납부를 쓰면 안 묶여요. 같은 신고서에서 신고하고 환급받아요. 현금이 안 나가요.</w:t>
+      </w:r>
+    </w:p>
+    <w:p>
+      <w:pPr>
+        <w:pStyle w:val="BodyText"/>
+      </w:pPr>
+      <w:r>
+        <w:t xml:space="preserve">폴: 이연 납부. 벌써 마음에 드네요. 함정은요?</w:t>
+      </w:r>
+    </w:p>
+    <w:p>
+      <w:pPr>
+        <w:pStyle w:val="BodyText"/>
+      </w:pPr>
+      <w:r>
+        <w:t xml:space="preserve">개러스: 먼저 영국 부가세 번호가 필요해요. 그러려면 회사가 있어야 하고. 회사는 내일 만들고요.</w:t>
+      </w:r>
+    </w:p>
+    <w:p>
+      <w:pPr>
+        <w:pStyle w:val="BodyText"/>
+      </w:pPr>
+      <w:r>
+        <w:t xml:space="preserve">노아: 그다음 은행. 5월 1일에 제임스 급여를 줄 수 있죠?</w:t>
+      </w:r>
+    </w:p>
+    <w:p>
+      <w:pPr>
+        <w:pStyle w:val="BodyText"/>
+      </w:pPr>
+      <w:r>
+        <w:t xml:space="preserve">개러스: …아. 미국 모회사를 둔 신생 회사의 은행 계좌요? 4주에서 8주.</w:t>
+      </w:r>
+    </w:p>
+    <w:p>
+      <w:pPr>
+        <w:pStyle w:val="BodyText"/>
+      </w:pPr>
+      <w:r>
+        <w:t xml:space="preserve">노아: 8주? 왜요?</w:t>
+      </w:r>
+    </w:p>
+    <w:p>
+      <w:pPr>
+        <w:pStyle w:val="BodyText"/>
+      </w:pPr>
+      <w:r>
+        <w:t xml:space="preserve">개러스: 고객 확인 절차요. 은행은 회사의 실제 주인이 누군지 안다는 걸 증명해야 해요. 그래서 미국 모회사가 있으면 주주, 투자자, 그 투자자의 투자자까지 보려 할 거예요. 층마다 서류와 질문이 늘어나죠. 어쩌면 할머니까지.</w:t>
+      </w:r>
+    </w:p>
+    <w:p>
+      <w:pPr>
+        <w:pStyle w:val="BodyText"/>
+      </w:pPr>
+      <w:r>
+        <w:t xml:space="preserve">폴: 우리 주주 명부에 펀드가 11개예요. 셋은 케이맨 제도에 있고요.</w:t>
+      </w:r>
+    </w:p>
+    <w:p>
+      <w:pPr>
+        <w:pStyle w:val="BodyText"/>
+      </w:pPr>
+      <w:r>
+        <w:t xml:space="preserve">개러스: 그럼 8주. 낙관적으로 봐서.</w:t>
+      </w:r>
+    </w:p>
+    <w:p>
+      <w:pPr>
+        <w:pStyle w:val="BodyText"/>
+      </w:pPr>
+      <w:r>
+        <w:t xml:space="preserve">노아: 제임스는 9일 후에 시작해요. 은행 없이 어떻게 급여를 줘요?</w:t>
+      </w:r>
+    </w:p>
+    <w:p>
+      <w:pPr>
+        <w:pStyle w:val="BodyText"/>
+      </w:pPr>
+      <w:r>
+        <w:t xml:space="preserve">로런: 고용대행이요. 당신 대신 법적으로 그를 고용하는 회사. 임시로. 급여, 세금, 연금.</w:t>
+      </w:r>
+    </w:p>
+    <w:p>
+      <w:pPr>
+        <w:pStyle w:val="BodyText"/>
+      </w:pPr>
+      <w:r>
+        <w:t xml:space="preserve">다이앤: 그다음 은행이 준비되면 베이라 UK로 옮겨요. 조항은 내가 쓸게요.</w:t>
+      </w:r>
+    </w:p>
+    <w:p>
+      <w:pPr>
+        <w:pStyle w:val="BodyText"/>
+      </w:pPr>
+      <w:r>
+        <w:t xml:space="preserve">폴: 숫자가 뭐예요? 고용대행 비용은?</w:t>
+      </w:r>
+    </w:p>
+    <w:p>
+      <w:pPr>
+        <w:pStyle w:val="BodyText"/>
+      </w:pPr>
+      <w:r>
+        <w:t xml:space="preserve">로런: 월 약 600달러. 급여 누락보다 싸요. 그리고 화난 나이지리아 어머니보다도.</w:t>
+      </w:r>
+    </w:p>
+    <w:p>
+      <w:pPr>
+        <w:pStyle w:val="BodyText"/>
+      </w:pPr>
+      <w:r>
+        <w:t xml:space="preserve">노아: 그 사람 어머니 얘기 들었어요?</w:t>
+      </w:r>
+    </w:p>
+    <w:p>
+      <w:pPr>
+        <w:pStyle w:val="BodyText"/>
+      </w:pPr>
+      <w:r>
+        <w:t xml:space="preserve">로런: 다이앤이 브리핑했어요. 아주 꼼꼼하게.</w:t>
+      </w:r>
+    </w:p>
+    <w:p>
+      <w:pPr>
+        <w:pStyle w:val="BodyText"/>
+      </w:pPr>
+      <w:r>
+        <w:t xml:space="preserve">다이앤: 서면으로 했죠.</w:t>
+      </w:r>
+    </w:p>
+    <w:p>
+      <w:pPr>
+        <w:pStyle w:val="BodyText"/>
+      </w:pPr>
+      <w:r>
+        <w:t xml:space="preserve">마커스: 좋아요. 이제 디저트. 상자들은 어디 살아요?</w:t>
+      </w:r>
+    </w:p>
+    <w:bookmarkEnd w:id="34"/>
+    <w:bookmarkStart w:id="35" w:name="절정전환-상자와-환율-1"/>
+    <w:p>
+      <w:pPr>
+        <w:pStyle w:val="Heading3"/>
+      </w:pPr>
+      <w:r>
+        <w:t xml:space="preserve">절정·전환 — 상자와 환율</w:t>
+      </w:r>
+    </w:p>
+    <w:p>
+      <w:pPr>
+        <w:pStyle w:val="FirstParagraph"/>
+      </w:pPr>
+      <w:r>
+        <w:t xml:space="preserve">마커스: 내 계획. 밀턴킨스의 외부 물류 창고. 온도 모니터링. 2개월 재고.</w:t>
+      </w:r>
+    </w:p>
+    <w:p>
+      <w:pPr>
+        <w:pStyle w:val="BodyText"/>
+      </w:pPr>
+      <w:r>
+        <w:t xml:space="preserve">폴: 2개월? 선반에 놓인 현금이 많네요.</w:t>
+      </w:r>
+    </w:p>
+    <w:p>
+      <w:pPr>
+        <w:pStyle w:val="BodyText"/>
+      </w:pPr>
+      <w:r>
+        <w:t xml:space="preserve">마커스: 오스틴에서 운송에 5일, 통관에 이틀 더 걸리니까요. 운이 좋아도 일주일이에요. 뭔가 고장 나거나, 화물이 묶이거나, 한 배치가 온도 검사에서 떨어지면 클리닉은 2주를 기다려요. 그리고 두 번은 안 기다려 줘요.</w:t>
+      </w:r>
+    </w:p>
+    <w:p>
+      <w:pPr>
+        <w:pStyle w:val="BodyText"/>
+      </w:pPr>
+      <w:r>
+        <w:t xml:space="preserve">폴: 맞혀 볼게요. 오스틴에도 예비 재고?</w:t>
+      </w:r>
+      <w:r>
+        <w:t xml:space="preserve"> </w:t>
+      </w:r>
+      <w:r>
+        <w:t xml:space="preserve">“</w:t>
+      </w:r>
+      <w:r>
+        <w:t xml:space="preserve">둘은 하나</w:t>
+      </w:r>
+      <w:r>
+        <w:t xml:space="preserve">”</w:t>
+      </w:r>
+      <w:r>
+        <w:t xml:space="preserve">?</w:t>
+      </w:r>
+    </w:p>
+    <w:p>
+      <w:pPr>
+        <w:pStyle w:val="BodyText"/>
+      </w:pPr>
+      <w:r>
+        <w:t xml:space="preserve">노아: 1년 차부터 그 말을 했어요. 매주.</w:t>
+      </w:r>
+    </w:p>
+    <w:p>
+      <w:pPr>
+        <w:pStyle w:val="BodyText"/>
+      </w:pPr>
+      <w:r>
+        <w:t xml:space="preserve">마커스: 오스틴에 한 달 치. 그리고 네, 1년 차부터요. 매번 내가 맞았죠.</w:t>
+      </w:r>
+    </w:p>
+    <w:p>
+      <w:pPr>
+        <w:pStyle w:val="BodyText"/>
+      </w:pPr>
+      <w:r>
+        <w:t xml:space="preserve">폴: 좋아요. 2개월. 그런데 진짜 걱정은 이거예요. 환율.</w:t>
+      </w:r>
+    </w:p>
+    <w:p>
+      <w:pPr>
+        <w:pStyle w:val="BodyText"/>
+      </w:pPr>
+      <w:r>
+        <w:t xml:space="preserve">개러스: 계속하세요.</w:t>
+      </w:r>
+    </w:p>
+    <w:p>
+      <w:pPr>
+        <w:pStyle w:val="BodyText"/>
+      </w:pPr>
+      <w:r>
+        <w:t xml:space="preserve">폴: 매출은 파운드인데, 원가는 달러예요. 서린, 메리디언, 전부 다. 그래서 파운드가 달러 대비 10% 떨어지면, 계획한 만큼 주사기를 정확히 팔아도 마진이 같이 떨어져요.</w:t>
+      </w:r>
+    </w:p>
+    <w:p>
+      <w:pPr>
+        <w:pStyle w:val="BodyText"/>
+      </w:pPr>
+      <w:r>
+        <w:t xml:space="preserve">노아: 얼마나요?</w:t>
+      </w:r>
+    </w:p>
+    <w:p>
+      <w:pPr>
+        <w:pStyle w:val="BodyText"/>
+      </w:pPr>
+      <w:r>
+        <w:t xml:space="preserve">폴: 1년 차 매출 기준? 약 7만 달러. 사라져요. 우리가 한 일과 상관없이.</w:t>
+      </w:r>
+    </w:p>
+    <w:p>
+      <w:pPr>
+        <w:pStyle w:val="BodyText"/>
+      </w:pPr>
+      <w:r>
+        <w:t xml:space="preserve">로런: 그게 환위험이에요. 헤지할 수 있어요. 선물환 계약은 오늘 환율을 앞으로 몇 달간 고정해요.</w:t>
+      </w:r>
+    </w:p>
+    <w:p>
+      <w:pPr>
+        <w:pStyle w:val="BodyText"/>
+      </w:pPr>
+      <w:r>
+        <w:t xml:space="preserve">노아: 그럼 전부 헤지해요. 다 고정해요.</w:t>
+      </w:r>
+    </w:p>
+    <w:p>
+      <w:pPr>
+        <w:pStyle w:val="BodyText"/>
+      </w:pPr>
+      <w:r>
+        <w:t xml:space="preserve">폴: 안 돼요. 헤지는 보험이 아니라 약속이에요. 100% 헤지했는데 판매가 예측보다 느리면, 약속한 파운드는 여전히 갚아야 해요. 그 말은 없는 파운드를 그때 환율이 얼마든 사야 한다는 거예요.</w:t>
+      </w:r>
+    </w:p>
+    <w:p>
+      <w:pPr>
+        <w:pStyle w:val="BodyText"/>
+      </w:pPr>
+      <w:r>
+        <w:t xml:space="preserve">로런: 대부분 예측치의 일부를 헤지해요. 50%. 때로는 70%. 확신하는 것 이상은 절대 안 하고요.</w:t>
+      </w:r>
+    </w:p>
+    <w:p>
+      <w:pPr>
+        <w:pStyle w:val="BodyText"/>
+      </w:pPr>
+      <w:r>
+        <w:t xml:space="preserve">폴: 그럼 50%. 첫 12개월. 그리고 영국 비용은 파운드로 내요. 제임스, 창고, 임차료. 자연 헤지.</w:t>
+      </w:r>
+    </w:p>
+    <w:p>
+      <w:pPr>
+        <w:pStyle w:val="BodyText"/>
+      </w:pPr>
+      <w:r>
+        <w:t xml:space="preserve">노아: 자연 헤지. 파운드로 들어오고, 파운드로 나가고. 이해했어요. 냅킨 없이.</w:t>
+      </w:r>
+    </w:p>
+    <w:p>
+      <w:pPr>
+        <w:pStyle w:val="BodyText"/>
+      </w:pPr>
+      <w:r>
+        <w:t xml:space="preserve">폴: 이 순간을 액자에 넣을게요.</w:t>
+      </w:r>
+    </w:p>
+    <w:p>
+      <w:pPr>
+        <w:pStyle w:val="BodyText"/>
+      </w:pPr>
+      <w:r>
+        <w:t xml:space="preserve">개러스: 제임스가 대기실에 있어요. 들여보낼까요?</w:t>
+      </w:r>
+    </w:p>
+    <w:p>
+      <w:pPr>
+        <w:pStyle w:val="BodyText"/>
+      </w:pPr>
+      <w:r>
+        <w:t xml:space="preserve">제임스: 안녕하세요. 미안해요, 방금 진료 끝났어요. 회사가 생겼나요?</w:t>
+      </w:r>
+    </w:p>
+    <w:p>
+      <w:pPr>
+        <w:pStyle w:val="BodyText"/>
+      </w:pPr>
+      <w:r>
+        <w:t xml:space="preserve">개러스: 생겼어요. 10분 전부로. 베이라 UK 유한회사. 잉글랜드·웨일스 등록.</w:t>
+      </w:r>
+    </w:p>
+    <w:p>
+      <w:pPr>
+        <w:pStyle w:val="BodyText"/>
+      </w:pPr>
+      <w:r>
+        <w:t xml:space="preserve">제임스: 전혀 나쁘지 않네요.</w:t>
+      </w:r>
+    </w:p>
+    <w:p>
+      <w:pPr>
+        <w:pStyle w:val="BodyText"/>
+      </w:pPr>
+      <w:r>
+        <w:t xml:space="preserve">노아: 그게 좋은 거죠? 진짜 예스?</w:t>
+      </w:r>
+    </w:p>
+    <w:p>
+      <w:pPr>
+        <w:pStyle w:val="BodyText"/>
+      </w:pPr>
+      <w:r>
+        <w:t xml:space="preserve">제임스: 진짜 예스. 그런데 걱정 하나, 6월보다는 지금 꺼내는 게 낫겠어요. 부가세. 내 간호사들 대부분이 등록이 안 돼 있어서 20%를 고스란히 더 내게 돼요. 방 하나짜리 클리닉에겐 작은 차이가 아니죠.</w:t>
+      </w:r>
+    </w:p>
+    <w:p>
+      <w:pPr>
+        <w:pStyle w:val="BodyText"/>
+      </w:pPr>
+      <w:r>
+        <w:t xml:space="preserve">폴: 발견했어요. 최고 고객이 20% 더 내는 거. 이번 주에 모델 돌릴게요.</w:t>
+      </w:r>
+    </w:p>
+    <w:bookmarkEnd w:id="35"/>
+    <w:bookmarkStart w:id="36" w:name="마무리-오후-1시-오스틴-사무실-1"/>
+    <w:p>
+      <w:pPr>
+        <w:pStyle w:val="Heading3"/>
+      </w:pPr>
+      <w:r>
+        <w:t xml:space="preserve">마무리 — 오후 1시, 오스틴 사무실</w:t>
+      </w:r>
+    </w:p>
+    <w:p>
+      <w:pPr>
+        <w:pStyle w:val="FirstParagraph"/>
+      </w:pPr>
+      <w:r>
+        <w:t xml:space="preserve">제임스: 좋아요. 그리고 교육 센터 예약했어요. 런던. 6월 12일. 간호사 30명. 의사 8명.</w:t>
+      </w:r>
+    </w:p>
+    <w:p>
+      <w:pPr>
+        <w:pStyle w:val="BodyText"/>
+      </w:pPr>
+      <w:r>
+        <w:t xml:space="preserve">노아: 아직 입사도 안 했잖아요.</w:t>
+      </w:r>
+    </w:p>
+    <w:p>
+      <w:pPr>
+        <w:pStyle w:val="BodyText"/>
+      </w:pPr>
+      <w:r>
+        <w:t xml:space="preserve">제임스: 영국식으론 그걸</w:t>
+      </w:r>
+      <w:r>
+        <w:t xml:space="preserve"> </w:t>
+      </w:r>
+      <w:r>
+        <w:t xml:space="preserve">“</w:t>
+      </w:r>
+      <w:r>
+        <w:t xml:space="preserve">솔선수범</w:t>
+      </w:r>
+      <w:r>
+        <w:t xml:space="preserve">”</w:t>
+      </w:r>
+      <w:r>
+        <w:t xml:space="preserve">이라고 해요. 조용히.</w:t>
+      </w:r>
+    </w:p>
+    <w:p>
+      <w:pPr>
+        <w:pStyle w:val="BodyText"/>
+      </w:pPr>
+      <w:r>
+        <w:t xml:space="preserve">폴: 요약. UK 유한회사, 완료. 이전가격, 3주. 부가세, 2주. 은행, 8주. 급여는 고용대행. 헤지, 50%.</w:t>
+      </w:r>
+    </w:p>
+    <w:p>
+      <w:pPr>
+        <w:pStyle w:val="BodyText"/>
+      </w:pPr>
+      <w:r>
+        <w:t xml:space="preserve">마커스: 창고, 밀턴킨스. 거기 2개월, 오스틴 1개월. 둘은 하나.</w:t>
+      </w:r>
+    </w:p>
+    <w:p>
+      <w:pPr>
+        <w:pStyle w:val="BodyText"/>
+      </w:pPr>
+      <w:r>
+        <w:t xml:space="preserve">다이앤: 그리고 전부 서면으로. 목록은 오늘 밤 보낼게요.</w:t>
+      </w:r>
+    </w:p>
+    <w:p>
+      <w:pPr>
+        <w:pStyle w:val="BodyText"/>
+      </w:pPr>
+      <w:r>
+        <w:t xml:space="preserve">노아: 모두 고마워요. 오전 하나 만에 회사를 세웠네요. 어느 정도는.</w:t>
+      </w:r>
+    </w:p>
+    <w:p>
+      <w:pPr>
+        <w:pStyle w:val="BodyText"/>
+      </w:pPr>
+      <w:r>
+        <w:t xml:space="preserve">마커스: 노아. 잠깐 남아요.</w:t>
+      </w:r>
+    </w:p>
+    <w:p>
+      <w:pPr>
+        <w:pStyle w:val="BodyText"/>
+      </w:pPr>
+      <w:r>
+        <w:t xml:space="preserve">노아: 무슨 일이에요?</w:t>
+      </w:r>
+    </w:p>
+    <w:p>
+      <w:pPr>
+        <w:pStyle w:val="BodyText"/>
+      </w:pPr>
+      <w:r>
+        <w:t xml:space="preserve">마커스: 오후 1시예요. 아침을 먹고 있네요. 그거 파리에서 산 그래놀라 바잖아요. 포장지 알아봐요.</w:t>
+      </w:r>
+    </w:p>
+    <w:p>
+      <w:pPr>
+        <w:pStyle w:val="BodyText"/>
+      </w:pPr>
+      <w:r>
+        <w:t xml:space="preserve">노아: 바빴어요. 대륙 두 개.</w:t>
+      </w:r>
+    </w:p>
+    <w:p>
+      <w:pPr>
+        <w:pStyle w:val="BodyText"/>
+      </w:pPr>
+      <w:r>
+        <w:t xml:space="preserve">마커스: 방금 오전 내내 예비책을 만들었어요. 상자의 예비, 은행의 예비, 급여의 예비, 환율의 예비. 이제 이 회사의 모든 위험에 플랜 B가 있어요. 모든 게 거쳐 가는 단 한 사람만 빼고요. 그래서, 당신의 예비는 어디 있어요?</w:t>
+      </w:r>
+    </w:p>
+    <w:p>
+      <w:pPr>
+        <w:pStyle w:val="BodyText"/>
+      </w:pPr>
+      <w:r>
+        <w:t xml:space="preserve">노아: 필요 없어요. 난 괜찮아요.</w:t>
+      </w:r>
+    </w:p>
+    <w:p>
+      <w:pPr>
+        <w:pStyle w:val="BodyText"/>
+      </w:pPr>
+      <w:r>
+        <w:t xml:space="preserve">마커스: 둘은 하나. 하나는 없는 거. 당신은 하나예요, 노아. 예비가 필요해요. 당신을 위한.</w:t>
+      </w:r>
+    </w:p>
+    <w:p>
+      <w:pPr>
+        <w:pStyle w:val="BodyText"/>
+      </w:pPr>
+      <w:r>
+        <w:t xml:space="preserve">노아: …생각해 볼게요. 출시 끝나고.</w:t>
+      </w:r>
+    </w:p>
+    <w:bookmarkEnd w:id="36"/>
+    <w:bookmarkEnd w:id="37"/>
+    <w:bookmarkEnd w:id="38"/>
     <w:sectPr/>
   </w:body>
 </w:document>
@@ -4483,583 +4430,8 @@
       </w:pPr>
     </w:lvl>
   </w:abstractNum>
-  <w:abstractNum w:abstractNumId="99411">
-    <w:nsid w:val="A99411"/>
-    <w:multiLevelType w:val="multilevel"/>
-    <w:lvl w:ilvl="0">
-      <w:start w:val="1"/>
-      <w:numFmt w:val="decimal"/>
-      <w:lvlText w:val="%1."/>
-      <w:lvlJc w:val="left"/>
-      <w:pPr>
-        <w:ind w:left="720" w:hanging="480"/>
-      </w:pPr>
-    </w:lvl>
-    <w:lvl w:ilvl="1">
-      <w:start w:val="1"/>
-      <w:numFmt w:val="decimal"/>
-      <w:lvlText w:val="%2."/>
-      <w:lvlJc w:val="left"/>
-      <w:pPr>
-        <w:ind w:left="1440" w:hanging="480"/>
-      </w:pPr>
-    </w:lvl>
-    <w:lvl w:ilvl="2">
-      <w:start w:val="1"/>
-      <w:numFmt w:val="decimal"/>
-      <w:lvlText w:val="%3."/>
-      <w:lvlJc w:val="left"/>
-      <w:pPr>
-        <w:ind w:left="2160" w:hanging="480"/>
-      </w:pPr>
-    </w:lvl>
-    <w:lvl w:ilvl="3">
-      <w:start w:val="1"/>
-      <w:numFmt w:val="decimal"/>
-      <w:lvlText w:val="%4."/>
-      <w:lvlJc w:val="left"/>
-      <w:pPr>
-        <w:ind w:left="2880" w:hanging="480"/>
-      </w:pPr>
-    </w:lvl>
-    <w:lvl w:ilvl="4">
-      <w:start w:val="1"/>
-      <w:numFmt w:val="decimal"/>
-      <w:lvlText w:val="%5."/>
-      <w:lvlJc w:val="left"/>
-      <w:pPr>
-        <w:ind w:left="3600" w:hanging="480"/>
-      </w:pPr>
-    </w:lvl>
-    <w:lvl w:ilvl="5">
-      <w:start w:val="1"/>
-      <w:numFmt w:val="decimal"/>
-      <w:lvlText w:val="%6."/>
-      <w:lvlJc w:val="left"/>
-      <w:pPr>
-        <w:ind w:left="4320" w:hanging="480"/>
-      </w:pPr>
-    </w:lvl>
-    <w:lvl w:ilvl="6">
-      <w:start w:val="1"/>
-      <w:numFmt w:val="decimal"/>
-      <w:lvlText w:val="%7."/>
-      <w:lvlJc w:val="left"/>
-      <w:pPr>
-        <w:ind w:left="5040" w:hanging="480"/>
-      </w:pPr>
-    </w:lvl>
-    <w:lvl w:ilvl="7">
-      <w:start w:val="1"/>
-      <w:numFmt w:val="decimal"/>
-      <w:lvlText w:val="%8."/>
-      <w:lvlJc w:val="left"/>
-      <w:pPr>
-        <w:ind w:left="5760" w:hanging="480"/>
-      </w:pPr>
-    </w:lvl>
-    <w:lvl w:ilvl="8">
-      <w:start w:val="1"/>
-      <w:numFmt w:val="decimal"/>
-      <w:lvlText w:val="%9."/>
-      <w:lvlJc w:val="left"/>
-      <w:pPr>
-        <w:ind w:left="6480" w:hanging="480"/>
-      </w:pPr>
-    </w:lvl>
-  </w:abstractNum>
-  <w:abstractNum w:abstractNumId="994116">
-    <w:nsid w:val="A994116"/>
-    <w:multiLevelType w:val="multilevel"/>
-    <w:lvl w:ilvl="0">
-      <w:start w:val="16"/>
-      <w:numFmt w:val="decimal"/>
-      <w:lvlText w:val="%1."/>
-      <w:lvlJc w:val="left"/>
-      <w:pPr>
-        <w:ind w:left="720" w:hanging="480"/>
-      </w:pPr>
-    </w:lvl>
-    <w:lvl w:ilvl="1">
-      <w:start w:val="16"/>
-      <w:numFmt w:val="decimal"/>
-      <w:lvlText w:val="%2."/>
-      <w:lvlJc w:val="left"/>
-      <w:pPr>
-        <w:ind w:left="1440" w:hanging="480"/>
-      </w:pPr>
-    </w:lvl>
-    <w:lvl w:ilvl="2">
-      <w:start w:val="16"/>
-      <w:numFmt w:val="decimal"/>
-      <w:lvlText w:val="%3."/>
-      <w:lvlJc w:val="left"/>
-      <w:pPr>
-        <w:ind w:left="2160" w:hanging="480"/>
-      </w:pPr>
-    </w:lvl>
-    <w:lvl w:ilvl="3">
-      <w:start w:val="16"/>
-      <w:numFmt w:val="decimal"/>
-      <w:lvlText w:val="%4."/>
-      <w:lvlJc w:val="left"/>
-      <w:pPr>
-        <w:ind w:left="2880" w:hanging="480"/>
-      </w:pPr>
-    </w:lvl>
-    <w:lvl w:ilvl="4">
-      <w:start w:val="16"/>
-      <w:numFmt w:val="decimal"/>
-      <w:lvlText w:val="%5."/>
-      <w:lvlJc w:val="left"/>
-      <w:pPr>
-        <w:ind w:left="3600" w:hanging="480"/>
-      </w:pPr>
-    </w:lvl>
-    <w:lvl w:ilvl="5">
-      <w:start w:val="16"/>
-      <w:numFmt w:val="decimal"/>
-      <w:lvlText w:val="%6."/>
-      <w:lvlJc w:val="left"/>
-      <w:pPr>
-        <w:ind w:left="4320" w:hanging="480"/>
-      </w:pPr>
-    </w:lvl>
-    <w:lvl w:ilvl="6">
-      <w:start w:val="16"/>
-      <w:numFmt w:val="decimal"/>
-      <w:lvlText w:val="%7."/>
-      <w:lvlJc w:val="left"/>
-      <w:pPr>
-        <w:ind w:left="5040" w:hanging="480"/>
-      </w:pPr>
-    </w:lvl>
-    <w:lvl w:ilvl="7">
-      <w:start w:val="16"/>
-      <w:numFmt w:val="decimal"/>
-      <w:lvlText w:val="%8."/>
-      <w:lvlJc w:val="left"/>
-      <w:pPr>
-        <w:ind w:left="5760" w:hanging="480"/>
-      </w:pPr>
-    </w:lvl>
-    <w:lvl w:ilvl="8">
-      <w:start w:val="16"/>
-      <w:numFmt w:val="decimal"/>
-      <w:lvlText w:val="%9."/>
-      <w:lvlJc w:val="left"/>
-      <w:pPr>
-        <w:ind w:left="6480" w:hanging="480"/>
-      </w:pPr>
-    </w:lvl>
-  </w:abstractNum>
-  <w:abstractNum w:abstractNumId="994151">
-    <w:nsid w:val="A994151"/>
-    <w:multiLevelType w:val="multilevel"/>
-    <w:lvl w:ilvl="0">
-      <w:start w:val="51"/>
-      <w:numFmt w:val="decimal"/>
-      <w:lvlText w:val="%1."/>
-      <w:lvlJc w:val="left"/>
-      <w:pPr>
-        <w:ind w:left="720" w:hanging="480"/>
-      </w:pPr>
-    </w:lvl>
-    <w:lvl w:ilvl="1">
-      <w:start w:val="51"/>
-      <w:numFmt w:val="decimal"/>
-      <w:lvlText w:val="%2."/>
-      <w:lvlJc w:val="left"/>
-      <w:pPr>
-        <w:ind w:left="1440" w:hanging="480"/>
-      </w:pPr>
-    </w:lvl>
-    <w:lvl w:ilvl="2">
-      <w:start w:val="51"/>
-      <w:numFmt w:val="decimal"/>
-      <w:lvlText w:val="%3."/>
-      <w:lvlJc w:val="left"/>
-      <w:pPr>
-        <w:ind w:left="2160" w:hanging="480"/>
-      </w:pPr>
-    </w:lvl>
-    <w:lvl w:ilvl="3">
-      <w:start w:val="51"/>
-      <w:numFmt w:val="decimal"/>
-      <w:lvlText w:val="%4."/>
-      <w:lvlJc w:val="left"/>
-      <w:pPr>
-        <w:ind w:left="2880" w:hanging="480"/>
-      </w:pPr>
-    </w:lvl>
-    <w:lvl w:ilvl="4">
-      <w:start w:val="51"/>
-      <w:numFmt w:val="decimal"/>
-      <w:lvlText w:val="%5."/>
-      <w:lvlJc w:val="left"/>
-      <w:pPr>
-        <w:ind w:left="3600" w:hanging="480"/>
-      </w:pPr>
-    </w:lvl>
-    <w:lvl w:ilvl="5">
-      <w:start w:val="51"/>
-      <w:numFmt w:val="decimal"/>
-      <w:lvlText w:val="%6."/>
-      <w:lvlJc w:val="left"/>
-      <w:pPr>
-        <w:ind w:left="4320" w:hanging="480"/>
-      </w:pPr>
-    </w:lvl>
-    <w:lvl w:ilvl="6">
-      <w:start w:val="51"/>
-      <w:numFmt w:val="decimal"/>
-      <w:lvlText w:val="%7."/>
-      <w:lvlJc w:val="left"/>
-      <w:pPr>
-        <w:ind w:left="5040" w:hanging="480"/>
-      </w:pPr>
-    </w:lvl>
-    <w:lvl w:ilvl="7">
-      <w:start w:val="51"/>
-      <w:numFmt w:val="decimal"/>
-      <w:lvlText w:val="%8."/>
-      <w:lvlJc w:val="left"/>
-      <w:pPr>
-        <w:ind w:left="5760" w:hanging="480"/>
-      </w:pPr>
-    </w:lvl>
-    <w:lvl w:ilvl="8">
-      <w:start w:val="51"/>
-      <w:numFmt w:val="decimal"/>
-      <w:lvlText w:val="%9."/>
-      <w:lvlJc w:val="left"/>
-      <w:pPr>
-        <w:ind w:left="6480" w:hanging="480"/>
-      </w:pPr>
-    </w:lvl>
-  </w:abstractNum>
-  <w:abstractNum w:abstractNumId="994181">
-    <w:nsid w:val="A994181"/>
-    <w:multiLevelType w:val="multilevel"/>
-    <w:lvl w:ilvl="0">
-      <w:start w:val="81"/>
-      <w:numFmt w:val="decimal"/>
-      <w:lvlText w:val="%1."/>
-      <w:lvlJc w:val="left"/>
-      <w:pPr>
-        <w:ind w:left="720" w:hanging="480"/>
-      </w:pPr>
-    </w:lvl>
-    <w:lvl w:ilvl="1">
-      <w:start w:val="81"/>
-      <w:numFmt w:val="decimal"/>
-      <w:lvlText w:val="%2."/>
-      <w:lvlJc w:val="left"/>
-      <w:pPr>
-        <w:ind w:left="1440" w:hanging="480"/>
-      </w:pPr>
-    </w:lvl>
-    <w:lvl w:ilvl="2">
-      <w:start w:val="81"/>
-      <w:numFmt w:val="decimal"/>
-      <w:lvlText w:val="%3."/>
-      <w:lvlJc w:val="left"/>
-      <w:pPr>
-        <w:ind w:left="2160" w:hanging="480"/>
-      </w:pPr>
-    </w:lvl>
-    <w:lvl w:ilvl="3">
-      <w:start w:val="81"/>
-      <w:numFmt w:val="decimal"/>
-      <w:lvlText w:val="%4."/>
-      <w:lvlJc w:val="left"/>
-      <w:pPr>
-        <w:ind w:left="2880" w:hanging="480"/>
-      </w:pPr>
-    </w:lvl>
-    <w:lvl w:ilvl="4">
-      <w:start w:val="81"/>
-      <w:numFmt w:val="decimal"/>
-      <w:lvlText w:val="%5."/>
-      <w:lvlJc w:val="left"/>
-      <w:pPr>
-        <w:ind w:left="3600" w:hanging="480"/>
-      </w:pPr>
-    </w:lvl>
-    <w:lvl w:ilvl="5">
-      <w:start w:val="81"/>
-      <w:numFmt w:val="decimal"/>
-      <w:lvlText w:val="%6."/>
-      <w:lvlJc w:val="left"/>
-      <w:pPr>
-        <w:ind w:left="4320" w:hanging="480"/>
-      </w:pPr>
-    </w:lvl>
-    <w:lvl w:ilvl="6">
-      <w:start w:val="81"/>
-      <w:numFmt w:val="decimal"/>
-      <w:lvlText w:val="%7."/>
-      <w:lvlJc w:val="left"/>
-      <w:pPr>
-        <w:ind w:left="5040" w:hanging="480"/>
-      </w:pPr>
-    </w:lvl>
-    <w:lvl w:ilvl="7">
-      <w:start w:val="81"/>
-      <w:numFmt w:val="decimal"/>
-      <w:lvlText w:val="%8."/>
-      <w:lvlJc w:val="left"/>
-      <w:pPr>
-        <w:ind w:left="5760" w:hanging="480"/>
-      </w:pPr>
-    </w:lvl>
-    <w:lvl w:ilvl="8">
-      <w:start w:val="81"/>
-      <w:numFmt w:val="decimal"/>
-      <w:lvlText w:val="%9."/>
-      <w:lvlJc w:val="left"/>
-      <w:pPr>
-        <w:ind w:left="6480" w:hanging="480"/>
-      </w:pPr>
-    </w:lvl>
-  </w:abstractNum>
-  <w:abstractNum w:abstractNumId="9941106">
-    <w:nsid w:val="A9941106"/>
-    <w:multiLevelType w:val="multilevel"/>
-    <w:lvl w:ilvl="0">
-      <w:start w:val="106"/>
-      <w:numFmt w:val="decimal"/>
-      <w:lvlText w:val="%1."/>
-      <w:lvlJc w:val="left"/>
-      <w:pPr>
-        <w:ind w:left="720" w:hanging="480"/>
-      </w:pPr>
-    </w:lvl>
-    <w:lvl w:ilvl="1">
-      <w:start w:val="106"/>
-      <w:numFmt w:val="decimal"/>
-      <w:lvlText w:val="%2."/>
-      <w:lvlJc w:val="left"/>
-      <w:pPr>
-        <w:ind w:left="1440" w:hanging="480"/>
-      </w:pPr>
-    </w:lvl>
-    <w:lvl w:ilvl="2">
-      <w:start w:val="106"/>
-      <w:numFmt w:val="decimal"/>
-      <w:lvlText w:val="%3."/>
-      <w:lvlJc w:val="left"/>
-      <w:pPr>
-        <w:ind w:left="2160" w:hanging="480"/>
-      </w:pPr>
-    </w:lvl>
-    <w:lvl w:ilvl="3">
-      <w:start w:val="106"/>
-      <w:numFmt w:val="decimal"/>
-      <w:lvlText w:val="%4."/>
-      <w:lvlJc w:val="left"/>
-      <w:pPr>
-        <w:ind w:left="2880" w:hanging="480"/>
-      </w:pPr>
-    </w:lvl>
-    <w:lvl w:ilvl="4">
-      <w:start w:val="106"/>
-      <w:numFmt w:val="decimal"/>
-      <w:lvlText w:val="%5."/>
-      <w:lvlJc w:val="left"/>
-      <w:pPr>
-        <w:ind w:left="3600" w:hanging="480"/>
-      </w:pPr>
-    </w:lvl>
-    <w:lvl w:ilvl="5">
-      <w:start w:val="106"/>
-      <w:numFmt w:val="decimal"/>
-      <w:lvlText w:val="%6."/>
-      <w:lvlJc w:val="left"/>
-      <w:pPr>
-        <w:ind w:left="4320" w:hanging="480"/>
-      </w:pPr>
-    </w:lvl>
-    <w:lvl w:ilvl="6">
-      <w:start w:val="106"/>
-      <w:numFmt w:val="decimal"/>
-      <w:lvlText w:val="%7."/>
-      <w:lvlJc w:val="left"/>
-      <w:pPr>
-        <w:ind w:left="5040" w:hanging="480"/>
-      </w:pPr>
-    </w:lvl>
-    <w:lvl w:ilvl="7">
-      <w:start w:val="106"/>
-      <w:numFmt w:val="decimal"/>
-      <w:lvlText w:val="%8."/>
-      <w:lvlJc w:val="left"/>
-      <w:pPr>
-        <w:ind w:left="5760" w:hanging="480"/>
-      </w:pPr>
-    </w:lvl>
-    <w:lvl w:ilvl="8">
-      <w:start w:val="106"/>
-      <w:numFmt w:val="decimal"/>
-      <w:lvlText w:val="%9."/>
-      <w:lvlJc w:val="left"/>
-      <w:pPr>
-        <w:ind w:left="6480" w:hanging="480"/>
-      </w:pPr>
-    </w:lvl>
-  </w:abstractNum>
   <w:num w:numId="1000">
     <w:abstractNumId w:val="990"/>
-  </w:num>
-  <w:num w:numId="1001">
-    <w:abstractNumId w:val="99411"/>
-    <w:lvlOverride w:ilvl="0">
-      <w:startOverride w:val="1"/>
-    </w:lvlOverride>
-    <w:lvlOverride w:ilvl="1">
-      <w:startOverride w:val="1"/>
-    </w:lvlOverride>
-    <w:lvlOverride w:ilvl="2">
-      <w:startOverride w:val="1"/>
-    </w:lvlOverride>
-    <w:lvlOverride w:ilvl="3">
-      <w:startOverride w:val="1"/>
-    </w:lvlOverride>
-    <w:lvlOverride w:ilvl="4">
-      <w:startOverride w:val="1"/>
-    </w:lvlOverride>
-    <w:lvlOverride w:ilvl="5">
-      <w:startOverride w:val="1"/>
-    </w:lvlOverride>
-    <w:lvlOverride w:ilvl="6">
-      <w:startOverride w:val="1"/>
-    </w:lvlOverride>
-    <w:lvlOverride w:ilvl="7">
-      <w:startOverride w:val="1"/>
-    </w:lvlOverride>
-    <w:lvlOverride w:ilvl="8">
-      <w:startOverride w:val="1"/>
-    </w:lvlOverride>
-  </w:num>
-  <w:num w:numId="1002">
-    <w:abstractNumId w:val="994116"/>
-    <w:lvlOverride w:ilvl="0">
-      <w:startOverride w:val="16"/>
-    </w:lvlOverride>
-    <w:lvlOverride w:ilvl="1">
-      <w:startOverride w:val="16"/>
-    </w:lvlOverride>
-    <w:lvlOverride w:ilvl="2">
-      <w:startOverride w:val="16"/>
-    </w:lvlOverride>
-    <w:lvlOverride w:ilvl="3">
-      <w:startOverride w:val="16"/>
-    </w:lvlOverride>
-    <w:lvlOverride w:ilvl="4">
-      <w:startOverride w:val="16"/>
-    </w:lvlOverride>
-    <w:lvlOverride w:ilvl="5">
-      <w:startOverride w:val="16"/>
-    </w:lvlOverride>
-    <w:lvlOverride w:ilvl="6">
-      <w:startOverride w:val="16"/>
-    </w:lvlOverride>
-    <w:lvlOverride w:ilvl="7">
-      <w:startOverride w:val="16"/>
-    </w:lvlOverride>
-    <w:lvlOverride w:ilvl="8">
-      <w:startOverride w:val="16"/>
-    </w:lvlOverride>
-  </w:num>
-  <w:num w:numId="1003">
-    <w:abstractNumId w:val="994151"/>
-    <w:lvlOverride w:ilvl="0">
-      <w:startOverride w:val="51"/>
-    </w:lvlOverride>
-    <w:lvlOverride w:ilvl="1">
-      <w:startOverride w:val="51"/>
-    </w:lvlOverride>
-    <w:lvlOverride w:ilvl="2">
-      <w:startOverride w:val="51"/>
-    </w:lvlOverride>
-    <w:lvlOverride w:ilvl="3">
-      <w:startOverride w:val="51"/>
-    </w:lvlOverride>
-    <w:lvlOverride w:ilvl="4">
-      <w:startOverride w:val="51"/>
-    </w:lvlOverride>
-    <w:lvlOverride w:ilvl="5">
-      <w:startOverride w:val="51"/>
-    </w:lvlOverride>
-    <w:lvlOverride w:ilvl="6">
-      <w:startOverride w:val="51"/>
-    </w:lvlOverride>
-    <w:lvlOverride w:ilvl="7">
-      <w:startOverride w:val="51"/>
-    </w:lvlOverride>
-    <w:lvlOverride w:ilvl="8">
-      <w:startOverride w:val="51"/>
-    </w:lvlOverride>
-  </w:num>
-  <w:num w:numId="1004">
-    <w:abstractNumId w:val="994181"/>
-    <w:lvlOverride w:ilvl="0">
-      <w:startOverride w:val="81"/>
-    </w:lvlOverride>
-    <w:lvlOverride w:ilvl="1">
-      <w:startOverride w:val="81"/>
-    </w:lvlOverride>
-    <w:lvlOverride w:ilvl="2">
-      <w:startOverride w:val="81"/>
-    </w:lvlOverride>
-    <w:lvlOverride w:ilvl="3">
-      <w:startOverride w:val="81"/>
-    </w:lvlOverride>
-    <w:lvlOverride w:ilvl="4">
-      <w:startOverride w:val="81"/>
-    </w:lvlOverride>
-    <w:lvlOverride w:ilvl="5">
-      <w:startOverride w:val="81"/>
-    </w:lvlOverride>
-    <w:lvlOverride w:ilvl="6">
-      <w:startOverride w:val="81"/>
-    </w:lvlOverride>
-    <w:lvlOverride w:ilvl="7">
-      <w:startOverride w:val="81"/>
-    </w:lvlOverride>
-    <w:lvlOverride w:ilvl="8">
-      <w:startOverride w:val="81"/>
-    </w:lvlOverride>
-  </w:num>
-  <w:num w:numId="1005">
-    <w:abstractNumId w:val="9941106"/>
-    <w:lvlOverride w:ilvl="0">
-      <w:startOverride w:val="106"/>
-    </w:lvlOverride>
-    <w:lvlOverride w:ilvl="1">
-      <w:startOverride w:val="106"/>
-    </w:lvlOverride>
-    <w:lvlOverride w:ilvl="2">
-      <w:startOverride w:val="106"/>
-    </w:lvlOverride>
-    <w:lvlOverride w:ilvl="3">
-      <w:startOverride w:val="106"/>
-    </w:lvlOverride>
-    <w:lvlOverride w:ilvl="4">
-      <w:startOverride w:val="106"/>
-    </w:lvlOverride>
-    <w:lvlOverride w:ilvl="5">
-      <w:startOverride w:val="106"/>
-    </w:lvlOverride>
-    <w:lvlOverride w:ilvl="6">
-      <w:startOverride w:val="106"/>
-    </w:lvlOverride>
-    <w:lvlOverride w:ilvl="7">
-      <w:startOverride w:val="106"/>
-    </w:lvlOverride>
-    <w:lvlOverride w:ilvl="8">
-      <w:startOverride w:val="106"/>
-    </w:lvlOverride>
   </w:num>
 </w:numbering>
 </file>
